--- a/Herschberger_CV.docx
+++ b/Herschberger_CV.docx
@@ -44,39 +44,7 @@
           <w:sz w:val="24"/>
           <w:szCs w:val="24"/>
         </w:rPr>
-        <w:t>Ph.D</w:t>
-      </w:r>
-      <w:r>
-        <w:rPr>
-          <w:rFonts w:cs="Times New Roman" w:ascii="Times New Roman" w:hAnsi="Times New Roman"/>
-          <w:sz w:val="24"/>
-          <w:szCs w:val="24"/>
-        </w:rPr>
-        <w:t xml:space="preserve">. Student and </w:t>
-      </w:r>
-      <w:r>
-        <w:rPr>
-          <w:rFonts w:cs="Times New Roman" w:ascii="Times New Roman" w:hAnsi="Times New Roman"/>
-          <w:sz w:val="24"/>
-          <w:szCs w:val="24"/>
-        </w:rPr>
-        <w:t>Research</w:t>
-      </w:r>
-      <w:r>
-        <w:rPr>
-          <w:rFonts w:cs="Times New Roman" w:ascii="Times New Roman" w:hAnsi="Times New Roman"/>
-          <w:sz w:val="24"/>
-          <w:szCs w:val="24"/>
-        </w:rPr>
-        <w:t xml:space="preserve"> Assistant • University of </w:t>
-      </w:r>
-      <w:r>
-        <w:rPr>
-          <w:rFonts w:cs="Times New Roman" w:ascii="Times New Roman" w:hAnsi="Times New Roman"/>
-          <w:sz w:val="24"/>
-          <w:szCs w:val="24"/>
-        </w:rPr>
-        <w:t>Florida</w:t>
+        <w:t>Ph.D. Student and Research Assistant • University of Florida</w:t>
       </w:r>
     </w:p>
     <w:p>
@@ -96,55 +64,7 @@
           <w:sz w:val="24"/>
           <w:szCs w:val="24"/>
         </w:rPr>
-        <w:t xml:space="preserve">Department of </w:t>
-      </w:r>
-      <w:r>
-        <w:rPr>
-          <w:rFonts w:cs="Times New Roman" w:ascii="Times New Roman" w:hAnsi="Times New Roman"/>
-          <w:sz w:val="24"/>
-          <w:szCs w:val="24"/>
-        </w:rPr>
-        <w:t>Entomology and Nematology</w:t>
-      </w:r>
-      <w:r>
-        <w:rPr>
-          <w:rFonts w:cs="Times New Roman" w:ascii="Times New Roman" w:hAnsi="Times New Roman"/>
-          <w:sz w:val="24"/>
-          <w:szCs w:val="24"/>
-        </w:rPr>
-        <w:t xml:space="preserve"> • </w:t>
-      </w:r>
-      <w:r>
-        <w:rPr>
-          <w:rFonts w:cs="Times New Roman" w:ascii="Times New Roman" w:hAnsi="Times New Roman"/>
-          <w:sz w:val="24"/>
-          <w:szCs w:val="24"/>
-        </w:rPr>
-        <w:t>E</w:t>
-      </w:r>
-      <w:r>
-        <w:rPr>
-          <w:rFonts w:cs="Times New Roman" w:ascii="Times New Roman" w:hAnsi="Times New Roman"/>
-          <w:sz w:val="24"/>
-          <w:szCs w:val="24"/>
-        </w:rPr>
-        <w:t>YN</w:t>
-      </w:r>
-      <w:r>
-        <w:rPr>
-          <w:rFonts w:cs="Times New Roman" w:ascii="Times New Roman" w:hAnsi="Times New Roman"/>
-          <w:sz w:val="24"/>
-          <w:szCs w:val="24"/>
-        </w:rPr>
-        <w:t xml:space="preserve"> 2</w:t>
-      </w:r>
-      <w:r>
-        <w:rPr>
-          <w:rFonts w:cs="Times New Roman" w:ascii="Times New Roman" w:hAnsi="Times New Roman"/>
-          <w:sz w:val="24"/>
-          <w:szCs w:val="24"/>
-        </w:rPr>
-        <w:t>128</w:t>
+        <w:t>Department of Entomology and Nematology • EYN 2128</w:t>
       </w:r>
     </w:p>
     <w:p>
@@ -174,23 +94,7 @@
           <w:sz w:val="24"/>
           <w:szCs w:val="24"/>
         </w:rPr>
-        <w:t xml:space="preserve"> j.herschberger@</w:t>
-      </w:r>
-      <w:r>
-        <w:rPr>
-          <w:rFonts w:cs="Times New Roman" w:ascii="Times New Roman" w:hAnsi="Times New Roman"/>
-          <w:sz w:val="24"/>
-          <w:szCs w:val="24"/>
-        </w:rPr>
-        <w:t>ufl</w:t>
-      </w:r>
-      <w:r>
-        <w:rPr>
-          <w:rFonts w:cs="Times New Roman" w:ascii="Times New Roman" w:hAnsi="Times New Roman"/>
-          <w:sz w:val="24"/>
-          <w:szCs w:val="24"/>
-        </w:rPr>
-        <w:t>.edu</w:t>
+        <w:t xml:space="preserve"> j.herschberger@ufl.edu</w:t>
       </w:r>
     </w:p>
     <w:p>
@@ -241,106 +145,25 @@
           <w:sz w:val="24"/>
           <w:szCs w:val="24"/>
         </w:rPr>
-        <w:t>Ph</w:t>
-      </w:r>
-      <w:r>
-        <w:rPr>
-          <w:rFonts w:cs="Times New Roman" w:ascii="Times New Roman" w:hAnsi="Times New Roman"/>
-          <w:iCs/>
-          <w:sz w:val="24"/>
-          <w:szCs w:val="24"/>
-        </w:rPr>
-        <w:t>.</w:t>
-      </w:r>
-      <w:r>
-        <w:rPr>
-          <w:rFonts w:cs="Times New Roman" w:ascii="Times New Roman" w:hAnsi="Times New Roman"/>
-          <w:iCs/>
-          <w:sz w:val="24"/>
-          <w:szCs w:val="24"/>
-        </w:rPr>
-        <w:t>D</w:t>
-      </w:r>
-      <w:r>
-        <w:rPr>
-          <w:rFonts w:cs="Times New Roman" w:ascii="Times New Roman" w:hAnsi="Times New Roman"/>
-          <w:iCs/>
-          <w:sz w:val="24"/>
-          <w:szCs w:val="24"/>
-        </w:rPr>
-        <w:t>.</w:t>
-      </w:r>
-      <w:r>
-        <w:rPr>
-          <w:rFonts w:cs="Times New Roman" w:ascii="Times New Roman" w:hAnsi="Times New Roman"/>
-          <w:i/>
-          <w:sz w:val="24"/>
-          <w:szCs w:val="24"/>
-        </w:rPr>
-        <w:t xml:space="preserve">  University of </w:t>
-      </w:r>
-      <w:r>
-        <w:rPr>
-          <w:rFonts w:cs="Times New Roman" w:ascii="Times New Roman" w:hAnsi="Times New Roman"/>
-          <w:i/>
-          <w:sz w:val="24"/>
-          <w:szCs w:val="24"/>
-        </w:rPr>
-        <w:t>Florida</w:t>
-      </w:r>
-      <w:r>
-        <w:rPr>
-          <w:rFonts w:cs="Times New Roman" w:ascii="Times New Roman" w:hAnsi="Times New Roman"/>
-          <w:i/>
-          <w:sz w:val="24"/>
-          <w:szCs w:val="24"/>
-        </w:rPr>
-        <w:t xml:space="preserve">, </w:t>
-      </w:r>
-      <w:r>
-        <w:rPr>
-          <w:rFonts w:cs="Times New Roman" w:ascii="Times New Roman" w:hAnsi="Times New Roman"/>
-          <w:iCs/>
-          <w:sz w:val="24"/>
-          <w:szCs w:val="24"/>
-        </w:rPr>
-        <w:t>Entomology and Nematology</w:t>
-      </w:r>
-      <w:r>
-        <w:rPr>
-          <w:rFonts w:cs="Times New Roman" w:ascii="Times New Roman" w:hAnsi="Times New Roman"/>
-          <w:iCs/>
-          <w:sz w:val="24"/>
-          <w:szCs w:val="24"/>
-        </w:rPr>
-        <w:t xml:space="preserve">, </w:t>
-      </w:r>
-      <w:r>
-        <w:rPr>
-          <w:rFonts w:cs="Times New Roman" w:ascii="Times New Roman" w:hAnsi="Times New Roman"/>
-          <w:iCs/>
-          <w:sz w:val="24"/>
-          <w:szCs w:val="24"/>
-        </w:rPr>
-        <w:t>Gainesville</w:t>
-      </w:r>
-      <w:r>
-        <w:rPr>
-          <w:rFonts w:cs="Times New Roman" w:ascii="Times New Roman" w:hAnsi="Times New Roman"/>
-          <w:iCs/>
-          <w:sz w:val="24"/>
-          <w:szCs w:val="24"/>
-        </w:rPr>
-        <w:t xml:space="preserve">, </w:t>
-      </w:r>
-      <w:r>
-        <w:rPr>
-          <w:rFonts w:cs="Times New Roman" w:ascii="Times New Roman" w:hAnsi="Times New Roman"/>
-          <w:iCs/>
-          <w:sz w:val="24"/>
-          <w:szCs w:val="24"/>
-        </w:rPr>
-        <w:t>FL</w:t>
+        <w:t>Ph.D.</w:t>
+      </w:r>
+      <w:r>
+        <w:rPr>
+          <w:rFonts w:cs="Times New Roman" w:ascii="Times New Roman" w:hAnsi="Times New Roman"/>
+          <w:i/>
+          <w:sz w:val="24"/>
+          <w:szCs w:val="24"/>
+        </w:rPr>
+        <w:t xml:space="preserve">  University of Florida, </w:t>
+      </w:r>
+      <w:r>
+        <w:rPr>
+          <w:rFonts w:cs="Times New Roman" w:ascii="Times New Roman" w:hAnsi="Times New Roman"/>
+          <w:iCs/>
+          <w:sz w:val="24"/>
+          <w:szCs w:val="24"/>
+        </w:rPr>
+        <w:t>Entomology and Nematology, Gainesville, FL</w:t>
       </w:r>
       <w:r>
         <w:rPr>
@@ -360,40 +183,7 @@
           <w:sz w:val="24"/>
           <w:szCs w:val="24"/>
         </w:rPr>
-        <w:t>202</w:t>
-      </w:r>
-      <w:r>
-        <w:rPr>
-          <w:rFonts w:cs="Times New Roman" w:ascii="Times New Roman" w:hAnsi="Times New Roman"/>
-          <w:bCs/>
-          <w:i/>
-          <w:iCs/>
-          <w:sz w:val="24"/>
-          <w:szCs w:val="24"/>
-        </w:rPr>
-        <w:t>2</w:t>
-      </w:r>
-      <w:r>
-        <w:rPr>
-          <w:rFonts w:cs="Times New Roman" w:ascii="Times New Roman" w:hAnsi="Times New Roman"/>
-          <w:bCs/>
-          <w:i/>
-          <w:iCs/>
-          <w:sz w:val="24"/>
-          <w:szCs w:val="24"/>
-        </w:rPr>
-        <w:t>-</w:t>
-      </w:r>
-      <w:r>
-        <w:rPr>
-          <w:rFonts w:cs="Times New Roman" w:ascii="Times New Roman" w:hAnsi="Times New Roman"/>
-          <w:bCs/>
-          <w:i/>
-          <w:iCs/>
-          <w:sz w:val="24"/>
-          <w:szCs w:val="24"/>
-        </w:rPr>
-        <w:t>present</w:t>
+        <w:t>2022-present</w:t>
       </w:r>
     </w:p>
     <w:p>
@@ -413,31 +203,7 @@
           <w:sz w:val="24"/>
           <w:szCs w:val="24"/>
         </w:rPr>
-        <w:t>Dissertation</w:t>
-      </w:r>
-      <w:r>
-        <w:rPr>
-          <w:rFonts w:cs="Times New Roman" w:ascii="Times New Roman" w:hAnsi="Times New Roman"/>
-          <w:sz w:val="24"/>
-          <w:szCs w:val="24"/>
-        </w:rPr>
-        <w:t xml:space="preserve"> “</w:t>
-      </w:r>
-      <w:r>
-        <w:rPr>
-          <w:rFonts w:cs="Times New Roman" w:ascii="Times New Roman" w:hAnsi="Times New Roman"/>
-          <w:sz w:val="24"/>
-          <w:szCs w:val="24"/>
-        </w:rPr>
-        <w:t>Plant chemical defense optimization across latitude gradients</w:t>
-      </w:r>
-      <w:r>
-        <w:rPr>
-          <w:rFonts w:cs="Times New Roman" w:ascii="Times New Roman" w:hAnsi="Times New Roman"/>
-          <w:sz w:val="24"/>
-          <w:szCs w:val="24"/>
-        </w:rPr>
-        <w:t>”</w:t>
+        <w:t>Dissertation “Plant chemical defense optimization across latitude gradients”</w:t>
       </w:r>
     </w:p>
     <w:p>
@@ -462,7 +228,16 @@
           <w:sz w:val="24"/>
           <w:szCs w:val="24"/>
         </w:rPr>
-        <w:t xml:space="preserve">Advisor: Dr. Monica Kersch-Becker </w:t>
+        <w:t xml:space="preserve">Advisor: Dr. </w:t>
+      </w:r>
+      <w:r>
+        <w:rPr>
+          <w:rFonts w:cs="Times New Roman" w:ascii="Times New Roman" w:hAnsi="Times New Roman"/>
+          <w:iCs/>
+          <w:sz w:val="24"/>
+          <w:szCs w:val="24"/>
+        </w:rPr>
+        <w:t>Phil Hahn</w:t>
       </w:r>
     </w:p>
     <w:p>
@@ -1969,23 +1744,7 @@
           <w:sz w:val="24"/>
           <w:szCs w:val="24"/>
         </w:rPr>
-        <w:t>Research</w:t>
-      </w:r>
-      <w:r>
-        <w:rPr>
-          <w:rFonts w:cs="Times New Roman" w:ascii="Times New Roman" w:hAnsi="Times New Roman"/>
-          <w:sz w:val="24"/>
-          <w:szCs w:val="24"/>
-        </w:rPr>
-        <w:t xml:space="preserve"> Assistant- University of </w:t>
-      </w:r>
-      <w:r>
-        <w:rPr>
-          <w:rFonts w:cs="Times New Roman" w:ascii="Times New Roman" w:hAnsi="Times New Roman"/>
-          <w:sz w:val="24"/>
-          <w:szCs w:val="24"/>
-        </w:rPr>
-        <w:t>Florida</w:t>
+        <w:t>Research Assistant- University of Florida</w:t>
       </w:r>
       <w:r>
         <w:rPr>
@@ -2005,40 +1764,7 @@
           <w:sz w:val="24"/>
           <w:szCs w:val="24"/>
         </w:rPr>
-        <w:t xml:space="preserve">Fall </w:t>
-      </w:r>
-      <w:r>
-        <w:rPr>
-          <w:rFonts w:cs="Times New Roman" w:ascii="Times New Roman" w:hAnsi="Times New Roman"/>
-          <w:bCs/>
-          <w:i/>
-          <w:iCs/>
-          <w:sz w:val="24"/>
-          <w:szCs w:val="24"/>
-        </w:rPr>
-        <w:t>202</w:t>
-      </w:r>
-      <w:r>
-        <w:rPr>
-          <w:rFonts w:cs="Times New Roman" w:ascii="Times New Roman" w:hAnsi="Times New Roman"/>
-          <w:bCs/>
-          <w:i/>
-          <w:iCs/>
-          <w:sz w:val="24"/>
-          <w:szCs w:val="24"/>
-        </w:rPr>
-        <w:t>2</w:t>
-      </w:r>
-      <w:r>
-        <w:rPr>
-          <w:rFonts w:cs="Times New Roman" w:ascii="Times New Roman" w:hAnsi="Times New Roman"/>
-          <w:bCs/>
-          <w:i/>
-          <w:iCs/>
-          <w:sz w:val="24"/>
-          <w:szCs w:val="24"/>
-        </w:rPr>
-        <w:t>-Present</w:t>
+        <w:t>Fall 2022-Present</w:t>
       </w:r>
     </w:p>
     <w:p>
@@ -3142,18 +2868,7 @@
           <w:sz w:val="24"/>
           <w:szCs w:val="24"/>
         </w:rPr>
-        <w:t xml:space="preserve">Dr. </w:t>
-      </w:r>
-      <w:r>
-        <w:rPr>
-          <w:rFonts w:eastAsia="Times New Roman" w:cs="Times New Roman" w:ascii="Times New Roman" w:hAnsi="Times New Roman"/>
-          <w:b/>
-          <w:bCs/>
-          <w:color w:val="000000"/>
-          <w:sz w:val="24"/>
-          <w:szCs w:val="24"/>
-        </w:rPr>
-        <w:t>Phil Hahn</w:t>
+        <w:t>Dr. Phil Hahn</w:t>
       </w:r>
     </w:p>
     <w:p>
@@ -3180,40 +2895,7 @@
           <w:sz w:val="24"/>
           <w:szCs w:val="24"/>
         </w:rPr>
-        <w:t xml:space="preserve">Assistant Professor, Department of </w:t>
-      </w:r>
-      <w:r>
-        <w:rPr>
-          <w:rFonts w:eastAsia="Times New Roman" w:cs="Times New Roman" w:ascii="Times New Roman" w:hAnsi="Times New Roman"/>
-          <w:i/>
-          <w:iCs/>
-          <w:color w:val="000000"/>
-          <w:sz w:val="24"/>
-          <w:szCs w:val="24"/>
-        </w:rPr>
-        <w:t>Entomology and Nematology</w:t>
-      </w:r>
-      <w:r>
-        <w:rPr>
-          <w:rFonts w:eastAsia="Times New Roman" w:cs="Times New Roman" w:ascii="Times New Roman" w:hAnsi="Times New Roman"/>
-          <w:i/>
-          <w:iCs/>
-          <w:color w:val="000000"/>
-          <w:sz w:val="24"/>
-          <w:szCs w:val="24"/>
-        </w:rPr>
-        <w:t xml:space="preserve"> at University of </w:t>
-      </w:r>
-      <w:r>
-        <w:rPr>
-          <w:rFonts w:eastAsia="Times New Roman" w:cs="Times New Roman" w:ascii="Times New Roman" w:hAnsi="Times New Roman"/>
-          <w:i/>
-          <w:iCs/>
-          <w:color w:val="000000"/>
-          <w:sz w:val="24"/>
-          <w:szCs w:val="24"/>
-        </w:rPr>
-        <w:t>Florida</w:t>
+        <w:t>Assistant Professor, Department of Entomology and Nematology at University of Florida</w:t>
       </w:r>
     </w:p>
     <w:p>
@@ -3318,34 +3000,7 @@
           <w:sz w:val="24"/>
           <w:szCs w:val="24"/>
         </w:rPr>
-        <w:t xml:space="preserve">Dr. </w:t>
-      </w:r>
-      <w:r>
-        <w:rPr>
-          <w:rFonts w:eastAsia="Times New Roman" w:cs="Times New Roman" w:ascii="Times New Roman" w:hAnsi="Times New Roman"/>
-          <w:color w:val="000000"/>
-          <w:sz w:val="24"/>
-          <w:szCs w:val="24"/>
-        </w:rPr>
-        <w:t>Han</w:t>
-      </w:r>
-      <w:r>
-        <w:rPr>
-          <w:rFonts w:eastAsia="Times New Roman" w:cs="Times New Roman" w:ascii="Times New Roman" w:hAnsi="Times New Roman"/>
-          <w:color w:val="000000"/>
-          <w:sz w:val="24"/>
-          <w:szCs w:val="24"/>
-        </w:rPr>
-        <w:t xml:space="preserve"> supervised my research on plant</w:t>
-      </w:r>
-      <w:r>
-        <w:rPr>
-          <w:rFonts w:eastAsia="Times New Roman" w:cs="Times New Roman" w:ascii="Times New Roman" w:hAnsi="Times New Roman"/>
-          <w:color w:val="000000"/>
-          <w:sz w:val="24"/>
-          <w:szCs w:val="24"/>
-        </w:rPr>
-        <w:t xml:space="preserve"> chemical defense optimization across latitudinal gradients.</w:t>
+        <w:t>Dr. Han supervised my research on plant chemical defense optimization across latitudinal gradients.</w:t>
       </w:r>
     </w:p>
     <w:p>
@@ -3654,7 +3309,7 @@
         <w:docPartGallery w:val="Page Numbers (Top of Page)"/>
         <w:docPartUnique w:val="true"/>
       </w:docPartObj>
-      <w:id w:val="2092271323"/>
+      <w:id w:val="810186631"/>
     </w:sdtPr>
     <w:sdtContent>
       <w:p>
@@ -4735,6 +4390,7 @@
     <w:qFormat/>
     <w:pPr>
       <w:widowControl/>
+      <w:suppressAutoHyphens w:val="true"/>
       <w:bidi w:val="0"/>
       <w:spacing w:lineRule="auto" w:line="259" w:before="0" w:after="160"/>
       <w:jc w:val="left"/>

--- a/Herschberger_CV.docx
+++ b/Herschberger_CV.docx
@@ -228,16 +228,7 @@
           <w:sz w:val="24"/>
           <w:szCs w:val="24"/>
         </w:rPr>
-        <w:t xml:space="preserve">Advisor: Dr. </w:t>
-      </w:r>
-      <w:r>
-        <w:rPr>
-          <w:rFonts w:cs="Times New Roman" w:ascii="Times New Roman" w:hAnsi="Times New Roman"/>
-          <w:iCs/>
-          <w:sz w:val="24"/>
-          <w:szCs w:val="24"/>
-        </w:rPr>
-        <w:t>Phil Hahn</w:t>
+        <w:t>Advisor: Dr. Phil Hahn</w:t>
       </w:r>
     </w:p>
     <w:p>
@@ -504,40 +495,7 @@
           <w:sz w:val="24"/>
           <w:szCs w:val="24"/>
         </w:rPr>
-        <w:t xml:space="preserve"> Herbivore induced chemical defenses can influence multiple aspects of plant physiology, plant communities and arthropod communities. I would like to investigate plant responses to herbivory and how those responses can affect the plant physiology, or multiple aspects of the surrounding insect community.</w:t>
-      </w:r>
-    </w:p>
-    <w:p>
-      <w:pPr>
-        <w:pStyle w:val="Normal"/>
-        <w:tabs>
-          <w:tab w:val="clear" w:pos="720"/>
-          <w:tab w:val="right" w:pos="9360" w:leader="none"/>
-        </w:tabs>
-        <w:spacing w:lineRule="auto" w:line="240" w:before="60" w:after="120"/>
-        <w:rPr>
-          <w:rFonts w:ascii="Times New Roman" w:hAnsi="Times New Roman" w:cs="Times New Roman"/>
-          <w:sz w:val="24"/>
-          <w:szCs w:val="24"/>
-        </w:rPr>
-      </w:pPr>
-      <w:r>
-        <w:rPr>
-          <w:rFonts w:cs="Times New Roman" w:ascii="Times New Roman" w:hAnsi="Times New Roman"/>
-          <w:b/>
-          <w:bCs/>
-          <w:sz w:val="24"/>
-          <w:szCs w:val="24"/>
-        </w:rPr>
-        <w:t xml:space="preserve">Interest 2: </w:t>
-      </w:r>
-      <w:r>
-        <w:rPr>
-          <w:rFonts w:cs="Times New Roman" w:ascii="Times New Roman" w:hAnsi="Times New Roman"/>
-          <w:sz w:val="24"/>
-          <w:szCs w:val="24"/>
-        </w:rPr>
-        <w:t>Insect physiology can be influence by multiple external stimuli. Environmental factors such as climate change, consumed food sources, or social interactions can influence insect physiology. I am interested how insects respond physiologically to different stimuli so we can increase integrated pest management efforts or increase our knowledge on beneficial insect conservation efforts.</w:t>
+        <w:t xml:space="preserve"> Herbivore induced chemical defenses can influence multiple aspects of plant physiology, plant communities and arthropod communities. I would like to investigate plant responses to herbivory and how those responses can affect the plant physiology, or multiple aspects of the surrounding insect community across latitudinal gradients.</w:t>
       </w:r>
     </w:p>
     <w:p>
@@ -596,12 +554,219 @@
           <w:sz w:val="24"/>
           <w:szCs w:val="24"/>
         </w:rPr>
+        <w:t xml:space="preserve">, Calixto </w:t>
+      </w:r>
+      <w:r>
+        <w:rPr>
+          <w:rFonts w:cs="Times New Roman" w:ascii="Times New Roman" w:hAnsi="Times New Roman"/>
+          <w:sz w:val="24"/>
+          <w:szCs w:val="24"/>
+        </w:rPr>
+        <w:t xml:space="preserve">ES, </w:t>
+      </w:r>
+      <w:r>
+        <w:rPr>
+          <w:rFonts w:cs="Times New Roman" w:ascii="Times New Roman" w:hAnsi="Times New Roman"/>
+          <w:sz w:val="24"/>
+          <w:szCs w:val="24"/>
+        </w:rPr>
+        <w:t xml:space="preserve">&amp; </w:t>
+      </w:r>
+      <w:r>
+        <w:rPr>
+          <w:rFonts w:cs="Times New Roman" w:ascii="Times New Roman" w:hAnsi="Times New Roman"/>
+          <w:sz w:val="24"/>
+          <w:szCs w:val="24"/>
+        </w:rPr>
+        <w:t>Hahn P</w:t>
+      </w:r>
+      <w:r>
+        <w:rPr>
+          <w:rFonts w:cs="Times New Roman" w:ascii="Times New Roman" w:hAnsi="Times New Roman"/>
+          <w:sz w:val="24"/>
+          <w:szCs w:val="24"/>
+        </w:rPr>
+        <w:t>G</w:t>
+      </w:r>
+      <w:r>
+        <w:rPr>
+          <w:rFonts w:cs="Times New Roman" w:ascii="Times New Roman" w:hAnsi="Times New Roman"/>
+          <w:sz w:val="24"/>
+          <w:szCs w:val="24"/>
+        </w:rPr>
+        <w:t xml:space="preserve">. </w:t>
+      </w:r>
+      <w:r>
+        <w:rPr>
+          <w:rFonts w:cs="Times New Roman" w:ascii="Times New Roman" w:hAnsi="Times New Roman"/>
+          <w:b/>
+          <w:sz w:val="24"/>
+          <w:szCs w:val="24"/>
+        </w:rPr>
+        <w:t>202</w:t>
+      </w:r>
+      <w:r>
+        <w:rPr>
+          <w:rFonts w:cs="Times New Roman" w:ascii="Times New Roman" w:hAnsi="Times New Roman"/>
+          <w:b/>
+          <w:sz w:val="24"/>
+          <w:szCs w:val="24"/>
+        </w:rPr>
+        <w:t>3</w:t>
+      </w:r>
+      <w:r>
+        <w:rPr>
+          <w:rFonts w:cs="Times New Roman" w:ascii="Times New Roman" w:hAnsi="Times New Roman"/>
+          <w:bCs/>
+          <w:sz w:val="24"/>
+          <w:szCs w:val="24"/>
+        </w:rPr>
+        <w:t xml:space="preserve">. Defense trait trade-offs in </w:t>
+      </w:r>
+      <w:r>
+        <w:rPr>
+          <w:rFonts w:cs="Times New Roman" w:ascii="Times New Roman" w:hAnsi="Times New Roman"/>
+          <w:bCs/>
+          <w:i/>
+          <w:iCs/>
+          <w:sz w:val="24"/>
+          <w:szCs w:val="24"/>
+        </w:rPr>
+        <w:t>Solanum carolinense</w:t>
+      </w:r>
+      <w:r>
+        <w:rPr>
+          <w:rFonts w:cs="Times New Roman" w:ascii="Times New Roman" w:hAnsi="Times New Roman"/>
+          <w:bCs/>
+          <w:sz w:val="24"/>
+          <w:szCs w:val="24"/>
+        </w:rPr>
+        <w:t xml:space="preserve"> across latitudinal gradients</w:t>
+      </w:r>
+      <w:r>
+        <w:rPr>
+          <w:rFonts w:cs="Times New Roman" w:ascii="Times New Roman" w:hAnsi="Times New Roman"/>
+          <w:bCs/>
+          <w:i/>
+          <w:iCs/>
+          <w:sz w:val="24"/>
+          <w:szCs w:val="24"/>
+        </w:rPr>
+        <w:t>.</w:t>
+      </w:r>
+      <w:r>
+        <w:rPr>
+          <w:rFonts w:cs="Times New Roman" w:ascii="Times New Roman" w:hAnsi="Times New Roman"/>
+          <w:bCs/>
+          <w:i w:val="false"/>
+          <w:iCs w:val="false"/>
+          <w:sz w:val="24"/>
+          <w:szCs w:val="24"/>
+        </w:rPr>
+        <w:t xml:space="preserve"> </w:t>
+      </w:r>
+      <w:r>
+        <w:rPr>
+          <w:rFonts w:cs="Times New Roman" w:ascii="Times New Roman" w:hAnsi="Times New Roman"/>
+          <w:bCs/>
+          <w:i w:val="false"/>
+          <w:iCs w:val="false"/>
+          <w:sz w:val="24"/>
+          <w:szCs w:val="24"/>
+        </w:rPr>
+        <w:t>Gorden Research</w:t>
+      </w:r>
+      <w:r>
+        <w:rPr>
+          <w:rFonts w:cs="Times New Roman" w:ascii="Times New Roman" w:hAnsi="Times New Roman"/>
+          <w:i w:val="false"/>
+          <w:iCs w:val="false"/>
+          <w:sz w:val="24"/>
+          <w:szCs w:val="24"/>
+        </w:rPr>
+        <w:t xml:space="preserve"> </w:t>
+      </w:r>
+      <w:r>
+        <w:rPr>
+          <w:rFonts w:cs="Times New Roman" w:ascii="Times New Roman" w:hAnsi="Times New Roman"/>
+          <w:sz w:val="24"/>
+          <w:szCs w:val="24"/>
+        </w:rPr>
+        <w:t xml:space="preserve">Conference, </w:t>
+      </w:r>
+      <w:r>
+        <w:rPr>
+          <w:rFonts w:cs="Times New Roman" w:ascii="Times New Roman" w:hAnsi="Times New Roman"/>
+          <w:sz w:val="24"/>
+          <w:szCs w:val="24"/>
+        </w:rPr>
+        <w:t>Ventura</w:t>
+      </w:r>
+      <w:r>
+        <w:rPr>
+          <w:rFonts w:cs="Times New Roman" w:ascii="Times New Roman" w:hAnsi="Times New Roman"/>
+          <w:sz w:val="24"/>
+          <w:szCs w:val="24"/>
+        </w:rPr>
+        <w:t>, C</w:t>
+      </w:r>
+      <w:r>
+        <w:rPr>
+          <w:rFonts w:cs="Times New Roman" w:ascii="Times New Roman" w:hAnsi="Times New Roman"/>
+          <w:sz w:val="24"/>
+          <w:szCs w:val="24"/>
+        </w:rPr>
+        <w:t>A</w:t>
+      </w:r>
+      <w:r>
+        <w:rPr>
+          <w:rFonts w:cs="Times New Roman" w:ascii="Times New Roman" w:hAnsi="Times New Roman"/>
+          <w:sz w:val="24"/>
+          <w:szCs w:val="24"/>
+        </w:rPr>
+        <w:t>.</w:t>
+      </w:r>
+    </w:p>
+    <w:p>
+      <w:pPr>
+        <w:pStyle w:val="Normal"/>
+        <w:tabs>
+          <w:tab w:val="clear" w:pos="720"/>
+          <w:tab w:val="right" w:pos="9360" w:leader="none"/>
+        </w:tabs>
+        <w:spacing w:lineRule="auto" w:line="276" w:before="60" w:after="0"/>
+        <w:ind w:left="720" w:hanging="720"/>
+        <w:rPr>
+          <w:rFonts w:ascii="Times New Roman" w:hAnsi="Times New Roman" w:cs="Times New Roman"/>
+          <w:bCs/>
+          <w:sz w:val="24"/>
+          <w:szCs w:val="24"/>
+        </w:rPr>
+      </w:pPr>
+      <w:r>
+        <w:rPr>
+          <w:rFonts w:cs="Times New Roman" w:ascii="Times New Roman" w:hAnsi="Times New Roman"/>
+          <w:bCs/>
+          <w:sz w:val="24"/>
+          <w:szCs w:val="24"/>
+          <w:u w:val="single"/>
+        </w:rPr>
+        <w:t>Herschberger JE</w:t>
+      </w:r>
+      <w:r>
+        <w:rPr>
+          <w:rFonts w:cs="Times New Roman" w:ascii="Times New Roman" w:hAnsi="Times New Roman"/>
+          <w:bCs/>
+          <w:sz w:val="24"/>
+          <w:szCs w:val="24"/>
+        </w:rPr>
         <w:t xml:space="preserve">, &amp; Kersch-Becker MF. </w:t>
       </w:r>
       <w:r>
         <w:rPr>
           <w:rFonts w:cs="Times New Roman" w:ascii="Times New Roman" w:hAnsi="Times New Roman"/>
           <w:b/>
+          <w:bCs/>
           <w:sz w:val="24"/>
           <w:szCs w:val="24"/>
         </w:rPr>
@@ -614,48 +779,43 @@
           <w:sz w:val="24"/>
           <w:szCs w:val="24"/>
         </w:rPr>
+        <w:t xml:space="preserve">. Volatile organic compound (VOC) emissions and seed set of </w:t>
+      </w:r>
+      <w:r>
+        <w:rPr>
+          <w:rFonts w:cs="Times New Roman" w:ascii="Times New Roman" w:hAnsi="Times New Roman"/>
+          <w:bCs/>
+          <w:i/>
+          <w:iCs/>
+          <w:sz w:val="24"/>
+          <w:szCs w:val="24"/>
+        </w:rPr>
+        <w:t>Solidago altissima</w:t>
+      </w:r>
+      <w:r>
+        <w:rPr>
+          <w:rFonts w:cs="Times New Roman" w:ascii="Times New Roman" w:hAnsi="Times New Roman"/>
+          <w:bCs/>
+          <w:sz w:val="24"/>
+          <w:szCs w:val="24"/>
+        </w:rPr>
+        <w:t xml:space="preserve"> in response to herbivory and conspecific density</w:t>
+      </w:r>
+      <w:r>
+        <w:rPr>
+          <w:rFonts w:cs="Times New Roman" w:ascii="Times New Roman" w:hAnsi="Times New Roman"/>
+          <w:bCs/>
+          <w:i/>
+          <w:iCs/>
+          <w:sz w:val="24"/>
+          <w:szCs w:val="24"/>
+        </w:rPr>
         <w:t xml:space="preserve">. </w:t>
       </w:r>
       <w:r>
         <w:rPr>
           <w:rFonts w:cs="Times New Roman" w:ascii="Times New Roman" w:hAnsi="Times New Roman"/>
-          <w:sz w:val="24"/>
-          <w:szCs w:val="24"/>
-        </w:rPr>
-        <w:t xml:space="preserve">Volatile organic compound (VOC) emissions and seed set of </w:t>
-      </w:r>
-      <w:r>
-        <w:rPr>
-          <w:rFonts w:cs="Times New Roman" w:ascii="Times New Roman" w:hAnsi="Times New Roman"/>
-          <w:i/>
-          <w:iCs/>
-          <w:sz w:val="24"/>
-          <w:szCs w:val="24"/>
-        </w:rPr>
-        <w:t>Solidago altissima</w:t>
-      </w:r>
-      <w:r>
-        <w:rPr>
-          <w:rFonts w:cs="Times New Roman" w:ascii="Times New Roman" w:hAnsi="Times New Roman"/>
-          <w:sz w:val="24"/>
-          <w:szCs w:val="24"/>
-        </w:rPr>
-        <w:t xml:space="preserve"> in response to herbivory and conspecific density</w:t>
-      </w:r>
-      <w:r>
-        <w:rPr>
-          <w:rFonts w:cs="Times New Roman" w:ascii="Times New Roman" w:hAnsi="Times New Roman"/>
-          <w:bCs/>
-          <w:i/>
-          <w:iCs/>
-          <w:sz w:val="24"/>
-          <w:szCs w:val="24"/>
-        </w:rPr>
-        <w:t xml:space="preserve">. </w:t>
-      </w:r>
-      <w:r>
-        <w:rPr>
-          <w:rFonts w:cs="Times New Roman" w:ascii="Times New Roman" w:hAnsi="Times New Roman"/>
+          <w:bCs/>
           <w:sz w:val="24"/>
           <w:szCs w:val="24"/>
         </w:rPr>
@@ -962,30 +1122,113 @@
           <w:sz w:val="24"/>
           <w:szCs w:val="24"/>
         </w:rPr>
-        <w:t xml:space="preserve">Grinter Fellowship, </w:t>
-      </w:r>
-      <w:r>
-        <w:rPr>
-          <w:rFonts w:cs="Times New Roman" w:ascii="Times New Roman" w:hAnsi="Times New Roman"/>
-          <w:i/>
-          <w:iCs/>
-          <w:sz w:val="24"/>
-          <w:szCs w:val="24"/>
-        </w:rPr>
-        <w:t>University of Florida ($4000)</w:t>
+        <w:t>Conference fee award,</w:t>
+      </w:r>
+      <w:r>
+        <w:rPr>
+          <w:rFonts w:cs="Times New Roman" w:ascii="Times New Roman" w:hAnsi="Times New Roman"/>
+          <w:sz w:val="24"/>
+          <w:szCs w:val="24"/>
+        </w:rPr>
+        <w:t xml:space="preserve"> </w:t>
+      </w:r>
+      <w:r>
+        <w:rPr>
+          <w:rFonts w:cs="Times New Roman" w:ascii="Times New Roman" w:hAnsi="Times New Roman"/>
+          <w:b w:val="false"/>
+          <w:i/>
+          <w:iCs/>
+          <w:caps w:val="false"/>
+          <w:smallCaps w:val="false"/>
+          <w:color w:val="000000"/>
+          <w:spacing w:val="0"/>
+          <w:sz w:val="24"/>
+          <w:szCs w:val="24"/>
+        </w:rPr>
+        <w:t xml:space="preserve">Gordon Research Conference </w:t>
+      </w:r>
+      <w:r>
+        <w:rPr>
+          <w:rFonts w:cs="Times New Roman" w:ascii="Times New Roman" w:hAnsi="Times New Roman"/>
+          <w:i/>
+          <w:iCs/>
+          <w:sz w:val="24"/>
+          <w:szCs w:val="24"/>
+        </w:rPr>
+        <w:t>($</w:t>
+      </w:r>
+      <w:r>
+        <w:rPr>
+          <w:rFonts w:cs="Times New Roman" w:ascii="Times New Roman" w:hAnsi="Times New Roman"/>
+          <w:i/>
+          <w:iCs/>
+          <w:sz w:val="24"/>
+          <w:szCs w:val="24"/>
+        </w:rPr>
+        <w:t>435</w:t>
+      </w:r>
+      <w:r>
+        <w:rPr>
+          <w:rFonts w:cs="Times New Roman" w:ascii="Times New Roman" w:hAnsi="Times New Roman"/>
+          <w:i/>
+          <w:iCs/>
+          <w:sz w:val="24"/>
+          <w:szCs w:val="24"/>
+        </w:rPr>
+        <w:t>)</w:t>
         <w:tab/>
-        <w:t xml:space="preserve">Fall </w:t>
-      </w:r>
-      <w:r>
-        <w:rPr>
-          <w:rFonts w:cs="Times New Roman" w:ascii="Times New Roman" w:hAnsi="Times New Roman"/>
-          <w:bCs/>
-          <w:i/>
-          <w:iCs/>
-          <w:sz w:val="24"/>
-          <w:szCs w:val="24"/>
-        </w:rPr>
-        <w:t>2022-Spring 2023</w:t>
+      </w:r>
+      <w:r>
+        <w:rPr>
+          <w:rFonts w:cs="Times New Roman" w:ascii="Times New Roman" w:hAnsi="Times New Roman"/>
+          <w:bCs/>
+          <w:i/>
+          <w:iCs/>
+          <w:sz w:val="24"/>
+          <w:szCs w:val="24"/>
+        </w:rPr>
+        <w:t>Spring 2023</w:t>
+      </w:r>
+    </w:p>
+    <w:p>
+      <w:pPr>
+        <w:pStyle w:val="Normal"/>
+        <w:tabs>
+          <w:tab w:val="clear" w:pos="720"/>
+          <w:tab w:val="right" w:pos="9360" w:leader="none"/>
+        </w:tabs>
+        <w:spacing w:lineRule="auto" w:line="240" w:before="60" w:after="0"/>
+        <w:rPr>
+          <w:b w:val="false"/>
+          <w:b w:val="false"/>
+          <w:bCs w:val="false"/>
+        </w:rPr>
+      </w:pPr>
+      <w:r>
+        <w:rPr>
+          <w:rFonts w:cs="Times New Roman" w:ascii="Times New Roman" w:hAnsi="Times New Roman"/>
+          <w:b w:val="false"/>
+          <w:bCs w:val="false"/>
+          <w:i w:val="false"/>
+          <w:iCs w:val="false"/>
+          <w:sz w:val="24"/>
+          <w:szCs w:val="24"/>
+        </w:rPr>
+        <w:t>Grinter Fellowship</w:t>
+      </w:r>
+      <w:r>
+        <w:rPr>
+          <w:rFonts w:cs="Times New Roman" w:ascii="Times New Roman" w:hAnsi="Times New Roman"/>
+          <w:b w:val="false"/>
+          <w:bCs w:val="false"/>
+          <w:i/>
+          <w:iCs/>
+          <w:sz w:val="24"/>
+          <w:szCs w:val="24"/>
+        </w:rPr>
+        <w:t>, University of Florida ($4000)</w:t>
+        <w:tab/>
+        <w:t>Fall 2022-Spring 2023</w:t>
       </w:r>
     </w:p>
     <w:p>
@@ -1258,19 +1501,91 @@
           <w:sz w:val="24"/>
           <w:szCs w:val="24"/>
         </w:rPr>
-        <w:t>Plant-pollinator interactions- The University of Alabama</w:t>
+        <w:t>Plant-</w:t>
+      </w:r>
+      <w:r>
+        <w:rPr>
+          <w:rFonts w:cs="Times New Roman" w:ascii="Times New Roman" w:hAnsi="Times New Roman"/>
+          <w:sz w:val="24"/>
+          <w:szCs w:val="24"/>
+        </w:rPr>
+        <w:t>herbivore-</w:t>
+      </w:r>
+      <w:r>
+        <w:rPr>
+          <w:rFonts w:cs="Times New Roman" w:ascii="Times New Roman" w:hAnsi="Times New Roman"/>
+          <w:sz w:val="24"/>
+          <w:szCs w:val="24"/>
+        </w:rPr>
+        <w:t xml:space="preserve">pollinator interactions- University of </w:t>
+      </w:r>
+      <w:r>
+        <w:rPr>
+          <w:rFonts w:cs="Times New Roman" w:ascii="Times New Roman" w:hAnsi="Times New Roman"/>
+          <w:sz w:val="24"/>
+          <w:szCs w:val="24"/>
+        </w:rPr>
+        <w:t>Florida</w:t>
+      </w:r>
+      <w:r>
+        <w:rPr>
+          <w:rFonts w:cs="Times New Roman" w:ascii="Times New Roman" w:hAnsi="Times New Roman"/>
+          <w:sz w:val="24"/>
+          <w:szCs w:val="24"/>
+        </w:rPr>
         <w:tab/>
       </w:r>
       <w:r>
         <w:rPr>
           <w:rFonts w:cs="Times New Roman" w:ascii="Times New Roman" w:hAnsi="Times New Roman"/>
-          <w:bCs/>
-          <w:i/>
-          <w:iCs/>
-          <w:sz w:val="24"/>
-          <w:szCs w:val="24"/>
-        </w:rPr>
-        <w:t>January 2020-Present</w:t>
+          <w:sz w:val="24"/>
+          <w:szCs w:val="24"/>
+        </w:rPr>
+        <w:t>August</w:t>
+      </w:r>
+      <w:r>
+        <w:rPr>
+          <w:rFonts w:cs="Times New Roman" w:ascii="Times New Roman" w:hAnsi="Times New Roman"/>
+          <w:bCs/>
+          <w:i/>
+          <w:iCs/>
+          <w:sz w:val="24"/>
+          <w:szCs w:val="24"/>
+        </w:rPr>
+        <w:t xml:space="preserve"> 202</w:t>
+      </w:r>
+      <w:r>
+        <w:rPr>
+          <w:rFonts w:cs="Times New Roman" w:ascii="Times New Roman" w:hAnsi="Times New Roman"/>
+          <w:bCs/>
+          <w:i/>
+          <w:iCs/>
+          <w:sz w:val="24"/>
+          <w:szCs w:val="24"/>
+        </w:rPr>
+        <w:t>2</w:t>
+      </w:r>
+      <w:r>
+        <w:rPr>
+          <w:rFonts w:cs="Times New Roman" w:ascii="Times New Roman" w:hAnsi="Times New Roman"/>
+          <w:bCs/>
+          <w:i/>
+          <w:iCs/>
+          <w:sz w:val="24"/>
+          <w:szCs w:val="24"/>
+        </w:rPr>
+        <w:t>-</w:t>
+      </w:r>
+      <w:r>
+        <w:rPr>
+          <w:rFonts w:cs="Times New Roman" w:ascii="Times New Roman" w:hAnsi="Times New Roman"/>
+          <w:bCs/>
+          <w:i/>
+          <w:iCs/>
+          <w:sz w:val="24"/>
+          <w:szCs w:val="24"/>
+        </w:rPr>
+        <w:t>present</w:t>
       </w:r>
     </w:p>
     <w:p>
@@ -1290,7 +1605,63 @@
       </w:pPr>
       <w:r>
         <w:rPr/>
-        <w:t>Investigated floral volatile production and seed set in relation to herbivory and conspecific density</w:t>
+        <w:t>Quantified</w:t>
+      </w:r>
+      <w:r>
+        <w:rPr/>
+        <w:t xml:space="preserve"> </w:t>
+      </w:r>
+      <w:r>
+        <w:rPr/>
+        <w:t>herbivore defense traits variance and correlation in plants across a latitudinal gradient and resource availability</w:t>
+      </w:r>
+    </w:p>
+    <w:p>
+      <w:pPr>
+        <w:pStyle w:val="Normal"/>
+        <w:tabs>
+          <w:tab w:val="clear" w:pos="720"/>
+          <w:tab w:val="right" w:pos="9360" w:leader="none"/>
+        </w:tabs>
+        <w:spacing w:lineRule="auto" w:line="240" w:before="60" w:after="60"/>
+        <w:rPr>
+          <w:rFonts w:ascii="Times New Roman" w:hAnsi="Times New Roman" w:cs="Times New Roman"/>
+          <w:b/>
+          <w:b/>
+          <w:sz w:val="24"/>
+          <w:szCs w:val="24"/>
+        </w:rPr>
+      </w:pPr>
+      <w:r>
+        <w:rPr>
+          <w:rFonts w:cs="Times New Roman" w:ascii="Times New Roman" w:hAnsi="Times New Roman"/>
+          <w:sz w:val="24"/>
+          <w:szCs w:val="24"/>
+        </w:rPr>
+        <w:t>Plant-pollinator interactions- The University of Alabama</w:t>
+        <w:tab/>
+      </w:r>
+      <w:r>
+        <w:rPr>
+          <w:rFonts w:cs="Times New Roman" w:ascii="Times New Roman" w:hAnsi="Times New Roman"/>
+          <w:bCs/>
+          <w:i/>
+          <w:iCs/>
+          <w:sz w:val="24"/>
+          <w:szCs w:val="24"/>
+        </w:rPr>
+        <w:t>January 2020-</w:t>
+      </w:r>
+      <w:r>
+        <w:rPr>
+          <w:rFonts w:cs="Times New Roman" w:ascii="Times New Roman" w:hAnsi="Times New Roman"/>
+          <w:bCs/>
+          <w:i/>
+          <w:iCs/>
+          <w:sz w:val="24"/>
+          <w:szCs w:val="24"/>
+        </w:rPr>
+        <w:t>August 2022</w:t>
       </w:r>
     </w:p>
     <w:p>
@@ -1310,46 +1681,7 @@
       </w:pPr>
       <w:r>
         <w:rPr/>
-        <w:t>Surveyed pollinator species, flowering species, and collected volatile organic compounds (VOCs) from flowering species to construct plant-pollinator-VOC networks.</w:t>
-      </w:r>
-    </w:p>
-    <w:p>
-      <w:pPr>
-        <w:pStyle w:val="Normal"/>
-        <w:tabs>
-          <w:tab w:val="clear" w:pos="720"/>
-          <w:tab w:val="right" w:pos="9360" w:leader="none"/>
-        </w:tabs>
-        <w:spacing w:lineRule="auto" w:line="240" w:before="60" w:after="60"/>
-        <w:rPr>
-          <w:rFonts w:ascii="Times New Roman" w:hAnsi="Times New Roman" w:cs="Times New Roman"/>
-          <w:bCs/>
-          <w:i/>
-          <w:i/>
-          <w:iCs/>
-          <w:sz w:val="24"/>
-          <w:szCs w:val="24"/>
-        </w:rPr>
-      </w:pPr>
-      <w:r>
-        <w:rPr>
-          <w:rFonts w:cs="Times New Roman" w:ascii="Times New Roman" w:hAnsi="Times New Roman"/>
-          <w:sz w:val="24"/>
-          <w:szCs w:val="24"/>
-        </w:rPr>
-        <w:t>Plant-herbivore interactions- Millersville University</w:t>
-        <w:tab/>
-      </w:r>
-      <w:r>
-        <w:rPr>
-          <w:rFonts w:cs="Times New Roman" w:ascii="Times New Roman" w:hAnsi="Times New Roman"/>
-          <w:bCs/>
-          <w:i/>
-          <w:iCs/>
-          <w:sz w:val="24"/>
-          <w:szCs w:val="24"/>
-        </w:rPr>
-        <w:t>May 2018-May 2019</w:t>
+        <w:t>Investigated floral volatile production and seed set in relation to herbivory and conspecific density</w:t>
       </w:r>
     </w:p>
     <w:p>
@@ -1369,7 +1701,46 @@
       </w:pPr>
       <w:r>
         <w:rPr/>
-        <w:t>Designed an insect-olfactometer to quantify the insect choice of grass plants from different cutting regimes</w:t>
+        <w:t>Surveyed pollinator species, flowering species, and collected volatile organic compounds (VOCs) from flowering species to construct plant-pollinator-VOC networks</w:t>
+      </w:r>
+    </w:p>
+    <w:p>
+      <w:pPr>
+        <w:pStyle w:val="Normal"/>
+        <w:tabs>
+          <w:tab w:val="clear" w:pos="720"/>
+          <w:tab w:val="right" w:pos="9360" w:leader="none"/>
+        </w:tabs>
+        <w:spacing w:lineRule="auto" w:line="240" w:before="60" w:after="60"/>
+        <w:rPr>
+          <w:rFonts w:ascii="Times New Roman" w:hAnsi="Times New Roman" w:cs="Times New Roman"/>
+          <w:bCs/>
+          <w:i/>
+          <w:i/>
+          <w:iCs/>
+          <w:sz w:val="24"/>
+          <w:szCs w:val="24"/>
+        </w:rPr>
+      </w:pPr>
+      <w:r>
+        <w:rPr>
+          <w:rFonts w:cs="Times New Roman" w:ascii="Times New Roman" w:hAnsi="Times New Roman"/>
+          <w:sz w:val="24"/>
+          <w:szCs w:val="24"/>
+        </w:rPr>
+        <w:t>Plant-herbivore interactions- Millersville University</w:t>
+        <w:tab/>
+      </w:r>
+      <w:r>
+        <w:rPr>
+          <w:rFonts w:cs="Times New Roman" w:ascii="Times New Roman" w:hAnsi="Times New Roman"/>
+          <w:bCs/>
+          <w:i/>
+          <w:iCs/>
+          <w:sz w:val="24"/>
+          <w:szCs w:val="24"/>
+        </w:rPr>
+        <w:t>May 2018-May 2019</w:t>
       </w:r>
     </w:p>
     <w:p>
@@ -1383,300 +1754,13 @@
           <w:tab w:val="clear" w:pos="720"/>
           <w:tab w:val="right" w:pos="9360" w:leader="none"/>
         </w:tabs>
-        <w:spacing w:lineRule="auto" w:line="240" w:before="60" w:after="120"/>
+        <w:spacing w:lineRule="auto" w:line="240" w:before="60" w:after="60"/>
         <w:contextualSpacing/>
         <w:rPr/>
       </w:pPr>
       <w:r>
         <w:rPr/>
-        <w:t>Quantified plant-fitness response when exposed to different cutting frequency regimes of different grass plant varieties</w:t>
-      </w:r>
-    </w:p>
-    <w:p>
-      <w:pPr>
-        <w:pStyle w:val="Normal"/>
-        <w:pBdr>
-          <w:bottom w:val="single" w:sz="4" w:space="1" w:color="000000"/>
-        </w:pBdr>
-        <w:spacing w:lineRule="auto" w:line="240" w:before="240" w:after="60"/>
-        <w:rPr>
-          <w:rFonts w:ascii="Times New Roman" w:hAnsi="Times New Roman" w:cs="Times New Roman"/>
-          <w:b/>
-          <w:b/>
-          <w:sz w:val="24"/>
-          <w:szCs w:val="24"/>
-        </w:rPr>
-      </w:pPr>
-      <w:r>
-        <w:rPr>
-          <w:rFonts w:cs="Times New Roman" w:ascii="Times New Roman" w:hAnsi="Times New Roman"/>
-          <w:b/>
-          <w:sz w:val="24"/>
-          <w:szCs w:val="24"/>
-        </w:rPr>
-        <w:t>Research skills/Knowledge</w:t>
-      </w:r>
-    </w:p>
-    <w:p>
-      <w:pPr>
-        <w:pStyle w:val="Normal"/>
-        <w:tabs>
-          <w:tab w:val="clear" w:pos="720"/>
-          <w:tab w:val="right" w:pos="9360" w:leader="none"/>
-        </w:tabs>
-        <w:spacing w:lineRule="auto" w:line="240" w:before="60" w:after="60"/>
-        <w:rPr>
-          <w:rFonts w:ascii="Times New Roman" w:hAnsi="Times New Roman" w:cs="Times New Roman"/>
-          <w:b/>
-          <w:b/>
-          <w:sz w:val="24"/>
-          <w:szCs w:val="24"/>
-        </w:rPr>
-      </w:pPr>
-      <w:r>
-        <w:rPr>
-          <w:rFonts w:cs="Times New Roman" w:ascii="Times New Roman" w:hAnsi="Times New Roman"/>
-          <w:sz w:val="24"/>
-          <w:szCs w:val="24"/>
-        </w:rPr>
-        <w:t>Research grant writing. Constructing field experimental designs and protocols. Dynamic headspace VOC collection in field experiments. Quantitative and qualitative chemical analysis with GC-MS. R analysis, data manipulation, and data representation. Some multivariate analysis such as principal component analysis and non-metric multidimensional scaling in R. Creating general linearized models and testing them in R-stats.</w:t>
-      </w:r>
-    </w:p>
-    <w:p>
-      <w:pPr>
-        <w:pStyle w:val="Normal"/>
-        <w:pBdr>
-          <w:bottom w:val="single" w:sz="4" w:space="1" w:color="000000"/>
-        </w:pBdr>
-        <w:spacing w:lineRule="auto" w:line="240" w:before="240" w:after="60"/>
-        <w:rPr>
-          <w:rFonts w:ascii="Times New Roman" w:hAnsi="Times New Roman" w:cs="Times New Roman"/>
-          <w:b/>
-          <w:b/>
-          <w:sz w:val="24"/>
-          <w:szCs w:val="24"/>
-        </w:rPr>
-      </w:pPr>
-      <w:r>
-        <w:rPr>
-          <w:rFonts w:cs="Times New Roman" w:ascii="Times New Roman" w:hAnsi="Times New Roman"/>
-          <w:b/>
-          <w:sz w:val="24"/>
-          <w:szCs w:val="24"/>
-        </w:rPr>
-        <w:t>Teaching Experience</w:t>
-      </w:r>
-    </w:p>
-    <w:p>
-      <w:pPr>
-        <w:pStyle w:val="Normal"/>
-        <w:tabs>
-          <w:tab w:val="clear" w:pos="720"/>
-          <w:tab w:val="right" w:pos="9360" w:leader="none"/>
-        </w:tabs>
-        <w:spacing w:lineRule="auto" w:line="240" w:before="60" w:after="60"/>
-        <w:rPr>
-          <w:rFonts w:ascii="Times New Roman" w:hAnsi="Times New Roman" w:cs="Times New Roman"/>
-          <w:b/>
-          <w:b/>
-          <w:sz w:val="24"/>
-          <w:szCs w:val="24"/>
-        </w:rPr>
-      </w:pPr>
-      <w:r>
-        <w:rPr>
-          <w:rFonts w:cs="Times New Roman" w:ascii="Times New Roman" w:hAnsi="Times New Roman"/>
-          <w:sz w:val="24"/>
-          <w:szCs w:val="24"/>
-        </w:rPr>
-        <w:t xml:space="preserve">BSC 386: General Ecology Lab, </w:t>
-      </w:r>
-      <w:r>
-        <w:rPr>
-          <w:rFonts w:cs="Times New Roman" w:ascii="Times New Roman" w:hAnsi="Times New Roman"/>
-          <w:i/>
-          <w:iCs/>
-          <w:sz w:val="24"/>
-          <w:szCs w:val="24"/>
-        </w:rPr>
-        <w:t>University of Alabama</w:t>
-      </w:r>
-      <w:r>
-        <w:rPr>
-          <w:rFonts w:cs="Times New Roman" w:ascii="Times New Roman" w:hAnsi="Times New Roman"/>
-          <w:sz w:val="24"/>
-          <w:szCs w:val="24"/>
-        </w:rPr>
-        <w:tab/>
-      </w:r>
-      <w:r>
-        <w:rPr>
-          <w:rFonts w:cs="Times New Roman" w:ascii="Times New Roman" w:hAnsi="Times New Roman"/>
-          <w:bCs/>
-          <w:i/>
-          <w:iCs/>
-          <w:sz w:val="24"/>
-          <w:szCs w:val="24"/>
-        </w:rPr>
-        <w:t>Fall 2021</w:t>
-      </w:r>
-    </w:p>
-    <w:p>
-      <w:pPr>
-        <w:pStyle w:val="Normal"/>
-        <w:tabs>
-          <w:tab w:val="clear" w:pos="720"/>
-          <w:tab w:val="right" w:pos="9360" w:leader="none"/>
-        </w:tabs>
-        <w:spacing w:lineRule="auto" w:line="240" w:before="60" w:after="60"/>
-        <w:ind w:left="720" w:hanging="0"/>
-        <w:rPr>
-          <w:rFonts w:ascii="Times New Roman" w:hAnsi="Times New Roman" w:cs="Times New Roman"/>
-          <w:sz w:val="24"/>
-          <w:szCs w:val="24"/>
-        </w:rPr>
-      </w:pPr>
-      <w:r>
-        <w:rPr>
-          <w:rFonts w:cs="Times New Roman" w:ascii="Times New Roman" w:hAnsi="Times New Roman"/>
-          <w:sz w:val="24"/>
-          <w:szCs w:val="24"/>
-        </w:rPr>
-        <w:t>-Prepared teaching material, graded assignments, and assisted students in completing assignments</w:t>
-      </w:r>
-    </w:p>
-    <w:p>
-      <w:pPr>
-        <w:pStyle w:val="Normal"/>
-        <w:tabs>
-          <w:tab w:val="clear" w:pos="720"/>
-          <w:tab w:val="right" w:pos="9360" w:leader="none"/>
-        </w:tabs>
-        <w:spacing w:lineRule="auto" w:line="240" w:before="60" w:after="60"/>
-        <w:rPr>
-          <w:rFonts w:ascii="Times New Roman" w:hAnsi="Times New Roman" w:cs="Times New Roman"/>
-          <w:bCs/>
-          <w:i/>
-          <w:i/>
-          <w:iCs/>
-          <w:sz w:val="24"/>
-          <w:szCs w:val="24"/>
-        </w:rPr>
-      </w:pPr>
-      <w:r>
-        <w:rPr>
-          <w:rFonts w:cs="Times New Roman" w:ascii="Times New Roman" w:hAnsi="Times New Roman"/>
-          <w:sz w:val="24"/>
-          <w:szCs w:val="24"/>
-        </w:rPr>
-        <w:t xml:space="preserve">BSC 115: Laboratory Biology I, </w:t>
-      </w:r>
-      <w:r>
-        <w:rPr>
-          <w:rFonts w:cs="Times New Roman" w:ascii="Times New Roman" w:hAnsi="Times New Roman"/>
-          <w:i/>
-          <w:iCs/>
-          <w:sz w:val="24"/>
-          <w:szCs w:val="24"/>
-        </w:rPr>
-        <w:t>University of Alabama</w:t>
-      </w:r>
-      <w:r>
-        <w:rPr>
-          <w:rFonts w:cs="Times New Roman" w:ascii="Times New Roman" w:hAnsi="Times New Roman"/>
-          <w:sz w:val="24"/>
-          <w:szCs w:val="24"/>
-        </w:rPr>
-        <w:tab/>
-      </w:r>
-      <w:r>
-        <w:rPr>
-          <w:rFonts w:cs="Times New Roman" w:ascii="Times New Roman" w:hAnsi="Times New Roman"/>
-          <w:bCs/>
-          <w:i/>
-          <w:iCs/>
-          <w:sz w:val="24"/>
-          <w:szCs w:val="24"/>
-        </w:rPr>
-        <w:t>Summer &amp; Fall 2020</w:t>
-      </w:r>
-    </w:p>
-    <w:p>
-      <w:pPr>
-        <w:pStyle w:val="Normal"/>
-        <w:tabs>
-          <w:tab w:val="clear" w:pos="720"/>
-          <w:tab w:val="right" w:pos="9360" w:leader="none"/>
-        </w:tabs>
-        <w:spacing w:lineRule="auto" w:line="240" w:before="60" w:after="60"/>
-        <w:ind w:left="720" w:hanging="0"/>
-        <w:rPr>
-          <w:rFonts w:ascii="Times New Roman" w:hAnsi="Times New Roman" w:cs="Times New Roman"/>
-          <w:sz w:val="24"/>
-          <w:szCs w:val="24"/>
-        </w:rPr>
-      </w:pPr>
-      <w:r>
-        <w:rPr>
-          <w:rFonts w:cs="Times New Roman" w:ascii="Times New Roman" w:hAnsi="Times New Roman"/>
-          <w:sz w:val="24"/>
-          <w:szCs w:val="24"/>
-        </w:rPr>
-        <w:t>-Taught the students laboratory fundamentals, such as using basic laboratory equipment, scientific methods, techniques, and analysis to investigate basic cellular processes</w:t>
-      </w:r>
-    </w:p>
-    <w:p>
-      <w:pPr>
-        <w:pStyle w:val="Normal"/>
-        <w:tabs>
-          <w:tab w:val="clear" w:pos="720"/>
-          <w:tab w:val="right" w:pos="9360" w:leader="none"/>
-        </w:tabs>
-        <w:spacing w:lineRule="auto" w:line="240" w:before="60" w:after="60"/>
-        <w:rPr>
-          <w:rFonts w:ascii="Times New Roman" w:hAnsi="Times New Roman" w:cs="Times New Roman"/>
-          <w:b/>
-          <w:b/>
-          <w:sz w:val="24"/>
-          <w:szCs w:val="24"/>
-        </w:rPr>
-      </w:pPr>
-      <w:r>
-        <w:rPr>
-          <w:rFonts w:cs="Times New Roman" w:ascii="Times New Roman" w:hAnsi="Times New Roman"/>
-          <w:sz w:val="24"/>
-          <w:szCs w:val="24"/>
-        </w:rPr>
-        <w:t xml:space="preserve">BSC 117:  Laboratory Biology II, </w:t>
-      </w:r>
-      <w:r>
-        <w:rPr>
-          <w:rFonts w:cs="Times New Roman" w:ascii="Times New Roman" w:hAnsi="Times New Roman"/>
-          <w:i/>
-          <w:iCs/>
-          <w:sz w:val="24"/>
-          <w:szCs w:val="24"/>
-        </w:rPr>
-        <w:t>University of Alabama</w:t>
-      </w:r>
-      <w:r>
-        <w:rPr>
-          <w:rFonts w:cs="Times New Roman" w:ascii="Times New Roman" w:hAnsi="Times New Roman"/>
-          <w:sz w:val="24"/>
-          <w:szCs w:val="24"/>
-        </w:rPr>
-        <w:tab/>
-      </w:r>
-      <w:r>
-        <w:rPr>
-          <w:rFonts w:cs="Times New Roman" w:ascii="Times New Roman" w:hAnsi="Times New Roman"/>
-          <w:bCs/>
-          <w:i/>
-          <w:iCs/>
-          <w:sz w:val="24"/>
-          <w:szCs w:val="24"/>
-        </w:rPr>
-        <w:t>Spring 2020 &amp; Spring 2021</w:t>
+        <w:t>Designed an insect-olfactometer to quantify the insect choice of grass plants from different cutting regimes</w:t>
       </w:r>
     </w:p>
     <w:p>
@@ -1696,6 +1780,313 @@
       </w:pPr>
       <w:r>
         <w:rPr/>
+        <w:t>Quantified plant-fitness response when exposed to different cutting frequency regimes of different grass plant varieties</w:t>
+      </w:r>
+    </w:p>
+    <w:p>
+      <w:pPr>
+        <w:pStyle w:val="Normal"/>
+        <w:pBdr>
+          <w:bottom w:val="single" w:sz="4" w:space="1" w:color="000000"/>
+        </w:pBdr>
+        <w:spacing w:lineRule="auto" w:line="240" w:before="240" w:after="60"/>
+        <w:rPr>
+          <w:rFonts w:ascii="Times New Roman" w:hAnsi="Times New Roman" w:cs="Times New Roman"/>
+          <w:b/>
+          <w:b/>
+          <w:sz w:val="24"/>
+          <w:szCs w:val="24"/>
+        </w:rPr>
+      </w:pPr>
+      <w:r>
+        <w:rPr>
+          <w:rFonts w:cs="Times New Roman" w:ascii="Times New Roman" w:hAnsi="Times New Roman"/>
+          <w:b/>
+          <w:sz w:val="24"/>
+          <w:szCs w:val="24"/>
+        </w:rPr>
+        <w:t>Research skills/Knowledge</w:t>
+      </w:r>
+    </w:p>
+    <w:p>
+      <w:pPr>
+        <w:pStyle w:val="Normal"/>
+        <w:tabs>
+          <w:tab w:val="clear" w:pos="720"/>
+          <w:tab w:val="right" w:pos="9360" w:leader="none"/>
+        </w:tabs>
+        <w:spacing w:lineRule="auto" w:line="240" w:before="60" w:after="60"/>
+        <w:rPr>
+          <w:rFonts w:ascii="Times New Roman" w:hAnsi="Times New Roman" w:cs="Times New Roman"/>
+          <w:b/>
+          <w:b/>
+          <w:sz w:val="24"/>
+          <w:szCs w:val="24"/>
+        </w:rPr>
+      </w:pPr>
+      <w:r>
+        <w:rPr>
+          <w:rFonts w:cs="Times New Roman" w:ascii="Times New Roman" w:hAnsi="Times New Roman"/>
+          <w:sz w:val="24"/>
+          <w:szCs w:val="24"/>
+        </w:rPr>
+        <w:t>Research grant writing. Constructing field experimental designs and protocols. Dynamic headspace VOC collection in field experiments. Quantitative and qualitative chemical analysis with GC-MS. R analysis, data manipulation, and data representation. Some multivariate analysis such as principal component analysis and non-metric multidimensional scaling in R. Creating general linearized models and testing them in R-stats.</w:t>
+      </w:r>
+    </w:p>
+    <w:p>
+      <w:pPr>
+        <w:pStyle w:val="Normal"/>
+        <w:pBdr>
+          <w:bottom w:val="single" w:sz="4" w:space="1" w:color="000000"/>
+        </w:pBdr>
+        <w:spacing w:lineRule="auto" w:line="240" w:before="240" w:after="60"/>
+        <w:rPr>
+          <w:rFonts w:ascii="Times New Roman" w:hAnsi="Times New Roman" w:cs="Times New Roman"/>
+          <w:b/>
+          <w:b/>
+          <w:sz w:val="24"/>
+          <w:szCs w:val="24"/>
+        </w:rPr>
+      </w:pPr>
+      <w:r>
+        <w:rPr>
+          <w:rFonts w:cs="Times New Roman" w:ascii="Times New Roman" w:hAnsi="Times New Roman"/>
+          <w:b/>
+          <w:sz w:val="24"/>
+          <w:szCs w:val="24"/>
+        </w:rPr>
+        <w:t>Teaching Experience</w:t>
+      </w:r>
+    </w:p>
+    <w:p>
+      <w:pPr>
+        <w:pStyle w:val="Normal"/>
+        <w:tabs>
+          <w:tab w:val="clear" w:pos="720"/>
+          <w:tab w:val="right" w:pos="9360" w:leader="none"/>
+        </w:tabs>
+        <w:spacing w:lineRule="auto" w:line="240" w:before="60" w:after="60"/>
+        <w:rPr>
+          <w:rFonts w:ascii="Times New Roman" w:hAnsi="Times New Roman" w:cs="Times New Roman"/>
+          <w:b/>
+          <w:b/>
+          <w:sz w:val="24"/>
+          <w:szCs w:val="24"/>
+        </w:rPr>
+      </w:pPr>
+      <w:r>
+        <w:rPr>
+          <w:rFonts w:cs="Times New Roman" w:ascii="Times New Roman" w:hAnsi="Times New Roman"/>
+          <w:sz w:val="24"/>
+          <w:szCs w:val="24"/>
+        </w:rPr>
+        <w:t xml:space="preserve">BSC 386: General Ecology Lab, </w:t>
+      </w:r>
+      <w:r>
+        <w:rPr>
+          <w:rFonts w:cs="Times New Roman" w:ascii="Times New Roman" w:hAnsi="Times New Roman"/>
+          <w:i/>
+          <w:iCs/>
+          <w:sz w:val="24"/>
+          <w:szCs w:val="24"/>
+        </w:rPr>
+        <w:t>University of Alabama</w:t>
+      </w:r>
+      <w:r>
+        <w:rPr>
+          <w:rFonts w:cs="Times New Roman" w:ascii="Times New Roman" w:hAnsi="Times New Roman"/>
+          <w:sz w:val="24"/>
+          <w:szCs w:val="24"/>
+        </w:rPr>
+        <w:tab/>
+      </w:r>
+      <w:r>
+        <w:rPr>
+          <w:rFonts w:cs="Times New Roman" w:ascii="Times New Roman" w:hAnsi="Times New Roman"/>
+          <w:bCs/>
+          <w:i/>
+          <w:iCs/>
+          <w:sz w:val="24"/>
+          <w:szCs w:val="24"/>
+        </w:rPr>
+        <w:t>Fall 2021</w:t>
+      </w:r>
+    </w:p>
+    <w:p>
+      <w:pPr>
+        <w:pStyle w:val="Normal"/>
+        <w:tabs>
+          <w:tab w:val="clear" w:pos="720"/>
+          <w:tab w:val="right" w:pos="9360" w:leader="none"/>
+        </w:tabs>
+        <w:spacing w:lineRule="auto" w:line="240" w:before="60" w:after="60"/>
+        <w:ind w:left="720" w:hanging="0"/>
+        <w:rPr>
+          <w:rFonts w:ascii="Times New Roman" w:hAnsi="Times New Roman" w:cs="Times New Roman"/>
+          <w:sz w:val="24"/>
+          <w:szCs w:val="24"/>
+        </w:rPr>
+      </w:pPr>
+      <w:r>
+        <w:rPr>
+          <w:rFonts w:cs="Times New Roman" w:ascii="Times New Roman" w:hAnsi="Times New Roman"/>
+          <w:sz w:val="24"/>
+          <w:szCs w:val="24"/>
+        </w:rPr>
+        <w:t>-Prepared teaching material, graded assignments, and assisted students in completing assignments</w:t>
+      </w:r>
+    </w:p>
+    <w:p>
+      <w:pPr>
+        <w:pStyle w:val="Normal"/>
+        <w:tabs>
+          <w:tab w:val="clear" w:pos="720"/>
+          <w:tab w:val="right" w:pos="9360" w:leader="none"/>
+        </w:tabs>
+        <w:spacing w:lineRule="auto" w:line="240" w:before="60" w:after="60"/>
+        <w:rPr>
+          <w:rFonts w:ascii="Times New Roman" w:hAnsi="Times New Roman" w:cs="Times New Roman"/>
+          <w:bCs/>
+          <w:i/>
+          <w:i/>
+          <w:iCs/>
+          <w:sz w:val="24"/>
+          <w:szCs w:val="24"/>
+        </w:rPr>
+      </w:pPr>
+      <w:r>
+        <w:rPr>
+          <w:rFonts w:cs="Times New Roman" w:ascii="Times New Roman" w:hAnsi="Times New Roman"/>
+          <w:sz w:val="24"/>
+          <w:szCs w:val="24"/>
+        </w:rPr>
+        <w:t xml:space="preserve">BSC 115: Laboratory Biology I, </w:t>
+      </w:r>
+      <w:r>
+        <w:rPr>
+          <w:rFonts w:cs="Times New Roman" w:ascii="Times New Roman" w:hAnsi="Times New Roman"/>
+          <w:i/>
+          <w:iCs/>
+          <w:sz w:val="24"/>
+          <w:szCs w:val="24"/>
+        </w:rPr>
+        <w:t>University of Alabama</w:t>
+      </w:r>
+      <w:r>
+        <w:rPr>
+          <w:rFonts w:cs="Times New Roman" w:ascii="Times New Roman" w:hAnsi="Times New Roman"/>
+          <w:sz w:val="24"/>
+          <w:szCs w:val="24"/>
+        </w:rPr>
+        <w:tab/>
+      </w:r>
+      <w:r>
+        <w:rPr>
+          <w:rFonts w:cs="Times New Roman" w:ascii="Times New Roman" w:hAnsi="Times New Roman"/>
+          <w:bCs/>
+          <w:i/>
+          <w:iCs/>
+          <w:sz w:val="24"/>
+          <w:szCs w:val="24"/>
+        </w:rPr>
+        <w:t>Summer &amp; Fall 2020</w:t>
+      </w:r>
+    </w:p>
+    <w:p>
+      <w:pPr>
+        <w:pStyle w:val="Normal"/>
+        <w:tabs>
+          <w:tab w:val="clear" w:pos="720"/>
+          <w:tab w:val="right" w:pos="9360" w:leader="none"/>
+        </w:tabs>
+        <w:spacing w:lineRule="auto" w:line="240" w:before="60" w:after="60"/>
+        <w:ind w:left="720" w:hanging="0"/>
+        <w:rPr>
+          <w:rFonts w:ascii="Times New Roman" w:hAnsi="Times New Roman" w:cs="Times New Roman"/>
+          <w:sz w:val="24"/>
+          <w:szCs w:val="24"/>
+        </w:rPr>
+      </w:pPr>
+      <w:r>
+        <w:rPr>
+          <w:rFonts w:cs="Times New Roman" w:ascii="Times New Roman" w:hAnsi="Times New Roman"/>
+          <w:sz w:val="24"/>
+          <w:szCs w:val="24"/>
+        </w:rPr>
+        <w:t>-Taught the students laboratory fundamentals, such as using basic laboratory equipment, scientific methods, techniques, and analysis to investigate basic cellular processes</w:t>
+      </w:r>
+    </w:p>
+    <w:p>
+      <w:pPr>
+        <w:pStyle w:val="Normal"/>
+        <w:tabs>
+          <w:tab w:val="clear" w:pos="720"/>
+          <w:tab w:val="right" w:pos="9360" w:leader="none"/>
+        </w:tabs>
+        <w:spacing w:lineRule="auto" w:line="240" w:before="60" w:after="60"/>
+        <w:rPr>
+          <w:rFonts w:ascii="Times New Roman" w:hAnsi="Times New Roman" w:cs="Times New Roman"/>
+          <w:b/>
+          <w:b/>
+          <w:sz w:val="24"/>
+          <w:szCs w:val="24"/>
+        </w:rPr>
+      </w:pPr>
+      <w:r>
+        <w:rPr>
+          <w:rFonts w:cs="Times New Roman" w:ascii="Times New Roman" w:hAnsi="Times New Roman"/>
+          <w:sz w:val="24"/>
+          <w:szCs w:val="24"/>
+        </w:rPr>
+        <w:t xml:space="preserve">BSC 117:  Laboratory Biology II, </w:t>
+      </w:r>
+      <w:r>
+        <w:rPr>
+          <w:rFonts w:cs="Times New Roman" w:ascii="Times New Roman" w:hAnsi="Times New Roman"/>
+          <w:i/>
+          <w:iCs/>
+          <w:sz w:val="24"/>
+          <w:szCs w:val="24"/>
+        </w:rPr>
+        <w:t>University of Alabama</w:t>
+      </w:r>
+      <w:r>
+        <w:rPr>
+          <w:rFonts w:cs="Times New Roman" w:ascii="Times New Roman" w:hAnsi="Times New Roman"/>
+          <w:sz w:val="24"/>
+          <w:szCs w:val="24"/>
+        </w:rPr>
+        <w:tab/>
+      </w:r>
+      <w:r>
+        <w:rPr>
+          <w:rFonts w:cs="Times New Roman" w:ascii="Times New Roman" w:hAnsi="Times New Roman"/>
+          <w:bCs/>
+          <w:i/>
+          <w:iCs/>
+          <w:sz w:val="24"/>
+          <w:szCs w:val="24"/>
+        </w:rPr>
+        <w:t>Spring 2020 &amp; Spring 2021</w:t>
+      </w:r>
+    </w:p>
+    <w:p>
+      <w:pPr>
+        <w:pStyle w:val="ListParagraph"/>
+        <w:numPr>
+          <w:ilvl w:val="0"/>
+          <w:numId w:val="2"/>
+        </w:numPr>
+        <w:tabs>
+          <w:tab w:val="clear" w:pos="720"/>
+          <w:tab w:val="right" w:pos="9360" w:leader="none"/>
+        </w:tabs>
+        <w:spacing w:lineRule="auto" w:line="240" w:before="60" w:after="120"/>
+        <w:contextualSpacing/>
+        <w:rPr/>
+      </w:pPr>
+      <w:r>
+        <w:rPr/>
         <w:t>Taught the students observation skills to analyze basic organismal structure and function while promoting understanding of biological principles</w:t>
       </w:r>
     </w:p>
@@ -1780,18 +2171,10 @@
         </w:tabs>
         <w:spacing w:lineRule="auto" w:line="240" w:before="60" w:after="60"/>
         <w:contextualSpacing/>
-        <w:rPr>
-          <w:rFonts w:ascii="Times New Roman" w:hAnsi="Times New Roman" w:cs="Times New Roman"/>
-          <w:sz w:val="24"/>
-          <w:szCs w:val="24"/>
-        </w:rPr>
-      </w:pPr>
-      <w:r>
-        <w:rPr>
-          <w:rFonts w:cs="Times New Roman"/>
-          <w:sz w:val="24"/>
-          <w:szCs w:val="24"/>
-        </w:rPr>
+        <w:rPr/>
+      </w:pPr>
+      <w:r>
+        <w:rPr/>
         <w:t xml:space="preserve">Modified and conducted chemical analysis protocols investigating plant chemical defenses </w:t>
       </w:r>
     </w:p>
@@ -1808,18 +2191,10 @@
         </w:tabs>
         <w:spacing w:lineRule="auto" w:line="240" w:before="60" w:after="60"/>
         <w:contextualSpacing/>
-        <w:rPr>
-          <w:rFonts w:ascii="Times New Roman" w:hAnsi="Times New Roman" w:cs="Times New Roman"/>
-          <w:sz w:val="24"/>
-          <w:szCs w:val="24"/>
-        </w:rPr>
-      </w:pPr>
-      <w:r>
-        <w:rPr>
-          <w:rFonts w:cs="Times New Roman"/>
-          <w:sz w:val="24"/>
-          <w:szCs w:val="24"/>
-        </w:rPr>
+        <w:rPr/>
+      </w:pPr>
+      <w:r>
+        <w:rPr/>
         <w:t>Managed undergraduate students on multiple research projects</w:t>
       </w:r>
     </w:p>
@@ -2874,10 +3249,6 @@
     <w:p>
       <w:pPr>
         <w:pStyle w:val="Normal"/>
-        <w:numPr>
-          <w:ilvl w:val="0"/>
-          <w:numId w:val="0"/>
-        </w:numPr>
         <w:spacing w:lineRule="auto" w:line="240" w:before="0" w:after="60"/>
         <w:ind w:left="720" w:hanging="0"/>
         <w:rPr>
@@ -2901,10 +3272,6 @@
     <w:p>
       <w:pPr>
         <w:pStyle w:val="Normal"/>
-        <w:numPr>
-          <w:ilvl w:val="0"/>
-          <w:numId w:val="0"/>
-        </w:numPr>
         <w:spacing w:lineRule="auto" w:line="240" w:before="0" w:after="60"/>
         <w:ind w:left="720" w:hanging="0"/>
         <w:rPr>
@@ -2927,13 +3294,22 @@
       <w:r>
         <w:rPr>
           <w:rFonts w:eastAsia="Times New Roman" w:cs="Times New Roman" w:ascii="Times New Roman" w:hAnsi="Times New Roman"/>
-          <w:b w:val="false"/>
-          <w:bCs w:val="false"/>
           <w:color w:val="000000"/>
           <w:sz w:val="24"/>
           <w:szCs w:val="24"/>
         </w:rPr>
-        <w:t>(352) 273-3960</w:t>
+        <w:t>(352) 273-3960 or</w:t>
+      </w:r>
+      <w:r>
+        <w:rPr>
+          <w:rFonts w:eastAsia="Times New Roman" w:cs="Times New Roman" w:ascii="Times New Roman" w:hAnsi="Times New Roman"/>
+          <w:b/>
+          <w:bCs/>
+          <w:color w:val="000000"/>
+          <w:sz w:val="24"/>
+          <w:szCs w:val="24"/>
+        </w:rPr>
+        <w:t xml:space="preserve"> </w:t>
       </w:r>
       <w:r>
         <w:rPr>
@@ -2941,26 +3317,6 @@
           <w:color w:val="000000"/>
           <w:sz w:val="24"/>
           <w:szCs w:val="24"/>
-        </w:rPr>
-        <w:t xml:space="preserve"> or</w:t>
-      </w:r>
-      <w:r>
-        <w:rPr>
-          <w:rFonts w:eastAsia="Times New Roman" w:cs="Times New Roman" w:ascii="Times New Roman" w:hAnsi="Times New Roman"/>
-          <w:b/>
-          <w:bCs/>
-          <w:color w:val="000000"/>
-          <w:sz w:val="24"/>
-          <w:szCs w:val="24"/>
-        </w:rPr>
-        <w:t xml:space="preserve"> </w:t>
-      </w:r>
-      <w:r>
-        <w:rPr>
-          <w:rFonts w:eastAsia="Times New Roman" w:cs="Times New Roman" w:ascii="Times New Roman" w:hAnsi="Times New Roman"/>
-          <w:color w:val="000000"/>
-          <w:sz w:val="24"/>
-          <w:szCs w:val="24"/>
           <w:u w:val="single"/>
         </w:rPr>
         <w:t>hahnp@ufl.edu</w:t>
@@ -2969,10 +3325,6 @@
     <w:p>
       <w:pPr>
         <w:pStyle w:val="Normal"/>
-        <w:numPr>
-          <w:ilvl w:val="0"/>
-          <w:numId w:val="0"/>
-        </w:numPr>
         <w:spacing w:lineRule="auto" w:line="240" w:before="0" w:after="60"/>
         <w:ind w:left="720" w:hanging="0"/>
         <w:textAlignment w:val="baseline"/>
@@ -3295,7 +3647,7 @@
       <w:pgNumType w:fmt="decimal"/>
       <w:formProt w:val="false"/>
       <w:textDirection w:val="lrTb"/>
-      <w:docGrid w:type="default" w:linePitch="360" w:charSpace="8192"/>
+      <w:docGrid w:type="default" w:linePitch="360" w:charSpace="12288"/>
     </w:sectPr>
   </w:body>
 </w:document>
@@ -3309,7 +3661,7 @@
         <w:docPartGallery w:val="Page Numbers (Top of Page)"/>
         <w:docPartUnique w:val="true"/>
       </w:docPartObj>
-      <w:id w:val="810186631"/>
+      <w:id w:val="1437206542"/>
     </w:sdtPr>
     <w:sdtContent>
       <w:p>
@@ -4412,11 +4764,12 @@
     <w:qFormat/>
     <w:rPr/>
   </w:style>
-  <w:style w:type="character" w:styleId="InternetLink" w:customStyle="1">
-    <w:name w:val="Hyperlink"/>
+  <w:style w:type="character" w:styleId="Hyperlink1" w:customStyle="1">
+    <w:name w:val="Hyperlink1"/>
     <w:basedOn w:val="DefaultParagraphFont"/>
     <w:uiPriority w:val="99"/>
     <w:unhideWhenUsed/>
+    <w:qFormat/>
     <w:rsid w:val="00ad2120"/>
     <w:rPr>
       <w:color w:val="0563C1" w:themeColor="hyperlink"/>
@@ -4606,7 +4959,7 @@
       <w:szCs w:val="24"/>
     </w:rPr>
   </w:style>
-  <w:style w:type="paragraph" w:styleId="HeaderandFooter">
+  <w:style w:type="paragraph" w:styleId="HeaderandFooter" w:customStyle="1">
     <w:name w:val="Header and Footer"/>
     <w:basedOn w:val="Normal"/>
     <w:qFormat/>
@@ -4713,6 +5066,1421 @@
       <w:rFonts w:ascii="Times New Roman" w:hAnsi="Times New Roman" w:eastAsia="Times New Roman" w:cs="Times New Roman"/>
       <w:sz w:val="24"/>
       <w:szCs w:val="24"/>
+    </w:rPr>
+  </w:style>
+  <w:style w:type="paragraph" w:styleId="DefaultDrawingStyle">
+    <w:name w:val="Default Drawing Style"/>
+    <w:qFormat/>
+    <w:pPr>
+      <w:widowControl/>
+      <w:bidi w:val="0"/>
+      <w:spacing w:lineRule="atLeast" w:line="200" w:before="0" w:after="0"/>
+      <w:jc w:val="left"/>
+    </w:pPr>
+    <w:rPr>
+      <w:rFonts w:ascii="Lohit Devanagari" w:hAnsi="Lohit Devanagari" w:eastAsia="DejaVu Sans" w:cs="Noto Sans"/>
+      <w:b w:val="false"/>
+      <w:i w:val="false"/>
+      <w:strike w:val="false"/>
+      <w:dstrike w:val="false"/>
+      <w:outline w:val="false"/>
+      <w:shadow w:val="false"/>
+      <w:color w:val="auto"/>
+      <w:kern w:val="2"/>
+      <w:sz w:val="36"/>
+      <w:szCs w:val="24"/>
+      <w:u w:val="none"/>
+      <w:em w:val="none"/>
+      <w:lang w:val="en-US" w:eastAsia="en-US" w:bidi="ar-SA"/>
+    </w:rPr>
+  </w:style>
+  <w:style w:type="paragraph" w:styleId="Objectwithoutfill">
+    <w:name w:val="Object without fill"/>
+    <w:basedOn w:val="DefaultDrawingStyle"/>
+    <w:qFormat/>
+    <w:pPr>
+      <w:spacing w:lineRule="atLeast" w:line="200" w:before="0" w:after="0"/>
+    </w:pPr>
+    <w:rPr>
+      <w:rFonts w:ascii="Lohit Devanagari" w:hAnsi="Lohit Devanagari"/>
+      <w:b w:val="false"/>
+      <w:i w:val="false"/>
+      <w:strike w:val="false"/>
+      <w:dstrike w:val="false"/>
+      <w:outline w:val="false"/>
+      <w:shadow w:val="false"/>
+      <w:color w:val="auto"/>
+      <w:kern w:val="2"/>
+      <w:sz w:val="36"/>
+      <w:u w:val="none"/>
+      <w:em w:val="none"/>
+    </w:rPr>
+  </w:style>
+  <w:style w:type="paragraph" w:styleId="Objectwithnofillandnoline">
+    <w:name w:val="Object with no fill and no line"/>
+    <w:basedOn w:val="DefaultDrawingStyle"/>
+    <w:qFormat/>
+    <w:pPr>
+      <w:spacing w:lineRule="atLeast" w:line="200" w:before="0" w:after="0"/>
+    </w:pPr>
+    <w:rPr>
+      <w:rFonts w:ascii="Lohit Devanagari" w:hAnsi="Lohit Devanagari"/>
+      <w:b w:val="false"/>
+      <w:i w:val="false"/>
+      <w:strike w:val="false"/>
+      <w:dstrike w:val="false"/>
+      <w:outline w:val="false"/>
+      <w:shadow w:val="false"/>
+      <w:color w:val="auto"/>
+      <w:kern w:val="2"/>
+      <w:sz w:val="36"/>
+      <w:u w:val="none"/>
+      <w:em w:val="none"/>
+    </w:rPr>
+  </w:style>
+  <w:style w:type="paragraph" w:styleId="A4">
+    <w:name w:val="A4"/>
+    <w:basedOn w:val="Text"/>
+    <w:qFormat/>
+    <w:pPr/>
+    <w:rPr>
+      <w:rFonts w:ascii="Noto Sans" w:hAnsi="Noto Sans"/>
+      <w:sz w:val="36"/>
+    </w:rPr>
+  </w:style>
+  <w:style w:type="paragraph" w:styleId="Text">
+    <w:name w:val="Text"/>
+    <w:basedOn w:val="Caption"/>
+    <w:qFormat/>
+    <w:pPr/>
+    <w:rPr/>
+  </w:style>
+  <w:style w:type="paragraph" w:styleId="TitleA4">
+    <w:name w:val="Title A4"/>
+    <w:basedOn w:val="A4"/>
+    <w:qFormat/>
+    <w:pPr/>
+    <w:rPr>
+      <w:rFonts w:ascii="Noto Sans" w:hAnsi="Noto Sans"/>
+      <w:sz w:val="87"/>
+    </w:rPr>
+  </w:style>
+  <w:style w:type="paragraph" w:styleId="HeadingA4">
+    <w:name w:val="Heading A4"/>
+    <w:basedOn w:val="A4"/>
+    <w:qFormat/>
+    <w:pPr/>
+    <w:rPr>
+      <w:rFonts w:ascii="Noto Sans" w:hAnsi="Noto Sans"/>
+      <w:sz w:val="48"/>
+    </w:rPr>
+  </w:style>
+  <w:style w:type="paragraph" w:styleId="TextA4">
+    <w:name w:val="Text A4"/>
+    <w:basedOn w:val="A4"/>
+    <w:qFormat/>
+    <w:pPr/>
+    <w:rPr>
+      <w:rFonts w:ascii="Noto Sans" w:hAnsi="Noto Sans"/>
+      <w:sz w:val="36"/>
+    </w:rPr>
+  </w:style>
+  <w:style w:type="paragraph" w:styleId="A0">
+    <w:name w:val="A0"/>
+    <w:basedOn w:val="Text"/>
+    <w:qFormat/>
+    <w:pPr/>
+    <w:rPr>
+      <w:rFonts w:ascii="Noto Sans" w:hAnsi="Noto Sans"/>
+      <w:sz w:val="95"/>
+    </w:rPr>
+  </w:style>
+  <w:style w:type="paragraph" w:styleId="TitleA0">
+    <w:name w:val="Title A0"/>
+    <w:basedOn w:val="A0"/>
+    <w:qFormat/>
+    <w:pPr/>
+    <w:rPr>
+      <w:rFonts w:ascii="Noto Sans" w:hAnsi="Noto Sans"/>
+      <w:sz w:val="191"/>
+    </w:rPr>
+  </w:style>
+  <w:style w:type="paragraph" w:styleId="HeadingA0">
+    <w:name w:val="Heading A0"/>
+    <w:basedOn w:val="A0"/>
+    <w:qFormat/>
+    <w:pPr/>
+    <w:rPr>
+      <w:rFonts w:ascii="Noto Sans" w:hAnsi="Noto Sans"/>
+      <w:sz w:val="143"/>
+    </w:rPr>
+  </w:style>
+  <w:style w:type="paragraph" w:styleId="TextA0">
+    <w:name w:val="Text A0"/>
+    <w:basedOn w:val="A0"/>
+    <w:qFormat/>
+    <w:pPr/>
+    <w:rPr>
+      <w:rFonts w:ascii="Noto Sans" w:hAnsi="Noto Sans"/>
+      <w:sz w:val="95"/>
+    </w:rPr>
+  </w:style>
+  <w:style w:type="paragraph" w:styleId="Graphic">
+    <w:name w:val="Graphic"/>
+    <w:qFormat/>
+    <w:pPr>
+      <w:widowControl/>
+      <w:bidi w:val="0"/>
+      <w:spacing w:before="0" w:after="0"/>
+      <w:jc w:val="left"/>
+    </w:pPr>
+    <w:rPr>
+      <w:rFonts w:ascii="Liberation Sans" w:hAnsi="Liberation Sans" w:eastAsia="DejaVu Sans" w:cs="Noto Sans"/>
+      <w:color w:val="auto"/>
+      <w:kern w:val="0"/>
+      <w:sz w:val="36"/>
+      <w:szCs w:val="24"/>
+      <w:lang w:val="en-US" w:eastAsia="en-US" w:bidi="ar-SA"/>
+    </w:rPr>
+  </w:style>
+  <w:style w:type="paragraph" w:styleId="Shapes">
+    <w:name w:val="Shapes"/>
+    <w:basedOn w:val="Graphic"/>
+    <w:qFormat/>
+    <w:pPr/>
+    <w:rPr>
+      <w:rFonts w:ascii="Liberation Sans" w:hAnsi="Liberation Sans"/>
+      <w:b/>
+      <w:sz w:val="28"/>
+    </w:rPr>
+  </w:style>
+  <w:style w:type="paragraph" w:styleId="Filled">
+    <w:name w:val="Filled"/>
+    <w:basedOn w:val="Shapes"/>
+    <w:qFormat/>
+    <w:pPr/>
+    <w:rPr>
+      <w:rFonts w:ascii="Liberation Sans" w:hAnsi="Liberation Sans"/>
+      <w:b/>
+      <w:sz w:val="28"/>
+    </w:rPr>
+  </w:style>
+  <w:style w:type="paragraph" w:styleId="FilledBlue">
+    <w:name w:val="Filled Blue"/>
+    <w:basedOn w:val="Filled"/>
+    <w:qFormat/>
+    <w:pPr/>
+    <w:rPr>
+      <w:rFonts w:ascii="Liberation Sans" w:hAnsi="Liberation Sans"/>
+      <w:b/>
+      <w:color w:val="FFFFFF"/>
+      <w:sz w:val="28"/>
+    </w:rPr>
+  </w:style>
+  <w:style w:type="paragraph" w:styleId="FilledGreen">
+    <w:name w:val="Filled Green"/>
+    <w:basedOn w:val="Filled"/>
+    <w:qFormat/>
+    <w:pPr/>
+    <w:rPr>
+      <w:rFonts w:ascii="Liberation Sans" w:hAnsi="Liberation Sans"/>
+      <w:b/>
+      <w:color w:val="FFFFFF"/>
+      <w:sz w:val="28"/>
+    </w:rPr>
+  </w:style>
+  <w:style w:type="paragraph" w:styleId="FilledRed">
+    <w:name w:val="Filled Red"/>
+    <w:basedOn w:val="Filled"/>
+    <w:qFormat/>
+    <w:pPr/>
+    <w:rPr>
+      <w:rFonts w:ascii="Liberation Sans" w:hAnsi="Liberation Sans"/>
+      <w:b/>
+      <w:color w:val="FFFFFF"/>
+      <w:sz w:val="28"/>
+    </w:rPr>
+  </w:style>
+  <w:style w:type="paragraph" w:styleId="FilledYellow">
+    <w:name w:val="Filled Yellow"/>
+    <w:basedOn w:val="Filled"/>
+    <w:qFormat/>
+    <w:pPr/>
+    <w:rPr>
+      <w:rFonts w:ascii="Liberation Sans" w:hAnsi="Liberation Sans"/>
+      <w:b/>
+      <w:color w:val="FFFFFF"/>
+      <w:sz w:val="28"/>
+    </w:rPr>
+  </w:style>
+  <w:style w:type="paragraph" w:styleId="Outlined">
+    <w:name w:val="Outlined"/>
+    <w:basedOn w:val="Shapes"/>
+    <w:qFormat/>
+    <w:pPr/>
+    <w:rPr>
+      <w:rFonts w:ascii="Liberation Sans" w:hAnsi="Liberation Sans"/>
+      <w:b/>
+      <w:sz w:val="28"/>
+    </w:rPr>
+  </w:style>
+  <w:style w:type="paragraph" w:styleId="OutlinedBlue">
+    <w:name w:val="Outlined Blue"/>
+    <w:basedOn w:val="Outlined"/>
+    <w:qFormat/>
+    <w:pPr/>
+    <w:rPr>
+      <w:rFonts w:ascii="Liberation Sans" w:hAnsi="Liberation Sans"/>
+      <w:b/>
+      <w:color w:val="355269"/>
+      <w:sz w:val="28"/>
+    </w:rPr>
+  </w:style>
+  <w:style w:type="paragraph" w:styleId="OutlinedGreen">
+    <w:name w:val="Outlined Green"/>
+    <w:basedOn w:val="Outlined"/>
+    <w:qFormat/>
+    <w:pPr/>
+    <w:rPr>
+      <w:rFonts w:ascii="Liberation Sans" w:hAnsi="Liberation Sans"/>
+      <w:b/>
+      <w:color w:val="127622"/>
+      <w:sz w:val="28"/>
+    </w:rPr>
+  </w:style>
+  <w:style w:type="paragraph" w:styleId="OutlinedRed">
+    <w:name w:val="Outlined Red"/>
+    <w:basedOn w:val="Outlined"/>
+    <w:qFormat/>
+    <w:pPr/>
+    <w:rPr>
+      <w:rFonts w:ascii="Liberation Sans" w:hAnsi="Liberation Sans"/>
+      <w:b/>
+      <w:color w:val="C9211E"/>
+      <w:sz w:val="28"/>
+    </w:rPr>
+  </w:style>
+  <w:style w:type="paragraph" w:styleId="OutlinedYellow">
+    <w:name w:val="Outlined Yellow"/>
+    <w:basedOn w:val="Outlined"/>
+    <w:qFormat/>
+    <w:pPr/>
+    <w:rPr>
+      <w:rFonts w:ascii="Liberation Sans" w:hAnsi="Liberation Sans"/>
+      <w:b/>
+      <w:color w:val="B47804"/>
+      <w:sz w:val="28"/>
+    </w:rPr>
+  </w:style>
+  <w:style w:type="paragraph" w:styleId="Lines">
+    <w:name w:val="Lines"/>
+    <w:basedOn w:val="Graphic"/>
+    <w:qFormat/>
+    <w:pPr/>
+    <w:rPr>
+      <w:rFonts w:ascii="Liberation Sans" w:hAnsi="Liberation Sans"/>
+      <w:sz w:val="36"/>
+    </w:rPr>
+  </w:style>
+  <w:style w:type="paragraph" w:styleId="ArrowLine">
+    <w:name w:val="Arrow Line"/>
+    <w:basedOn w:val="Lines"/>
+    <w:qFormat/>
+    <w:pPr/>
+    <w:rPr>
+      <w:rFonts w:ascii="Liberation Sans" w:hAnsi="Liberation Sans"/>
+      <w:sz w:val="36"/>
+    </w:rPr>
+  </w:style>
+  <w:style w:type="paragraph" w:styleId="DashedLine">
+    <w:name w:val="Dashed Line"/>
+    <w:basedOn w:val="Lines"/>
+    <w:qFormat/>
+    <w:pPr/>
+    <w:rPr>
+      <w:rFonts w:ascii="Liberation Sans" w:hAnsi="Liberation Sans"/>
+      <w:sz w:val="36"/>
+    </w:rPr>
+  </w:style>
+  <w:style w:type="paragraph" w:styleId="BlankSlideLTGliederung1">
+    <w:name w:val="Blank Slide~LT~Gliederung 1"/>
+    <w:qFormat/>
+    <w:pPr>
+      <w:widowControl/>
+      <w:bidi w:val="0"/>
+      <w:spacing w:before="283" w:after="0"/>
+      <w:jc w:val="left"/>
+    </w:pPr>
+    <w:rPr>
+      <w:rFonts w:ascii="Lohit Devanagari" w:hAnsi="Lohit Devanagari" w:eastAsia="DejaVu Sans" w:cs="Noto Sans"/>
+      <w:b w:val="false"/>
+      <w:i w:val="false"/>
+      <w:strike w:val="false"/>
+      <w:dstrike w:val="false"/>
+      <w:outline w:val="false"/>
+      <w:shadow w:val="false"/>
+      <w:color w:val="auto"/>
+      <w:spacing w:val="0"/>
+      <w:kern w:val="2"/>
+      <w:sz w:val="64"/>
+      <w:szCs w:val="24"/>
+      <w:u w:val="none"/>
+      <w:em w:val="none"/>
+      <w:lang w:val="en-US" w:eastAsia="en-US" w:bidi="ar-SA"/>
+    </w:rPr>
+  </w:style>
+  <w:style w:type="paragraph" w:styleId="BlankSlideLTGliederung2">
+    <w:name w:val="Blank Slide~LT~Gliederung 2"/>
+    <w:basedOn w:val="BlankSlideLTGliederung1"/>
+    <w:qFormat/>
+    <w:pPr>
+      <w:spacing w:before="227" w:after="0"/>
+    </w:pPr>
+    <w:rPr>
+      <w:rFonts w:ascii="Lohit Devanagari" w:hAnsi="Lohit Devanagari"/>
+      <w:b w:val="false"/>
+      <w:i w:val="false"/>
+      <w:strike w:val="false"/>
+      <w:dstrike w:val="false"/>
+      <w:outline w:val="false"/>
+      <w:shadow w:val="false"/>
+      <w:color w:val="auto"/>
+      <w:spacing w:val="0"/>
+      <w:kern w:val="2"/>
+      <w:sz w:val="56"/>
+      <w:u w:val="none"/>
+      <w:em w:val="none"/>
+    </w:rPr>
+  </w:style>
+  <w:style w:type="paragraph" w:styleId="BlankSlideLTGliederung3">
+    <w:name w:val="Blank Slide~LT~Gliederung 3"/>
+    <w:basedOn w:val="BlankSlideLTGliederung2"/>
+    <w:qFormat/>
+    <w:pPr>
+      <w:spacing w:before="170" w:after="0"/>
+    </w:pPr>
+    <w:rPr>
+      <w:rFonts w:ascii="Lohit Devanagari" w:hAnsi="Lohit Devanagari"/>
+      <w:b w:val="false"/>
+      <w:i w:val="false"/>
+      <w:strike w:val="false"/>
+      <w:dstrike w:val="false"/>
+      <w:outline w:val="false"/>
+      <w:shadow w:val="false"/>
+      <w:color w:val="auto"/>
+      <w:spacing w:val="0"/>
+      <w:kern w:val="2"/>
+      <w:sz w:val="48"/>
+      <w:u w:val="none"/>
+      <w:em w:val="none"/>
+    </w:rPr>
+  </w:style>
+  <w:style w:type="paragraph" w:styleId="BlankSlideLTGliederung4">
+    <w:name w:val="Blank Slide~LT~Gliederung 4"/>
+    <w:basedOn w:val="BlankSlideLTGliederung3"/>
+    <w:qFormat/>
+    <w:pPr>
+      <w:spacing w:before="113" w:after="0"/>
+    </w:pPr>
+    <w:rPr>
+      <w:rFonts w:ascii="Lohit Devanagari" w:hAnsi="Lohit Devanagari"/>
+      <w:b w:val="false"/>
+      <w:i w:val="false"/>
+      <w:strike w:val="false"/>
+      <w:dstrike w:val="false"/>
+      <w:outline w:val="false"/>
+      <w:shadow w:val="false"/>
+      <w:color w:val="auto"/>
+      <w:spacing w:val="0"/>
+      <w:kern w:val="2"/>
+      <w:sz w:val="40"/>
+      <w:u w:val="none"/>
+      <w:em w:val="none"/>
+    </w:rPr>
+  </w:style>
+  <w:style w:type="paragraph" w:styleId="BlankSlideLTGliederung5">
+    <w:name w:val="Blank Slide~LT~Gliederung 5"/>
+    <w:basedOn w:val="BlankSlideLTGliederung4"/>
+    <w:qFormat/>
+    <w:pPr>
+      <w:spacing w:before="57" w:after="0"/>
+    </w:pPr>
+    <w:rPr>
+      <w:rFonts w:ascii="Lohit Devanagari" w:hAnsi="Lohit Devanagari"/>
+      <w:b w:val="false"/>
+      <w:i w:val="false"/>
+      <w:strike w:val="false"/>
+      <w:dstrike w:val="false"/>
+      <w:outline w:val="false"/>
+      <w:shadow w:val="false"/>
+      <w:color w:val="auto"/>
+      <w:spacing w:val="0"/>
+      <w:kern w:val="2"/>
+      <w:sz w:val="40"/>
+      <w:u w:val="none"/>
+      <w:em w:val="none"/>
+    </w:rPr>
+  </w:style>
+  <w:style w:type="paragraph" w:styleId="BlankSlideLTGliederung6">
+    <w:name w:val="Blank Slide~LT~Gliederung 6"/>
+    <w:basedOn w:val="BlankSlideLTGliederung5"/>
+    <w:qFormat/>
+    <w:pPr>
+      <w:spacing w:before="57" w:after="0"/>
+    </w:pPr>
+    <w:rPr>
+      <w:rFonts w:ascii="Lohit Devanagari" w:hAnsi="Lohit Devanagari"/>
+      <w:b w:val="false"/>
+      <w:i w:val="false"/>
+      <w:strike w:val="false"/>
+      <w:dstrike w:val="false"/>
+      <w:outline w:val="false"/>
+      <w:shadow w:val="false"/>
+      <w:color w:val="auto"/>
+      <w:spacing w:val="0"/>
+      <w:kern w:val="2"/>
+      <w:sz w:val="40"/>
+      <w:u w:val="none"/>
+      <w:em w:val="none"/>
+    </w:rPr>
+  </w:style>
+  <w:style w:type="paragraph" w:styleId="BlankSlideLTGliederung7">
+    <w:name w:val="Blank Slide~LT~Gliederung 7"/>
+    <w:basedOn w:val="BlankSlideLTGliederung6"/>
+    <w:qFormat/>
+    <w:pPr>
+      <w:spacing w:before="57" w:after="0"/>
+    </w:pPr>
+    <w:rPr>
+      <w:rFonts w:ascii="Lohit Devanagari" w:hAnsi="Lohit Devanagari"/>
+      <w:b w:val="false"/>
+      <w:i w:val="false"/>
+      <w:strike w:val="false"/>
+      <w:dstrike w:val="false"/>
+      <w:outline w:val="false"/>
+      <w:shadow w:val="false"/>
+      <w:color w:val="auto"/>
+      <w:spacing w:val="0"/>
+      <w:kern w:val="2"/>
+      <w:sz w:val="40"/>
+      <w:u w:val="none"/>
+      <w:em w:val="none"/>
+    </w:rPr>
+  </w:style>
+  <w:style w:type="paragraph" w:styleId="BlankSlideLTGliederung8">
+    <w:name w:val="Blank Slide~LT~Gliederung 8"/>
+    <w:basedOn w:val="BlankSlideLTGliederung7"/>
+    <w:qFormat/>
+    <w:pPr>
+      <w:spacing w:before="57" w:after="0"/>
+    </w:pPr>
+    <w:rPr>
+      <w:rFonts w:ascii="Lohit Devanagari" w:hAnsi="Lohit Devanagari"/>
+      <w:b w:val="false"/>
+      <w:i w:val="false"/>
+      <w:strike w:val="false"/>
+      <w:dstrike w:val="false"/>
+      <w:outline w:val="false"/>
+      <w:shadow w:val="false"/>
+      <w:color w:val="auto"/>
+      <w:spacing w:val="0"/>
+      <w:kern w:val="2"/>
+      <w:sz w:val="40"/>
+      <w:u w:val="none"/>
+      <w:em w:val="none"/>
+    </w:rPr>
+  </w:style>
+  <w:style w:type="paragraph" w:styleId="BlankSlideLTGliederung9">
+    <w:name w:val="Blank Slide~LT~Gliederung 9"/>
+    <w:basedOn w:val="BlankSlideLTGliederung8"/>
+    <w:qFormat/>
+    <w:pPr>
+      <w:spacing w:before="57" w:after="0"/>
+    </w:pPr>
+    <w:rPr>
+      <w:rFonts w:ascii="Lohit Devanagari" w:hAnsi="Lohit Devanagari"/>
+      <w:b w:val="false"/>
+      <w:i w:val="false"/>
+      <w:strike w:val="false"/>
+      <w:dstrike w:val="false"/>
+      <w:outline w:val="false"/>
+      <w:shadow w:val="false"/>
+      <w:color w:val="auto"/>
+      <w:spacing w:val="0"/>
+      <w:kern w:val="2"/>
+      <w:sz w:val="40"/>
+      <w:u w:val="none"/>
+      <w:em w:val="none"/>
+    </w:rPr>
+  </w:style>
+  <w:style w:type="paragraph" w:styleId="BlankSlideLTTitel">
+    <w:name w:val="Blank Slide~LT~Titel"/>
+    <w:qFormat/>
+    <w:pPr>
+      <w:widowControl/>
+      <w:bidi w:val="0"/>
+      <w:spacing w:before="0" w:after="0"/>
+      <w:jc w:val="center"/>
+    </w:pPr>
+    <w:rPr>
+      <w:rFonts w:ascii="Lohit Devanagari" w:hAnsi="Lohit Devanagari" w:eastAsia="DejaVu Sans" w:cs="Noto Sans"/>
+      <w:b w:val="false"/>
+      <w:i w:val="false"/>
+      <w:strike w:val="false"/>
+      <w:dstrike w:val="false"/>
+      <w:outline w:val="false"/>
+      <w:shadow w:val="false"/>
+      <w:color w:val="auto"/>
+      <w:spacing w:val="0"/>
+      <w:kern w:val="2"/>
+      <w:sz w:val="88"/>
+      <w:szCs w:val="24"/>
+      <w:u w:val="none"/>
+      <w:em w:val="none"/>
+      <w:lang w:val="en-US" w:eastAsia="en-US" w:bidi="ar-SA"/>
+    </w:rPr>
+  </w:style>
+  <w:style w:type="paragraph" w:styleId="BlankSlideLTUntertitel">
+    <w:name w:val="Blank Slide~LT~Untertitel"/>
+    <w:qFormat/>
+    <w:pPr>
+      <w:widowControl/>
+      <w:bidi w:val="0"/>
+      <w:spacing w:before="0" w:after="0"/>
+      <w:jc w:val="center"/>
+    </w:pPr>
+    <w:rPr>
+      <w:rFonts w:ascii="Lohit Devanagari" w:hAnsi="Lohit Devanagari" w:eastAsia="DejaVu Sans" w:cs="Noto Sans"/>
+      <w:b w:val="false"/>
+      <w:i w:val="false"/>
+      <w:strike w:val="false"/>
+      <w:dstrike w:val="false"/>
+      <w:outline w:val="false"/>
+      <w:shadow w:val="false"/>
+      <w:color w:val="auto"/>
+      <w:kern w:val="2"/>
+      <w:sz w:val="64"/>
+      <w:szCs w:val="24"/>
+      <w:u w:val="none"/>
+      <w:em w:val="none"/>
+      <w:lang w:val="en-US" w:eastAsia="en-US" w:bidi="ar-SA"/>
+    </w:rPr>
+  </w:style>
+  <w:style w:type="paragraph" w:styleId="BlankSlideLTNotizen">
+    <w:name w:val="Blank Slide~LT~Notizen"/>
+    <w:qFormat/>
+    <w:pPr>
+      <w:widowControl/>
+      <w:bidi w:val="0"/>
+      <w:spacing w:before="0" w:after="0"/>
+      <w:ind w:left="340" w:hanging="340"/>
+      <w:jc w:val="left"/>
+    </w:pPr>
+    <w:rPr>
+      <w:rFonts w:ascii="Lohit Devanagari" w:hAnsi="Lohit Devanagari" w:eastAsia="DejaVu Sans" w:cs="Noto Sans"/>
+      <w:b w:val="false"/>
+      <w:i w:val="false"/>
+      <w:strike w:val="false"/>
+      <w:dstrike w:val="false"/>
+      <w:outline w:val="false"/>
+      <w:shadow w:val="false"/>
+      <w:color w:val="auto"/>
+      <w:kern w:val="2"/>
+      <w:sz w:val="40"/>
+      <w:szCs w:val="24"/>
+      <w:u w:val="none"/>
+      <w:em w:val="none"/>
+      <w:lang w:val="en-US" w:eastAsia="en-US" w:bidi="ar-SA"/>
+    </w:rPr>
+  </w:style>
+  <w:style w:type="paragraph" w:styleId="BlankSlideLTHintergrundobjekte">
+    <w:name w:val="Blank Slide~LT~Hintergrundobjekte"/>
+    <w:qFormat/>
+    <w:pPr>
+      <w:widowControl/>
+      <w:bidi w:val="0"/>
+      <w:spacing w:before="0" w:after="0"/>
+      <w:jc w:val="left"/>
+    </w:pPr>
+    <w:rPr>
+      <w:rFonts w:ascii="Liberation Serif" w:hAnsi="Liberation Serif" w:eastAsia="DejaVu Sans" w:cs="Noto Sans"/>
+      <w:color w:val="auto"/>
+      <w:kern w:val="2"/>
+      <w:sz w:val="24"/>
+      <w:szCs w:val="24"/>
+      <w:lang w:val="en-US" w:eastAsia="en-US" w:bidi="ar-SA"/>
+    </w:rPr>
+  </w:style>
+  <w:style w:type="paragraph" w:styleId="BlankSlideLTHintergrund">
+    <w:name w:val="Blank Slide~LT~Hintergrund"/>
+    <w:qFormat/>
+    <w:pPr>
+      <w:widowControl/>
+      <w:bidi w:val="0"/>
+      <w:spacing w:before="0" w:after="0"/>
+      <w:jc w:val="left"/>
+    </w:pPr>
+    <w:rPr>
+      <w:rFonts w:ascii="Liberation Serif" w:hAnsi="Liberation Serif" w:eastAsia="DejaVu Sans" w:cs="Noto Sans"/>
+      <w:color w:val="auto"/>
+      <w:kern w:val="2"/>
+      <w:sz w:val="24"/>
+      <w:szCs w:val="24"/>
+      <w:lang w:val="en-US" w:eastAsia="en-US" w:bidi="ar-SA"/>
+    </w:rPr>
+  </w:style>
+  <w:style w:type="paragraph" w:styleId="Default">
+    <w:name w:val="default"/>
+    <w:qFormat/>
+    <w:pPr>
+      <w:widowControl/>
+      <w:bidi w:val="0"/>
+      <w:spacing w:lineRule="atLeast" w:line="200" w:before="0" w:after="0"/>
+      <w:jc w:val="left"/>
+    </w:pPr>
+    <w:rPr>
+      <w:rFonts w:ascii="Lohit Devanagari" w:hAnsi="Lohit Devanagari" w:eastAsia="DejaVu Sans" w:cs="Noto Sans"/>
+      <w:color w:val="auto"/>
+      <w:kern w:val="2"/>
+      <w:sz w:val="36"/>
+      <w:szCs w:val="24"/>
+      <w:lang w:val="en-US" w:eastAsia="en-US" w:bidi="ar-SA"/>
+    </w:rPr>
+  </w:style>
+  <w:style w:type="paragraph" w:styleId="Gray1">
+    <w:name w:val="gray1"/>
+    <w:basedOn w:val="Default"/>
+    <w:qFormat/>
+    <w:pPr>
+      <w:spacing w:lineRule="atLeast" w:line="200" w:before="0" w:after="0"/>
+    </w:pPr>
+    <w:rPr>
+      <w:rFonts w:ascii="Lohit Devanagari" w:hAnsi="Lohit Devanagari"/>
+      <w:color w:val="auto"/>
+      <w:kern w:val="2"/>
+      <w:sz w:val="36"/>
+    </w:rPr>
+  </w:style>
+  <w:style w:type="paragraph" w:styleId="Gray2">
+    <w:name w:val="gray2"/>
+    <w:basedOn w:val="Default"/>
+    <w:qFormat/>
+    <w:pPr>
+      <w:spacing w:lineRule="atLeast" w:line="200" w:before="0" w:after="0"/>
+    </w:pPr>
+    <w:rPr>
+      <w:rFonts w:ascii="Lohit Devanagari" w:hAnsi="Lohit Devanagari"/>
+      <w:color w:val="auto"/>
+      <w:kern w:val="2"/>
+      <w:sz w:val="36"/>
+    </w:rPr>
+  </w:style>
+  <w:style w:type="paragraph" w:styleId="Gray3">
+    <w:name w:val="gray3"/>
+    <w:basedOn w:val="Default"/>
+    <w:qFormat/>
+    <w:pPr>
+      <w:spacing w:lineRule="atLeast" w:line="200" w:before="0" w:after="0"/>
+    </w:pPr>
+    <w:rPr>
+      <w:rFonts w:ascii="Lohit Devanagari" w:hAnsi="Lohit Devanagari"/>
+      <w:color w:val="auto"/>
+      <w:kern w:val="2"/>
+      <w:sz w:val="36"/>
+    </w:rPr>
+  </w:style>
+  <w:style w:type="paragraph" w:styleId="Bw1">
+    <w:name w:val="bw1"/>
+    <w:basedOn w:val="Default"/>
+    <w:qFormat/>
+    <w:pPr>
+      <w:spacing w:lineRule="atLeast" w:line="200" w:before="0" w:after="0"/>
+    </w:pPr>
+    <w:rPr>
+      <w:rFonts w:ascii="Lohit Devanagari" w:hAnsi="Lohit Devanagari"/>
+      <w:color w:val="auto"/>
+      <w:kern w:val="2"/>
+      <w:sz w:val="36"/>
+    </w:rPr>
+  </w:style>
+  <w:style w:type="paragraph" w:styleId="Bw2">
+    <w:name w:val="bw2"/>
+    <w:basedOn w:val="Default"/>
+    <w:qFormat/>
+    <w:pPr>
+      <w:spacing w:lineRule="atLeast" w:line="200" w:before="0" w:after="0"/>
+    </w:pPr>
+    <w:rPr>
+      <w:rFonts w:ascii="Lohit Devanagari" w:hAnsi="Lohit Devanagari"/>
+      <w:color w:val="auto"/>
+      <w:kern w:val="2"/>
+      <w:sz w:val="36"/>
+    </w:rPr>
+  </w:style>
+  <w:style w:type="paragraph" w:styleId="Bw3">
+    <w:name w:val="bw3"/>
+    <w:basedOn w:val="Default"/>
+    <w:qFormat/>
+    <w:pPr>
+      <w:spacing w:lineRule="atLeast" w:line="200" w:before="0" w:after="0"/>
+    </w:pPr>
+    <w:rPr>
+      <w:rFonts w:ascii="Lohit Devanagari" w:hAnsi="Lohit Devanagari"/>
+      <w:color w:val="auto"/>
+      <w:kern w:val="2"/>
+      <w:sz w:val="36"/>
+    </w:rPr>
+  </w:style>
+  <w:style w:type="paragraph" w:styleId="Orange1">
+    <w:name w:val="orange1"/>
+    <w:basedOn w:val="Default"/>
+    <w:qFormat/>
+    <w:pPr>
+      <w:spacing w:lineRule="atLeast" w:line="200" w:before="0" w:after="0"/>
+    </w:pPr>
+    <w:rPr>
+      <w:rFonts w:ascii="Lohit Devanagari" w:hAnsi="Lohit Devanagari"/>
+      <w:color w:val="auto"/>
+      <w:kern w:val="2"/>
+      <w:sz w:val="36"/>
+    </w:rPr>
+  </w:style>
+  <w:style w:type="paragraph" w:styleId="Orange2">
+    <w:name w:val="orange2"/>
+    <w:basedOn w:val="Default"/>
+    <w:qFormat/>
+    <w:pPr>
+      <w:spacing w:lineRule="atLeast" w:line="200" w:before="0" w:after="0"/>
+    </w:pPr>
+    <w:rPr>
+      <w:rFonts w:ascii="Lohit Devanagari" w:hAnsi="Lohit Devanagari"/>
+      <w:color w:val="auto"/>
+      <w:kern w:val="2"/>
+      <w:sz w:val="36"/>
+    </w:rPr>
+  </w:style>
+  <w:style w:type="paragraph" w:styleId="Orange3">
+    <w:name w:val="orange3"/>
+    <w:basedOn w:val="Default"/>
+    <w:qFormat/>
+    <w:pPr>
+      <w:spacing w:lineRule="atLeast" w:line="200" w:before="0" w:after="0"/>
+    </w:pPr>
+    <w:rPr>
+      <w:rFonts w:ascii="Lohit Devanagari" w:hAnsi="Lohit Devanagari"/>
+      <w:color w:val="auto"/>
+      <w:kern w:val="2"/>
+      <w:sz w:val="36"/>
+    </w:rPr>
+  </w:style>
+  <w:style w:type="paragraph" w:styleId="Turquoise1">
+    <w:name w:val="turquoise1"/>
+    <w:basedOn w:val="Default"/>
+    <w:qFormat/>
+    <w:pPr>
+      <w:spacing w:lineRule="atLeast" w:line="200" w:before="0" w:after="0"/>
+    </w:pPr>
+    <w:rPr>
+      <w:rFonts w:ascii="Lohit Devanagari" w:hAnsi="Lohit Devanagari"/>
+      <w:color w:val="auto"/>
+      <w:kern w:val="2"/>
+      <w:sz w:val="36"/>
+    </w:rPr>
+  </w:style>
+  <w:style w:type="paragraph" w:styleId="Turquoise2">
+    <w:name w:val="turquoise2"/>
+    <w:basedOn w:val="Default"/>
+    <w:qFormat/>
+    <w:pPr>
+      <w:spacing w:lineRule="atLeast" w:line="200" w:before="0" w:after="0"/>
+    </w:pPr>
+    <w:rPr>
+      <w:rFonts w:ascii="Lohit Devanagari" w:hAnsi="Lohit Devanagari"/>
+      <w:color w:val="auto"/>
+      <w:kern w:val="2"/>
+      <w:sz w:val="36"/>
+    </w:rPr>
+  </w:style>
+  <w:style w:type="paragraph" w:styleId="Turquoise3">
+    <w:name w:val="turquoise3"/>
+    <w:basedOn w:val="Default"/>
+    <w:qFormat/>
+    <w:pPr>
+      <w:spacing w:lineRule="atLeast" w:line="200" w:before="0" w:after="0"/>
+    </w:pPr>
+    <w:rPr>
+      <w:rFonts w:ascii="Lohit Devanagari" w:hAnsi="Lohit Devanagari"/>
+      <w:color w:val="auto"/>
+      <w:kern w:val="2"/>
+      <w:sz w:val="36"/>
+    </w:rPr>
+  </w:style>
+  <w:style w:type="paragraph" w:styleId="Blue1">
+    <w:name w:val="blue1"/>
+    <w:basedOn w:val="Default"/>
+    <w:qFormat/>
+    <w:pPr>
+      <w:spacing w:lineRule="atLeast" w:line="200" w:before="0" w:after="0"/>
+    </w:pPr>
+    <w:rPr>
+      <w:rFonts w:ascii="Lohit Devanagari" w:hAnsi="Lohit Devanagari"/>
+      <w:color w:val="auto"/>
+      <w:kern w:val="2"/>
+      <w:sz w:val="36"/>
+    </w:rPr>
+  </w:style>
+  <w:style w:type="paragraph" w:styleId="Blue2">
+    <w:name w:val="blue2"/>
+    <w:basedOn w:val="Default"/>
+    <w:qFormat/>
+    <w:pPr>
+      <w:spacing w:lineRule="atLeast" w:line="200" w:before="0" w:after="0"/>
+    </w:pPr>
+    <w:rPr>
+      <w:rFonts w:ascii="Lohit Devanagari" w:hAnsi="Lohit Devanagari"/>
+      <w:color w:val="auto"/>
+      <w:kern w:val="2"/>
+      <w:sz w:val="36"/>
+    </w:rPr>
+  </w:style>
+  <w:style w:type="paragraph" w:styleId="Blue3">
+    <w:name w:val="blue3"/>
+    <w:basedOn w:val="Default"/>
+    <w:qFormat/>
+    <w:pPr>
+      <w:spacing w:lineRule="atLeast" w:line="200" w:before="0" w:after="0"/>
+    </w:pPr>
+    <w:rPr>
+      <w:rFonts w:ascii="Lohit Devanagari" w:hAnsi="Lohit Devanagari"/>
+      <w:color w:val="auto"/>
+      <w:kern w:val="2"/>
+      <w:sz w:val="36"/>
+    </w:rPr>
+  </w:style>
+  <w:style w:type="paragraph" w:styleId="Sun1">
+    <w:name w:val="sun1"/>
+    <w:basedOn w:val="Default"/>
+    <w:qFormat/>
+    <w:pPr>
+      <w:spacing w:lineRule="atLeast" w:line="200" w:before="0" w:after="0"/>
+    </w:pPr>
+    <w:rPr>
+      <w:rFonts w:ascii="Lohit Devanagari" w:hAnsi="Lohit Devanagari"/>
+      <w:color w:val="auto"/>
+      <w:kern w:val="2"/>
+      <w:sz w:val="36"/>
+    </w:rPr>
+  </w:style>
+  <w:style w:type="paragraph" w:styleId="Sun2">
+    <w:name w:val="sun2"/>
+    <w:basedOn w:val="Default"/>
+    <w:qFormat/>
+    <w:pPr>
+      <w:spacing w:lineRule="atLeast" w:line="200" w:before="0" w:after="0"/>
+    </w:pPr>
+    <w:rPr>
+      <w:rFonts w:ascii="Lohit Devanagari" w:hAnsi="Lohit Devanagari"/>
+      <w:color w:val="auto"/>
+      <w:kern w:val="2"/>
+      <w:sz w:val="36"/>
+    </w:rPr>
+  </w:style>
+  <w:style w:type="paragraph" w:styleId="Sun3">
+    <w:name w:val="sun3"/>
+    <w:basedOn w:val="Default"/>
+    <w:qFormat/>
+    <w:pPr>
+      <w:spacing w:lineRule="atLeast" w:line="200" w:before="0" w:after="0"/>
+    </w:pPr>
+    <w:rPr>
+      <w:rFonts w:ascii="Lohit Devanagari" w:hAnsi="Lohit Devanagari"/>
+      <w:color w:val="auto"/>
+      <w:kern w:val="2"/>
+      <w:sz w:val="36"/>
+    </w:rPr>
+  </w:style>
+  <w:style w:type="paragraph" w:styleId="Earth1">
+    <w:name w:val="earth1"/>
+    <w:basedOn w:val="Default"/>
+    <w:qFormat/>
+    <w:pPr>
+      <w:spacing w:lineRule="atLeast" w:line="200" w:before="0" w:after="0"/>
+    </w:pPr>
+    <w:rPr>
+      <w:rFonts w:ascii="Lohit Devanagari" w:hAnsi="Lohit Devanagari"/>
+      <w:color w:val="auto"/>
+      <w:kern w:val="2"/>
+      <w:sz w:val="36"/>
+    </w:rPr>
+  </w:style>
+  <w:style w:type="paragraph" w:styleId="Earth2">
+    <w:name w:val="earth2"/>
+    <w:basedOn w:val="Default"/>
+    <w:qFormat/>
+    <w:pPr>
+      <w:spacing w:lineRule="atLeast" w:line="200" w:before="0" w:after="0"/>
+    </w:pPr>
+    <w:rPr>
+      <w:rFonts w:ascii="Lohit Devanagari" w:hAnsi="Lohit Devanagari"/>
+      <w:color w:val="auto"/>
+      <w:kern w:val="2"/>
+      <w:sz w:val="36"/>
+    </w:rPr>
+  </w:style>
+  <w:style w:type="paragraph" w:styleId="Earth3">
+    <w:name w:val="earth3"/>
+    <w:basedOn w:val="Default"/>
+    <w:qFormat/>
+    <w:pPr>
+      <w:spacing w:lineRule="atLeast" w:line="200" w:before="0" w:after="0"/>
+    </w:pPr>
+    <w:rPr>
+      <w:rFonts w:ascii="Lohit Devanagari" w:hAnsi="Lohit Devanagari"/>
+      <w:color w:val="auto"/>
+      <w:kern w:val="2"/>
+      <w:sz w:val="36"/>
+    </w:rPr>
+  </w:style>
+  <w:style w:type="paragraph" w:styleId="Green1">
+    <w:name w:val="green1"/>
+    <w:basedOn w:val="Default"/>
+    <w:qFormat/>
+    <w:pPr>
+      <w:spacing w:lineRule="atLeast" w:line="200" w:before="0" w:after="0"/>
+    </w:pPr>
+    <w:rPr>
+      <w:rFonts w:ascii="Lohit Devanagari" w:hAnsi="Lohit Devanagari"/>
+      <w:color w:val="auto"/>
+      <w:kern w:val="2"/>
+      <w:sz w:val="36"/>
+    </w:rPr>
+  </w:style>
+  <w:style w:type="paragraph" w:styleId="Green2">
+    <w:name w:val="green2"/>
+    <w:basedOn w:val="Default"/>
+    <w:qFormat/>
+    <w:pPr>
+      <w:spacing w:lineRule="atLeast" w:line="200" w:before="0" w:after="0"/>
+    </w:pPr>
+    <w:rPr>
+      <w:rFonts w:ascii="Lohit Devanagari" w:hAnsi="Lohit Devanagari"/>
+      <w:color w:val="auto"/>
+      <w:kern w:val="2"/>
+      <w:sz w:val="36"/>
+    </w:rPr>
+  </w:style>
+  <w:style w:type="paragraph" w:styleId="Green3">
+    <w:name w:val="green3"/>
+    <w:basedOn w:val="Default"/>
+    <w:qFormat/>
+    <w:pPr>
+      <w:spacing w:lineRule="atLeast" w:line="200" w:before="0" w:after="0"/>
+    </w:pPr>
+    <w:rPr>
+      <w:rFonts w:ascii="Lohit Devanagari" w:hAnsi="Lohit Devanagari"/>
+      <w:color w:val="auto"/>
+      <w:kern w:val="2"/>
+      <w:sz w:val="36"/>
+    </w:rPr>
+  </w:style>
+  <w:style w:type="paragraph" w:styleId="Seetang1">
+    <w:name w:val="seetang1"/>
+    <w:basedOn w:val="Default"/>
+    <w:qFormat/>
+    <w:pPr>
+      <w:spacing w:lineRule="atLeast" w:line="200" w:before="0" w:after="0"/>
+    </w:pPr>
+    <w:rPr>
+      <w:rFonts w:ascii="Lohit Devanagari" w:hAnsi="Lohit Devanagari"/>
+      <w:color w:val="auto"/>
+      <w:kern w:val="2"/>
+      <w:sz w:val="36"/>
+    </w:rPr>
+  </w:style>
+  <w:style w:type="paragraph" w:styleId="Seetang2">
+    <w:name w:val="seetang2"/>
+    <w:basedOn w:val="Default"/>
+    <w:qFormat/>
+    <w:pPr>
+      <w:spacing w:lineRule="atLeast" w:line="200" w:before="0" w:after="0"/>
+    </w:pPr>
+    <w:rPr>
+      <w:rFonts w:ascii="Lohit Devanagari" w:hAnsi="Lohit Devanagari"/>
+      <w:color w:val="auto"/>
+      <w:kern w:val="2"/>
+      <w:sz w:val="36"/>
+    </w:rPr>
+  </w:style>
+  <w:style w:type="paragraph" w:styleId="Seetang3">
+    <w:name w:val="seetang3"/>
+    <w:basedOn w:val="Default"/>
+    <w:qFormat/>
+    <w:pPr>
+      <w:spacing w:lineRule="atLeast" w:line="200" w:before="0" w:after="0"/>
+    </w:pPr>
+    <w:rPr>
+      <w:rFonts w:ascii="Lohit Devanagari" w:hAnsi="Lohit Devanagari"/>
+      <w:color w:val="auto"/>
+      <w:kern w:val="2"/>
+      <w:sz w:val="36"/>
+    </w:rPr>
+  </w:style>
+  <w:style w:type="paragraph" w:styleId="Lightblue1">
+    <w:name w:val="lightblue1"/>
+    <w:basedOn w:val="Default"/>
+    <w:qFormat/>
+    <w:pPr>
+      <w:spacing w:lineRule="atLeast" w:line="200" w:before="0" w:after="0"/>
+    </w:pPr>
+    <w:rPr>
+      <w:rFonts w:ascii="Lohit Devanagari" w:hAnsi="Lohit Devanagari"/>
+      <w:color w:val="auto"/>
+      <w:kern w:val="2"/>
+      <w:sz w:val="36"/>
+    </w:rPr>
+  </w:style>
+  <w:style w:type="paragraph" w:styleId="Lightblue2">
+    <w:name w:val="lightblue2"/>
+    <w:basedOn w:val="Default"/>
+    <w:qFormat/>
+    <w:pPr>
+      <w:spacing w:lineRule="atLeast" w:line="200" w:before="0" w:after="0"/>
+    </w:pPr>
+    <w:rPr>
+      <w:rFonts w:ascii="Lohit Devanagari" w:hAnsi="Lohit Devanagari"/>
+      <w:color w:val="auto"/>
+      <w:kern w:val="2"/>
+      <w:sz w:val="36"/>
+    </w:rPr>
+  </w:style>
+  <w:style w:type="paragraph" w:styleId="Lightblue3">
+    <w:name w:val="lightblue3"/>
+    <w:basedOn w:val="Default"/>
+    <w:qFormat/>
+    <w:pPr>
+      <w:spacing w:lineRule="atLeast" w:line="200" w:before="0" w:after="0"/>
+    </w:pPr>
+    <w:rPr>
+      <w:rFonts w:ascii="Lohit Devanagari" w:hAnsi="Lohit Devanagari"/>
+      <w:color w:val="auto"/>
+      <w:kern w:val="2"/>
+      <w:sz w:val="36"/>
+    </w:rPr>
+  </w:style>
+  <w:style w:type="paragraph" w:styleId="Yellow1">
+    <w:name w:val="yellow1"/>
+    <w:basedOn w:val="Default"/>
+    <w:qFormat/>
+    <w:pPr>
+      <w:spacing w:lineRule="atLeast" w:line="200" w:before="0" w:after="0"/>
+    </w:pPr>
+    <w:rPr>
+      <w:rFonts w:ascii="Lohit Devanagari" w:hAnsi="Lohit Devanagari"/>
+      <w:color w:val="auto"/>
+      <w:kern w:val="2"/>
+      <w:sz w:val="36"/>
+    </w:rPr>
+  </w:style>
+  <w:style w:type="paragraph" w:styleId="Yellow2">
+    <w:name w:val="yellow2"/>
+    <w:basedOn w:val="Default"/>
+    <w:qFormat/>
+    <w:pPr>
+      <w:spacing w:lineRule="atLeast" w:line="200" w:before="0" w:after="0"/>
+    </w:pPr>
+    <w:rPr>
+      <w:rFonts w:ascii="Lohit Devanagari" w:hAnsi="Lohit Devanagari"/>
+      <w:color w:val="auto"/>
+      <w:kern w:val="2"/>
+      <w:sz w:val="36"/>
+    </w:rPr>
+  </w:style>
+  <w:style w:type="paragraph" w:styleId="Yellow3">
+    <w:name w:val="yellow3"/>
+    <w:basedOn w:val="Default"/>
+    <w:qFormat/>
+    <w:pPr>
+      <w:spacing w:lineRule="atLeast" w:line="200" w:before="0" w:after="0"/>
+    </w:pPr>
+    <w:rPr>
+      <w:rFonts w:ascii="Lohit Devanagari" w:hAnsi="Lohit Devanagari"/>
+      <w:color w:val="auto"/>
+      <w:kern w:val="2"/>
+      <w:sz w:val="36"/>
+    </w:rPr>
+  </w:style>
+  <w:style w:type="paragraph" w:styleId="Backgroundobjects">
+    <w:name w:val="Background objects"/>
+    <w:qFormat/>
+    <w:pPr>
+      <w:widowControl/>
+      <w:bidi w:val="0"/>
+      <w:spacing w:before="0" w:after="0"/>
+      <w:jc w:val="left"/>
+    </w:pPr>
+    <w:rPr>
+      <w:rFonts w:ascii="Liberation Serif" w:hAnsi="Liberation Serif" w:eastAsia="DejaVu Sans" w:cs="Noto Sans"/>
+      <w:color w:val="auto"/>
+      <w:kern w:val="2"/>
+      <w:sz w:val="24"/>
+      <w:szCs w:val="24"/>
+      <w:lang w:val="en-US" w:eastAsia="en-US" w:bidi="ar-SA"/>
+    </w:rPr>
+  </w:style>
+  <w:style w:type="paragraph" w:styleId="Background">
+    <w:name w:val="Background"/>
+    <w:qFormat/>
+    <w:pPr>
+      <w:widowControl/>
+      <w:bidi w:val="0"/>
+      <w:spacing w:before="0" w:after="0"/>
+      <w:jc w:val="left"/>
+    </w:pPr>
+    <w:rPr>
+      <w:rFonts w:ascii="Liberation Serif" w:hAnsi="Liberation Serif" w:eastAsia="DejaVu Sans" w:cs="Noto Sans"/>
+      <w:color w:val="auto"/>
+      <w:kern w:val="2"/>
+      <w:sz w:val="24"/>
+      <w:szCs w:val="24"/>
+      <w:lang w:val="en-US" w:eastAsia="en-US" w:bidi="ar-SA"/>
+    </w:rPr>
+  </w:style>
+  <w:style w:type="paragraph" w:styleId="Notes">
+    <w:name w:val="Notes"/>
+    <w:qFormat/>
+    <w:pPr>
+      <w:widowControl/>
+      <w:bidi w:val="0"/>
+      <w:spacing w:before="0" w:after="0"/>
+      <w:ind w:left="340" w:hanging="340"/>
+      <w:jc w:val="left"/>
+    </w:pPr>
+    <w:rPr>
+      <w:rFonts w:ascii="Lohit Devanagari" w:hAnsi="Lohit Devanagari" w:eastAsia="DejaVu Sans" w:cs="Noto Sans"/>
+      <w:b w:val="false"/>
+      <w:i w:val="false"/>
+      <w:strike w:val="false"/>
+      <w:dstrike w:val="false"/>
+      <w:outline w:val="false"/>
+      <w:shadow w:val="false"/>
+      <w:color w:val="auto"/>
+      <w:kern w:val="2"/>
+      <w:sz w:val="40"/>
+      <w:szCs w:val="24"/>
+      <w:u w:val="none"/>
+      <w:em w:val="none"/>
+      <w:lang w:val="en-US" w:eastAsia="en-US" w:bidi="ar-SA"/>
+    </w:rPr>
+  </w:style>
+  <w:style w:type="paragraph" w:styleId="Outline1">
+    <w:name w:val="Outline 1"/>
+    <w:qFormat/>
+    <w:pPr>
+      <w:widowControl/>
+      <w:bidi w:val="0"/>
+      <w:spacing w:before="283" w:after="0"/>
+      <w:jc w:val="left"/>
+    </w:pPr>
+    <w:rPr>
+      <w:rFonts w:ascii="Lohit Devanagari" w:hAnsi="Lohit Devanagari" w:eastAsia="DejaVu Sans" w:cs="Noto Sans"/>
+      <w:b w:val="false"/>
+      <w:i w:val="false"/>
+      <w:strike w:val="false"/>
+      <w:dstrike w:val="false"/>
+      <w:outline w:val="false"/>
+      <w:shadow w:val="false"/>
+      <w:color w:val="auto"/>
+      <w:spacing w:val="0"/>
+      <w:kern w:val="2"/>
+      <w:sz w:val="64"/>
+      <w:szCs w:val="24"/>
+      <w:u w:val="none"/>
+      <w:em w:val="none"/>
+      <w:lang w:val="en-US" w:eastAsia="en-US" w:bidi="ar-SA"/>
+    </w:rPr>
+  </w:style>
+  <w:style w:type="paragraph" w:styleId="Outline2">
+    <w:name w:val="Outline 2"/>
+    <w:basedOn w:val="Outline1"/>
+    <w:qFormat/>
+    <w:pPr>
+      <w:spacing w:before="227" w:after="0"/>
+    </w:pPr>
+    <w:rPr>
+      <w:rFonts w:ascii="Lohit Devanagari" w:hAnsi="Lohit Devanagari"/>
+      <w:b w:val="false"/>
+      <w:i w:val="false"/>
+      <w:strike w:val="false"/>
+      <w:dstrike w:val="false"/>
+      <w:outline w:val="false"/>
+      <w:shadow w:val="false"/>
+      <w:color w:val="auto"/>
+      <w:spacing w:val="0"/>
+      <w:kern w:val="2"/>
+      <w:sz w:val="56"/>
+      <w:u w:val="none"/>
+      <w:em w:val="none"/>
+    </w:rPr>
+  </w:style>
+  <w:style w:type="paragraph" w:styleId="Outline3">
+    <w:name w:val="Outline 3"/>
+    <w:basedOn w:val="Outline2"/>
+    <w:qFormat/>
+    <w:pPr>
+      <w:spacing w:before="170" w:after="0"/>
+    </w:pPr>
+    <w:rPr>
+      <w:rFonts w:ascii="Lohit Devanagari" w:hAnsi="Lohit Devanagari"/>
+      <w:b w:val="false"/>
+      <w:i w:val="false"/>
+      <w:strike w:val="false"/>
+      <w:dstrike w:val="false"/>
+      <w:outline w:val="false"/>
+      <w:shadow w:val="false"/>
+      <w:color w:val="auto"/>
+      <w:spacing w:val="0"/>
+      <w:kern w:val="2"/>
+      <w:sz w:val="48"/>
+      <w:u w:val="none"/>
+      <w:em w:val="none"/>
+    </w:rPr>
+  </w:style>
+  <w:style w:type="paragraph" w:styleId="Outline4">
+    <w:name w:val="Outline 4"/>
+    <w:basedOn w:val="Outline3"/>
+    <w:qFormat/>
+    <w:pPr>
+      <w:spacing w:before="113" w:after="0"/>
+    </w:pPr>
+    <w:rPr>
+      <w:rFonts w:ascii="Lohit Devanagari" w:hAnsi="Lohit Devanagari"/>
+      <w:b w:val="false"/>
+      <w:i w:val="false"/>
+      <w:strike w:val="false"/>
+      <w:dstrike w:val="false"/>
+      <w:outline w:val="false"/>
+      <w:shadow w:val="false"/>
+      <w:color w:val="auto"/>
+      <w:spacing w:val="0"/>
+      <w:kern w:val="2"/>
+      <w:sz w:val="40"/>
+      <w:u w:val="none"/>
+      <w:em w:val="none"/>
+    </w:rPr>
+  </w:style>
+  <w:style w:type="paragraph" w:styleId="Outline5">
+    <w:name w:val="Outline 5"/>
+    <w:basedOn w:val="Outline4"/>
+    <w:qFormat/>
+    <w:pPr>
+      <w:spacing w:before="57" w:after="0"/>
+    </w:pPr>
+    <w:rPr>
+      <w:rFonts w:ascii="Lohit Devanagari" w:hAnsi="Lohit Devanagari"/>
+      <w:b w:val="false"/>
+      <w:i w:val="false"/>
+      <w:strike w:val="false"/>
+      <w:dstrike w:val="false"/>
+      <w:outline w:val="false"/>
+      <w:shadow w:val="false"/>
+      <w:color w:val="auto"/>
+      <w:spacing w:val="0"/>
+      <w:kern w:val="2"/>
+      <w:sz w:val="40"/>
+      <w:u w:val="none"/>
+      <w:em w:val="none"/>
+    </w:rPr>
+  </w:style>
+  <w:style w:type="paragraph" w:styleId="Outline6">
+    <w:name w:val="Outline 6"/>
+    <w:basedOn w:val="Outline5"/>
+    <w:qFormat/>
+    <w:pPr>
+      <w:spacing w:before="57" w:after="0"/>
+    </w:pPr>
+    <w:rPr>
+      <w:rFonts w:ascii="Lohit Devanagari" w:hAnsi="Lohit Devanagari"/>
+      <w:b w:val="false"/>
+      <w:i w:val="false"/>
+      <w:strike w:val="false"/>
+      <w:dstrike w:val="false"/>
+      <w:outline w:val="false"/>
+      <w:shadow w:val="false"/>
+      <w:color w:val="auto"/>
+      <w:spacing w:val="0"/>
+      <w:kern w:val="2"/>
+      <w:sz w:val="40"/>
+      <w:u w:val="none"/>
+      <w:em w:val="none"/>
+    </w:rPr>
+  </w:style>
+  <w:style w:type="paragraph" w:styleId="Outline7">
+    <w:name w:val="Outline 7"/>
+    <w:basedOn w:val="Outline6"/>
+    <w:qFormat/>
+    <w:pPr>
+      <w:spacing w:before="57" w:after="0"/>
+    </w:pPr>
+    <w:rPr>
+      <w:rFonts w:ascii="Lohit Devanagari" w:hAnsi="Lohit Devanagari"/>
+      <w:b w:val="false"/>
+      <w:i w:val="false"/>
+      <w:strike w:val="false"/>
+      <w:dstrike w:val="false"/>
+      <w:outline w:val="false"/>
+      <w:shadow w:val="false"/>
+      <w:color w:val="auto"/>
+      <w:spacing w:val="0"/>
+      <w:kern w:val="2"/>
+      <w:sz w:val="40"/>
+      <w:u w:val="none"/>
+      <w:em w:val="none"/>
+    </w:rPr>
+  </w:style>
+  <w:style w:type="paragraph" w:styleId="Outline8">
+    <w:name w:val="Outline 8"/>
+    <w:basedOn w:val="Outline7"/>
+    <w:qFormat/>
+    <w:pPr>
+      <w:spacing w:before="57" w:after="0"/>
+    </w:pPr>
+    <w:rPr>
+      <w:rFonts w:ascii="Lohit Devanagari" w:hAnsi="Lohit Devanagari"/>
+      <w:b w:val="false"/>
+      <w:i w:val="false"/>
+      <w:strike w:val="false"/>
+      <w:dstrike w:val="false"/>
+      <w:outline w:val="false"/>
+      <w:shadow w:val="false"/>
+      <w:color w:val="auto"/>
+      <w:spacing w:val="0"/>
+      <w:kern w:val="2"/>
+      <w:sz w:val="40"/>
+      <w:u w:val="none"/>
+      <w:em w:val="none"/>
+    </w:rPr>
+  </w:style>
+  <w:style w:type="paragraph" w:styleId="Outline9">
+    <w:name w:val="Outline 9"/>
+    <w:basedOn w:val="Outline8"/>
+    <w:qFormat/>
+    <w:pPr>
+      <w:spacing w:before="57" w:after="0"/>
+    </w:pPr>
+    <w:rPr>
+      <w:rFonts w:ascii="Lohit Devanagari" w:hAnsi="Lohit Devanagari"/>
+      <w:b w:val="false"/>
+      <w:i w:val="false"/>
+      <w:strike w:val="false"/>
+      <w:dstrike w:val="false"/>
+      <w:outline w:val="false"/>
+      <w:shadow w:val="false"/>
+      <w:color w:val="auto"/>
+      <w:spacing w:val="0"/>
+      <w:kern w:val="2"/>
+      <w:sz w:val="40"/>
+      <w:u w:val="none"/>
+      <w:em w:val="none"/>
     </w:rPr>
   </w:style>
   <w:style w:type="numbering" w:styleId="NoList" w:default="1">

--- a/Herschberger_CV.docx
+++ b/Herschberger_CV.docx
@@ -10,7 +10,6 @@
         <w:rPr>
           <w:rFonts w:ascii="Times New Roman" w:hAnsi="Times New Roman" w:cs="Times New Roman"/>
           <w:b/>
-          <w:b/>
           <w:sz w:val="28"/>
           <w:szCs w:val="28"/>
         </w:rPr>
@@ -32,7 +31,6 @@
         <w:jc w:val="center"/>
         <w:rPr>
           <w:rFonts w:ascii="Times New Roman" w:hAnsi="Times New Roman" w:cs="Times New Roman"/>
-          <w:b/>
           <w:b/>
           <w:sz w:val="28"/>
           <w:szCs w:val="28"/>
@@ -107,7 +105,6 @@
         <w:rPr>
           <w:rFonts w:ascii="Times New Roman" w:hAnsi="Times New Roman" w:cs="Times New Roman"/>
           <w:b/>
-          <w:b/>
           <w:sz w:val="24"/>
           <w:szCs w:val="24"/>
         </w:rPr>
@@ -404,7 +401,7 @@
       <w:pPr>
         <w:pStyle w:val="Normal"/>
         <w:spacing w:lineRule="auto" w:line="240" w:before="60" w:after="60"/>
-        <w:ind w:left="720" w:hanging="0"/>
+        <w:ind w:hanging="0" w:left="720"/>
         <w:rPr>
           <w:rFonts w:ascii="Times New Roman" w:hAnsi="Times New Roman" w:cs="Times New Roman"/>
           <w:sz w:val="24"/>
@@ -450,7 +447,6 @@
         <w:rPr>
           <w:rFonts w:ascii="Times New Roman" w:hAnsi="Times New Roman" w:cs="Times New Roman"/>
           <w:b/>
-          <w:b/>
           <w:sz w:val="24"/>
           <w:szCs w:val="24"/>
         </w:rPr>
@@ -508,7 +504,6 @@
         <w:rPr>
           <w:rFonts w:ascii="Times New Roman" w:hAnsi="Times New Roman" w:cs="Times New Roman"/>
           <w:b/>
-          <w:b/>
           <w:sz w:val="24"/>
           <w:szCs w:val="24"/>
         </w:rPr>
@@ -531,7 +526,7 @@
           <w:tab w:val="right" w:pos="9360" w:leader="none"/>
         </w:tabs>
         <w:spacing w:lineRule="auto" w:line="276" w:before="60" w:after="0"/>
-        <w:ind w:left="720" w:hanging="720"/>
+        <w:ind w:hanging="720" w:left="720"/>
         <w:rPr>
           <w:rFonts w:ascii="Times New Roman" w:hAnsi="Times New Roman" w:cs="Times New Roman"/>
           <w:bCs/>
@@ -554,74 +549,25 @@
           <w:sz w:val="24"/>
           <w:szCs w:val="24"/>
         </w:rPr>
-        <w:t xml:space="preserve">, Calixto </w:t>
-      </w:r>
-      <w:r>
-        <w:rPr>
-          <w:rFonts w:cs="Times New Roman" w:ascii="Times New Roman" w:hAnsi="Times New Roman"/>
-          <w:sz w:val="24"/>
-          <w:szCs w:val="24"/>
-        </w:rPr>
-        <w:t xml:space="preserve">ES, </w:t>
-      </w:r>
-      <w:r>
-        <w:rPr>
-          <w:rFonts w:cs="Times New Roman" w:ascii="Times New Roman" w:hAnsi="Times New Roman"/>
-          <w:sz w:val="24"/>
-          <w:szCs w:val="24"/>
-        </w:rPr>
-        <w:t xml:space="preserve">&amp; </w:t>
-      </w:r>
-      <w:r>
-        <w:rPr>
-          <w:rFonts w:cs="Times New Roman" w:ascii="Times New Roman" w:hAnsi="Times New Roman"/>
-          <w:sz w:val="24"/>
-          <w:szCs w:val="24"/>
-        </w:rPr>
-        <w:t>Hahn P</w:t>
-      </w:r>
-      <w:r>
-        <w:rPr>
-          <w:rFonts w:cs="Times New Roman" w:ascii="Times New Roman" w:hAnsi="Times New Roman"/>
-          <w:sz w:val="24"/>
-          <w:szCs w:val="24"/>
-        </w:rPr>
-        <w:t>G</w:t>
-      </w:r>
-      <w:r>
-        <w:rPr>
-          <w:rFonts w:cs="Times New Roman" w:ascii="Times New Roman" w:hAnsi="Times New Roman"/>
-          <w:sz w:val="24"/>
-          <w:szCs w:val="24"/>
-        </w:rPr>
-        <w:t xml:space="preserve">. </w:t>
-      </w:r>
-      <w:r>
-        <w:rPr>
-          <w:rFonts w:cs="Times New Roman" w:ascii="Times New Roman" w:hAnsi="Times New Roman"/>
-          <w:b/>
-          <w:sz w:val="24"/>
-          <w:szCs w:val="24"/>
-        </w:rPr>
-        <w:t>202</w:t>
-      </w:r>
-      <w:r>
-        <w:rPr>
-          <w:rFonts w:cs="Times New Roman" w:ascii="Times New Roman" w:hAnsi="Times New Roman"/>
-          <w:b/>
-          <w:sz w:val="24"/>
-          <w:szCs w:val="24"/>
-        </w:rPr>
-        <w:t>3</w:t>
-      </w:r>
-      <w:r>
-        <w:rPr>
-          <w:rFonts w:cs="Times New Roman" w:ascii="Times New Roman" w:hAnsi="Times New Roman"/>
-          <w:bCs/>
-          <w:sz w:val="24"/>
-          <w:szCs w:val="24"/>
-        </w:rPr>
-        <w:t xml:space="preserve">. Defense trait trade-offs in </w:t>
+        <w:t xml:space="preserve">, Calixto ES, &amp; Hahn PG. </w:t>
+      </w:r>
+      <w:r>
+        <w:rPr>
+          <w:rFonts w:cs="Times New Roman" w:ascii="Times New Roman" w:hAnsi="Times New Roman"/>
+          <w:b/>
+          <w:sz w:val="24"/>
+          <w:szCs w:val="24"/>
+        </w:rPr>
+        <w:t>2023</w:t>
+      </w:r>
+      <w:r>
+        <w:rPr>
+          <w:rFonts w:cs="Times New Roman" w:ascii="Times New Roman" w:hAnsi="Times New Roman"/>
+          <w:bCs/>
+          <w:sz w:val="24"/>
+          <w:szCs w:val="24"/>
+        </w:rPr>
+        <w:t xml:space="preserve">. Defense and floral trait trade-offs in </w:t>
       </w:r>
       <w:r>
         <w:rPr>
@@ -641,7 +587,7 @@
           <w:sz w:val="24"/>
           <w:szCs w:val="24"/>
         </w:rPr>
-        <w:t xml:space="preserve"> across latitudinal gradients</w:t>
+        <w:t xml:space="preserve"> across a latitudinal gradient</w:t>
       </w:r>
       <w:r>
         <w:rPr>
@@ -674,7 +620,7 @@
           <w:sz w:val="24"/>
           <w:szCs w:val="24"/>
         </w:rPr>
-        <w:t>Gorden Research</w:t>
+        <w:t>Ecological Society of America</w:t>
       </w:r>
       <w:r>
         <w:rPr>
@@ -700,23 +646,7 @@
           <w:sz w:val="24"/>
           <w:szCs w:val="24"/>
         </w:rPr>
-        <w:t>Ventura</w:t>
-      </w:r>
-      <w:r>
-        <w:rPr>
-          <w:rFonts w:cs="Times New Roman" w:ascii="Times New Roman" w:hAnsi="Times New Roman"/>
-          <w:sz w:val="24"/>
-          <w:szCs w:val="24"/>
-        </w:rPr>
-        <w:t>, C</w:t>
-      </w:r>
-      <w:r>
-        <w:rPr>
-          <w:rFonts w:cs="Times New Roman" w:ascii="Times New Roman" w:hAnsi="Times New Roman"/>
-          <w:sz w:val="24"/>
-          <w:szCs w:val="24"/>
-        </w:rPr>
-        <w:t>A</w:t>
+        <w:t>Portland, OR</w:t>
       </w:r>
       <w:r>
         <w:rPr>
@@ -735,18 +665,17 @@
           <w:tab w:val="right" w:pos="9360" w:leader="none"/>
         </w:tabs>
         <w:spacing w:lineRule="auto" w:line="276" w:before="60" w:after="0"/>
-        <w:ind w:left="720" w:hanging="720"/>
-        <w:rPr>
-          <w:rFonts w:ascii="Times New Roman" w:hAnsi="Times New Roman" w:cs="Times New Roman"/>
-          <w:bCs/>
-          <w:sz w:val="24"/>
-          <w:szCs w:val="24"/>
-        </w:rPr>
-      </w:pPr>
-      <w:r>
-        <w:rPr>
-          <w:rFonts w:cs="Times New Roman" w:ascii="Times New Roman" w:hAnsi="Times New Roman"/>
-          <w:bCs/>
+        <w:ind w:hanging="720" w:left="720"/>
+        <w:rPr>
+          <w:rFonts w:ascii="Times New Roman" w:hAnsi="Times New Roman" w:cs="Times New Roman"/>
+          <w:bCs/>
+          <w:sz w:val="24"/>
+          <w:szCs w:val="24"/>
+        </w:rPr>
+      </w:pPr>
+      <w:r>
+        <w:rPr>
+          <w:rFonts w:cs="Times New Roman" w:ascii="Times New Roman" w:hAnsi="Times New Roman"/>
           <w:sz w:val="24"/>
           <w:szCs w:val="24"/>
           <w:u w:val="single"/>
@@ -756,70 +685,88 @@
       <w:r>
         <w:rPr>
           <w:rFonts w:cs="Times New Roman" w:ascii="Times New Roman" w:hAnsi="Times New Roman"/>
-          <w:bCs/>
-          <w:sz w:val="24"/>
-          <w:szCs w:val="24"/>
-        </w:rPr>
-        <w:t xml:space="preserve">, &amp; Kersch-Becker MF. </w:t>
-      </w:r>
-      <w:r>
-        <w:rPr>
-          <w:rFonts w:cs="Times New Roman" w:ascii="Times New Roman" w:hAnsi="Times New Roman"/>
-          <w:b/>
-          <w:bCs/>
-          <w:sz w:val="24"/>
-          <w:szCs w:val="24"/>
-        </w:rPr>
-        <w:t>2021</w:t>
-      </w:r>
-      <w:r>
-        <w:rPr>
-          <w:rFonts w:cs="Times New Roman" w:ascii="Times New Roman" w:hAnsi="Times New Roman"/>
-          <w:bCs/>
-          <w:sz w:val="24"/>
-          <w:szCs w:val="24"/>
-        </w:rPr>
-        <w:t xml:space="preserve">. Volatile organic compound (VOC) emissions and seed set of </w:t>
-      </w:r>
-      <w:r>
-        <w:rPr>
-          <w:rFonts w:cs="Times New Roman" w:ascii="Times New Roman" w:hAnsi="Times New Roman"/>
-          <w:bCs/>
-          <w:i/>
-          <w:iCs/>
-          <w:sz w:val="24"/>
-          <w:szCs w:val="24"/>
-        </w:rPr>
-        <w:t>Solidago altissima</w:t>
-      </w:r>
-      <w:r>
-        <w:rPr>
-          <w:rFonts w:cs="Times New Roman" w:ascii="Times New Roman" w:hAnsi="Times New Roman"/>
-          <w:bCs/>
-          <w:sz w:val="24"/>
-          <w:szCs w:val="24"/>
-        </w:rPr>
-        <w:t xml:space="preserve"> in response to herbivory and conspecific density</w:t>
-      </w:r>
-      <w:r>
-        <w:rPr>
-          <w:rFonts w:cs="Times New Roman" w:ascii="Times New Roman" w:hAnsi="Times New Roman"/>
-          <w:bCs/>
-          <w:i/>
-          <w:iCs/>
-          <w:sz w:val="24"/>
-          <w:szCs w:val="24"/>
-        </w:rPr>
-        <w:t xml:space="preserve">. </w:t>
-      </w:r>
-      <w:r>
-        <w:rPr>
-          <w:rFonts w:cs="Times New Roman" w:ascii="Times New Roman" w:hAnsi="Times New Roman"/>
-          <w:bCs/>
-          <w:sz w:val="24"/>
-          <w:szCs w:val="24"/>
-        </w:rPr>
-        <w:t>Entomological Society of America Annual Conference, Denver, CO.</w:t>
+          <w:sz w:val="24"/>
+          <w:szCs w:val="24"/>
+        </w:rPr>
+        <w:t xml:space="preserve">, Calixto ES, &amp; Hahn PG. </w:t>
+      </w:r>
+      <w:r>
+        <w:rPr>
+          <w:rFonts w:cs="Times New Roman" w:ascii="Times New Roman" w:hAnsi="Times New Roman"/>
+          <w:b/>
+          <w:sz w:val="24"/>
+          <w:szCs w:val="24"/>
+        </w:rPr>
+        <w:t>2023</w:t>
+      </w:r>
+      <w:r>
+        <w:rPr>
+          <w:rFonts w:cs="Times New Roman" w:ascii="Times New Roman" w:hAnsi="Times New Roman"/>
+          <w:bCs/>
+          <w:sz w:val="24"/>
+          <w:szCs w:val="24"/>
+        </w:rPr>
+        <w:t xml:space="preserve">. Defense trait trade-offs in </w:t>
+      </w:r>
+      <w:r>
+        <w:rPr>
+          <w:rFonts w:cs="Times New Roman" w:ascii="Times New Roman" w:hAnsi="Times New Roman"/>
+          <w:bCs/>
+          <w:i/>
+          <w:iCs/>
+          <w:sz w:val="24"/>
+          <w:szCs w:val="24"/>
+        </w:rPr>
+        <w:t>Solanum carolinense</w:t>
+      </w:r>
+      <w:r>
+        <w:rPr>
+          <w:rFonts w:cs="Times New Roman" w:ascii="Times New Roman" w:hAnsi="Times New Roman"/>
+          <w:bCs/>
+          <w:sz w:val="24"/>
+          <w:szCs w:val="24"/>
+        </w:rPr>
+        <w:t xml:space="preserve"> across latitudinal gradients</w:t>
+      </w:r>
+      <w:r>
+        <w:rPr>
+          <w:rFonts w:cs="Times New Roman" w:ascii="Times New Roman" w:hAnsi="Times New Roman"/>
+          <w:bCs/>
+          <w:i/>
+          <w:iCs/>
+          <w:sz w:val="24"/>
+          <w:szCs w:val="24"/>
+        </w:rPr>
+        <w:t>.</w:t>
+      </w:r>
+      <w:r>
+        <w:rPr>
+          <w:rFonts w:cs="Times New Roman" w:ascii="Times New Roman" w:hAnsi="Times New Roman"/>
+          <w:bCs/>
+          <w:i w:val="false"/>
+          <w:iCs w:val="false"/>
+          <w:sz w:val="24"/>
+          <w:szCs w:val="24"/>
+        </w:rPr>
+        <w:t xml:space="preserve"> Gorden Research</w:t>
+      </w:r>
+      <w:r>
+        <w:rPr>
+          <w:rFonts w:cs="Times New Roman" w:ascii="Times New Roman" w:hAnsi="Times New Roman"/>
+          <w:i w:val="false"/>
+          <w:iCs w:val="false"/>
+          <w:sz w:val="24"/>
+          <w:szCs w:val="24"/>
+        </w:rPr>
+        <w:t xml:space="preserve"> </w:t>
+      </w:r>
+      <w:r>
+        <w:rPr>
+          <w:rFonts w:cs="Times New Roman" w:ascii="Times New Roman" w:hAnsi="Times New Roman"/>
+          <w:sz w:val="24"/>
+          <w:szCs w:val="24"/>
+        </w:rPr>
+        <w:t>Conference, Ventura, CA.</w:t>
       </w:r>
     </w:p>
     <w:p>
@@ -830,17 +777,18 @@
           <w:tab w:val="right" w:pos="9360" w:leader="none"/>
         </w:tabs>
         <w:spacing w:lineRule="auto" w:line="276" w:before="60" w:after="0"/>
-        <w:ind w:left="720" w:hanging="720"/>
-        <w:rPr>
-          <w:rFonts w:ascii="Times New Roman" w:hAnsi="Times New Roman" w:cs="Times New Roman"/>
-          <w:bCs/>
-          <w:sz w:val="24"/>
-          <w:szCs w:val="24"/>
-        </w:rPr>
-      </w:pPr>
-      <w:r>
-        <w:rPr>
-          <w:rFonts w:cs="Times New Roman" w:ascii="Times New Roman" w:hAnsi="Times New Roman"/>
+        <w:ind w:hanging="720" w:left="720"/>
+        <w:rPr>
+          <w:rFonts w:ascii="Times New Roman" w:hAnsi="Times New Roman" w:cs="Times New Roman"/>
+          <w:bCs/>
+          <w:sz w:val="24"/>
+          <w:szCs w:val="24"/>
+        </w:rPr>
+      </w:pPr>
+      <w:r>
+        <w:rPr>
+          <w:rFonts w:cs="Times New Roman" w:ascii="Times New Roman" w:hAnsi="Times New Roman"/>
+          <w:bCs/>
           <w:sz w:val="24"/>
           <w:szCs w:val="24"/>
           <w:u w:val="single"/>
@@ -850,24 +798,57 @@
       <w:r>
         <w:rPr>
           <w:rFonts w:cs="Times New Roman" w:ascii="Times New Roman" w:hAnsi="Times New Roman"/>
-          <w:sz w:val="24"/>
-          <w:szCs w:val="24"/>
-        </w:rPr>
-        <w:t xml:space="preserve">, Kersch-Becker MF, Greenspan SE, Neely WJ, Becker CG, &amp; Romero GQ. </w:t>
-      </w:r>
-      <w:r>
-        <w:rPr>
-          <w:rFonts w:cs="Times New Roman" w:ascii="Times New Roman" w:hAnsi="Times New Roman"/>
-          <w:b/>
-          <w:sz w:val="24"/>
-          <w:szCs w:val="24"/>
-        </w:rPr>
-        <w:t>2020</w:t>
-      </w:r>
-      <w:r>
-        <w:rPr>
-          <w:rFonts w:cs="Times New Roman" w:ascii="Times New Roman" w:hAnsi="Times New Roman"/>
-          <w:bCs/>
+          <w:bCs/>
+          <w:sz w:val="24"/>
+          <w:szCs w:val="24"/>
+        </w:rPr>
+        <w:t xml:space="preserve">, &amp; Kersch-Becker MF. </w:t>
+      </w:r>
+      <w:r>
+        <w:rPr>
+          <w:rFonts w:cs="Times New Roman" w:ascii="Times New Roman" w:hAnsi="Times New Roman"/>
+          <w:b/>
+          <w:bCs/>
+          <w:sz w:val="24"/>
+          <w:szCs w:val="24"/>
+        </w:rPr>
+        <w:t>2021</w:t>
+      </w:r>
+      <w:r>
+        <w:rPr>
+          <w:rFonts w:cs="Times New Roman" w:ascii="Times New Roman" w:hAnsi="Times New Roman"/>
+          <w:bCs/>
+          <w:sz w:val="24"/>
+          <w:szCs w:val="24"/>
+        </w:rPr>
+        <w:t xml:space="preserve">. Volatile organic compound (VOC) emissions and seed set of </w:t>
+      </w:r>
+      <w:r>
+        <w:rPr>
+          <w:rFonts w:cs="Times New Roman" w:ascii="Times New Roman" w:hAnsi="Times New Roman"/>
+          <w:bCs/>
+          <w:i/>
+          <w:iCs/>
+          <w:sz w:val="24"/>
+          <w:szCs w:val="24"/>
+        </w:rPr>
+        <w:t>Solidago altissima</w:t>
+      </w:r>
+      <w:r>
+        <w:rPr>
+          <w:rFonts w:cs="Times New Roman" w:ascii="Times New Roman" w:hAnsi="Times New Roman"/>
+          <w:bCs/>
+          <w:sz w:val="24"/>
+          <w:szCs w:val="24"/>
+        </w:rPr>
+        <w:t xml:space="preserve"> in response to herbivory and conspecific density</w:t>
+      </w:r>
+      <w:r>
+        <w:rPr>
+          <w:rFonts w:cs="Times New Roman" w:ascii="Times New Roman" w:hAnsi="Times New Roman"/>
+          <w:bCs/>
+          <w:i/>
+          <w:iCs/>
           <w:sz w:val="24"/>
           <w:szCs w:val="24"/>
         </w:rPr>
@@ -876,29 +857,11 @@
       <w:r>
         <w:rPr>
           <w:rFonts w:cs="Times New Roman" w:ascii="Times New Roman" w:hAnsi="Times New Roman"/>
-          <w:sz w:val="24"/>
-          <w:szCs w:val="24"/>
-        </w:rPr>
-        <w:t>Leaf rolling caterpillars facilitate arthropod community and microbiome on plants</w:t>
-      </w:r>
-      <w:r>
-        <w:rPr>
-          <w:rFonts w:cs="Times New Roman" w:ascii="Times New Roman" w:hAnsi="Times New Roman"/>
-          <w:bCs/>
-          <w:i/>
-          <w:iCs/>
-          <w:sz w:val="24"/>
-          <w:szCs w:val="24"/>
-        </w:rPr>
-        <w:t xml:space="preserve">. </w:t>
-      </w:r>
-      <w:r>
-        <w:rPr>
-          <w:rFonts w:cs="Times New Roman" w:ascii="Times New Roman" w:hAnsi="Times New Roman"/>
-          <w:sz w:val="24"/>
-          <w:szCs w:val="24"/>
-        </w:rPr>
-        <w:t>Entomological Society of America Annual Conference, (Virtual).</w:t>
+          <w:bCs/>
+          <w:sz w:val="24"/>
+          <w:szCs w:val="24"/>
+        </w:rPr>
+        <w:t>Entomological Society of America Annual Conference, Denver, CO.</w:t>
       </w:r>
     </w:p>
     <w:p>
@@ -909,18 +872,17 @@
           <w:tab w:val="right" w:pos="9360" w:leader="none"/>
         </w:tabs>
         <w:spacing w:lineRule="auto" w:line="276" w:before="60" w:after="0"/>
-        <w:ind w:left="720" w:hanging="720"/>
-        <w:rPr>
-          <w:rFonts w:ascii="Times New Roman" w:hAnsi="Times New Roman" w:cs="Times New Roman"/>
-          <w:bCs/>
-          <w:sz w:val="24"/>
-          <w:szCs w:val="24"/>
-        </w:rPr>
-      </w:pPr>
-      <w:r>
-        <w:rPr>
-          <w:rFonts w:cs="Times New Roman" w:ascii="Times New Roman" w:hAnsi="Times New Roman"/>
-          <w:bCs/>
+        <w:ind w:hanging="720" w:left="720"/>
+        <w:rPr>
+          <w:rFonts w:ascii="Times New Roman" w:hAnsi="Times New Roman" w:cs="Times New Roman"/>
+          <w:bCs/>
+          <w:sz w:val="24"/>
+          <w:szCs w:val="24"/>
+        </w:rPr>
+      </w:pPr>
+      <w:r>
+        <w:rPr>
+          <w:rFonts w:cs="Times New Roman" w:ascii="Times New Roman" w:hAnsi="Times New Roman"/>
           <w:sz w:val="24"/>
           <w:szCs w:val="24"/>
           <w:u w:val="single"/>
@@ -930,20 +892,19 @@
       <w:r>
         <w:rPr>
           <w:rFonts w:cs="Times New Roman" w:ascii="Times New Roman" w:hAnsi="Times New Roman"/>
-          <w:bCs/>
-          <w:sz w:val="24"/>
-          <w:szCs w:val="24"/>
-        </w:rPr>
-        <w:t xml:space="preserve">, Stieha CR, &amp; Wagner RL. </w:t>
-      </w:r>
-      <w:r>
-        <w:rPr>
-          <w:rFonts w:cs="Times New Roman" w:ascii="Times New Roman" w:hAnsi="Times New Roman"/>
-          <w:b/>
-          <w:sz w:val="24"/>
-          <w:szCs w:val="24"/>
-        </w:rPr>
-        <w:t>2019</w:t>
+          <w:sz w:val="24"/>
+          <w:szCs w:val="24"/>
+        </w:rPr>
+        <w:t xml:space="preserve">, Kersch-Becker MF, Greenspan SE, Neely WJ, Becker CG, &amp; Romero GQ. </w:t>
+      </w:r>
+      <w:r>
+        <w:rPr>
+          <w:rFonts w:cs="Times New Roman" w:ascii="Times New Roman" w:hAnsi="Times New Roman"/>
+          <w:b/>
+          <w:sz w:val="24"/>
+          <w:szCs w:val="24"/>
+        </w:rPr>
+        <w:t>2020</w:t>
       </w:r>
       <w:r>
         <w:rPr>
@@ -960,35 +921,26 @@
           <w:sz w:val="24"/>
           <w:szCs w:val="24"/>
         </w:rPr>
-        <w:t>Plant fitness responses and insect-feeding choice in response to induced herbivory</w:t>
-      </w:r>
-      <w:r>
-        <w:rPr>
-          <w:rFonts w:cs="Times New Roman" w:ascii="Times New Roman" w:hAnsi="Times New Roman"/>
-          <w:bCs/>
-          <w:sz w:val="24"/>
-          <w:szCs w:val="24"/>
-        </w:rPr>
-        <w:t>.</w:t>
-      </w:r>
-      <w:r>
-        <w:rPr>
-          <w:rFonts w:cs="Times New Roman" w:ascii="Times New Roman" w:hAnsi="Times New Roman"/>
-          <w:bCs/>
-          <w:i/>
-          <w:iCs/>
-          <w:sz w:val="24"/>
-          <w:szCs w:val="24"/>
-        </w:rPr>
-        <w:t xml:space="preserve"> </w:t>
-      </w:r>
-      <w:r>
-        <w:rPr>
-          <w:rFonts w:cs="Times New Roman" w:ascii="Times New Roman" w:hAnsi="Times New Roman"/>
-          <w:sz w:val="24"/>
-          <w:szCs w:val="24"/>
-        </w:rPr>
-        <w:t>Commonwealth of Pennsylvania University Biologists, Edinboro, PA.</w:t>
+        <w:t>Leaf rolling caterpillars facilitate arthropod community and microbiome on plants</w:t>
+      </w:r>
+      <w:r>
+        <w:rPr>
+          <w:rFonts w:cs="Times New Roman" w:ascii="Times New Roman" w:hAnsi="Times New Roman"/>
+          <w:bCs/>
+          <w:i/>
+          <w:iCs/>
+          <w:sz w:val="24"/>
+          <w:szCs w:val="24"/>
+        </w:rPr>
+        <w:t xml:space="preserve">. </w:t>
+      </w:r>
+      <w:r>
+        <w:rPr>
+          <w:rFonts w:cs="Times New Roman" w:ascii="Times New Roman" w:hAnsi="Times New Roman"/>
+          <w:sz w:val="24"/>
+          <w:szCs w:val="24"/>
+        </w:rPr>
+        <w:t>Entomological Society of America Annual Conference, (Virtual).</w:t>
       </w:r>
     </w:p>
     <w:p>
@@ -999,9 +951,10 @@
           <w:tab w:val="right" w:pos="9360" w:leader="none"/>
         </w:tabs>
         <w:spacing w:lineRule="auto" w:line="276" w:before="60" w:after="0"/>
-        <w:ind w:left="720" w:hanging="720"/>
-        <w:rPr>
-          <w:rFonts w:ascii="Times New Roman" w:hAnsi="Times New Roman" w:cs="Times New Roman"/>
+        <w:ind w:hanging="720" w:left="720"/>
+        <w:rPr>
+          <w:rFonts w:ascii="Times New Roman" w:hAnsi="Times New Roman" w:cs="Times New Roman"/>
+          <w:bCs/>
           <w:sz w:val="24"/>
           <w:szCs w:val="24"/>
         </w:rPr>
@@ -1023,6 +976,95 @@
           <w:sz w:val="24"/>
           <w:szCs w:val="24"/>
         </w:rPr>
+        <w:t xml:space="preserve">, Stieha CR, &amp; Wagner RL. </w:t>
+      </w:r>
+      <w:r>
+        <w:rPr>
+          <w:rFonts w:cs="Times New Roman" w:ascii="Times New Roman" w:hAnsi="Times New Roman"/>
+          <w:b/>
+          <w:sz w:val="24"/>
+          <w:szCs w:val="24"/>
+        </w:rPr>
+        <w:t>2019</w:t>
+      </w:r>
+      <w:r>
+        <w:rPr>
+          <w:rFonts w:cs="Times New Roman" w:ascii="Times New Roman" w:hAnsi="Times New Roman"/>
+          <w:bCs/>
+          <w:sz w:val="24"/>
+          <w:szCs w:val="24"/>
+        </w:rPr>
+        <w:t xml:space="preserve">. </w:t>
+      </w:r>
+      <w:r>
+        <w:rPr>
+          <w:rFonts w:cs="Times New Roman" w:ascii="Times New Roman" w:hAnsi="Times New Roman"/>
+          <w:sz w:val="24"/>
+          <w:szCs w:val="24"/>
+        </w:rPr>
+        <w:t>Plant fitness responses and insect-feeding choice in response to induced herbivory</w:t>
+      </w:r>
+      <w:r>
+        <w:rPr>
+          <w:rFonts w:cs="Times New Roman" w:ascii="Times New Roman" w:hAnsi="Times New Roman"/>
+          <w:bCs/>
+          <w:sz w:val="24"/>
+          <w:szCs w:val="24"/>
+        </w:rPr>
+        <w:t>.</w:t>
+      </w:r>
+      <w:r>
+        <w:rPr>
+          <w:rFonts w:cs="Times New Roman" w:ascii="Times New Roman" w:hAnsi="Times New Roman"/>
+          <w:bCs/>
+          <w:i/>
+          <w:iCs/>
+          <w:sz w:val="24"/>
+          <w:szCs w:val="24"/>
+        </w:rPr>
+        <w:t xml:space="preserve"> </w:t>
+      </w:r>
+      <w:r>
+        <w:rPr>
+          <w:rFonts w:cs="Times New Roman" w:ascii="Times New Roman" w:hAnsi="Times New Roman"/>
+          <w:sz w:val="24"/>
+          <w:szCs w:val="24"/>
+        </w:rPr>
+        <w:t>Commonwealth of Pennsylvania University Biologists, Edinboro, PA.</w:t>
+      </w:r>
+    </w:p>
+    <w:p>
+      <w:pPr>
+        <w:pStyle w:val="Normal"/>
+        <w:tabs>
+          <w:tab w:val="clear" w:pos="720"/>
+          <w:tab w:val="right" w:pos="9360" w:leader="none"/>
+        </w:tabs>
+        <w:spacing w:lineRule="auto" w:line="276" w:before="59" w:after="122"/>
+        <w:ind w:hanging="720" w:left="720"/>
+        <w:rPr>
+          <w:rFonts w:ascii="Times New Roman" w:hAnsi="Times New Roman" w:cs="Times New Roman"/>
+          <w:sz w:val="24"/>
+          <w:szCs w:val="24"/>
+        </w:rPr>
+      </w:pPr>
+      <w:r>
+        <w:rPr>
+          <w:rFonts w:cs="Times New Roman" w:ascii="Times New Roman" w:hAnsi="Times New Roman"/>
+          <w:bCs/>
+          <w:sz w:val="24"/>
+          <w:szCs w:val="24"/>
+          <w:u w:val="single"/>
+        </w:rPr>
+        <w:t>Herschberger JE</w:t>
+      </w:r>
+      <w:r>
+        <w:rPr>
+          <w:rFonts w:cs="Times New Roman" w:ascii="Times New Roman" w:hAnsi="Times New Roman"/>
+          <w:bCs/>
+          <w:sz w:val="24"/>
+          <w:szCs w:val="24"/>
+        </w:rPr>
         <w:t>, Stieha CR, &amp; Wagner RL</w:t>
       </w:r>
       <w:r>
@@ -1070,8 +1112,474 @@
         </w:rPr>
         <w:t>Native Plants in the Landscape Conference, Millersville, PA.</w:t>
       </w:r>
-      <w:r>
-        <w:br w:type="page"/>
+    </w:p>
+    <w:p>
+      <w:pPr>
+        <w:pStyle w:val="Normal"/>
+        <w:pBdr>
+          <w:bottom w:val="single" w:sz="4" w:space="1" w:color="000000"/>
+        </w:pBdr>
+        <w:tabs>
+          <w:tab w:val="clear" w:pos="720"/>
+          <w:tab w:val="right" w:pos="9360" w:leader="none"/>
+        </w:tabs>
+        <w:spacing w:lineRule="auto" w:line="276" w:before="240" w:after="0"/>
+        <w:ind w:hanging="720" w:left="720"/>
+        <w:rPr>
+          <w:rFonts w:ascii="Times New Roman" w:hAnsi="Times New Roman" w:cs="Times New Roman"/>
+          <w:sz w:val="24"/>
+          <w:szCs w:val="24"/>
+        </w:rPr>
+      </w:pPr>
+      <w:r>
+        <w:rPr>
+          <w:rFonts w:cs="Times New Roman" w:ascii="Times New Roman" w:hAnsi="Times New Roman"/>
+          <w:b/>
+          <w:sz w:val="24"/>
+          <w:szCs w:val="24"/>
+        </w:rPr>
+        <w:t>Grants and Fellowships</w:t>
+      </w:r>
+    </w:p>
+    <w:p>
+      <w:pPr>
+        <w:pStyle w:val="Normal"/>
+        <w:tabs>
+          <w:tab w:val="clear" w:pos="720"/>
+          <w:tab w:val="right" w:pos="9360" w:leader="none"/>
+        </w:tabs>
+        <w:bidi w:val="0"/>
+        <w:spacing w:lineRule="auto" w:line="240" w:before="60" w:after="0"/>
+        <w:jc w:val="left"/>
+        <w:rPr>
+          <w:rFonts w:ascii="Times New Roman" w:hAnsi="Times New Roman" w:cs="Times New Roman"/>
+          <w:b/>
+          <w:bCs/>
+          <w:sz w:val="24"/>
+          <w:szCs w:val="24"/>
+        </w:rPr>
+      </w:pPr>
+      <w:r>
+        <w:rPr>
+          <w:rFonts w:cs="Times New Roman" w:ascii="Times New Roman" w:hAnsi="Times New Roman"/>
+          <w:sz w:val="24"/>
+          <w:szCs w:val="24"/>
+        </w:rPr>
+        <w:t>Travel grant</w:t>
+      </w:r>
+      <w:r>
+        <w:rPr>
+          <w:rFonts w:cs="Times New Roman" w:ascii="Times New Roman" w:hAnsi="Times New Roman"/>
+          <w:sz w:val="24"/>
+          <w:szCs w:val="24"/>
+        </w:rPr>
+        <w:t xml:space="preserve"> award, </w:t>
+      </w:r>
+      <w:r>
+        <w:rPr>
+          <w:rFonts w:eastAsia="Calibri" w:cs="Times New Roman" w:ascii="Times New Roman" w:hAnsi="Times New Roman"/>
+          <w:b w:val="false"/>
+          <w:i/>
+          <w:iCs/>
+          <w:caps w:val="false"/>
+          <w:smallCaps w:val="false"/>
+          <w:color w:val="000000"/>
+          <w:spacing w:val="0"/>
+          <w:kern w:val="0"/>
+          <w:sz w:val="24"/>
+          <w:szCs w:val="24"/>
+          <w:lang w:val="en-US" w:eastAsia="en-US" w:bidi="ar-SA"/>
+        </w:rPr>
+        <w:t>Ecological Society of America</w:t>
+      </w:r>
+      <w:r>
+        <w:rPr>
+          <w:rFonts w:cs="Times New Roman" w:ascii="Times New Roman" w:hAnsi="Times New Roman"/>
+          <w:b w:val="false"/>
+          <w:i/>
+          <w:iCs/>
+          <w:caps w:val="false"/>
+          <w:smallCaps w:val="false"/>
+          <w:color w:val="000000"/>
+          <w:spacing w:val="0"/>
+          <w:sz w:val="24"/>
+          <w:szCs w:val="24"/>
+        </w:rPr>
+        <w:t xml:space="preserve"> Conference </w:t>
+      </w:r>
+      <w:r>
+        <w:rPr>
+          <w:rFonts w:cs="Times New Roman" w:ascii="Times New Roman" w:hAnsi="Times New Roman"/>
+          <w:i/>
+          <w:iCs/>
+          <w:sz w:val="24"/>
+          <w:szCs w:val="24"/>
+        </w:rPr>
+        <w:t>($</w:t>
+      </w:r>
+      <w:r>
+        <w:rPr>
+          <w:rFonts w:cs="Times New Roman" w:ascii="Times New Roman" w:hAnsi="Times New Roman"/>
+          <w:i/>
+          <w:iCs/>
+          <w:sz w:val="24"/>
+          <w:szCs w:val="24"/>
+        </w:rPr>
+        <w:t>350</w:t>
+      </w:r>
+      <w:r>
+        <w:rPr>
+          <w:rFonts w:cs="Times New Roman" w:ascii="Times New Roman" w:hAnsi="Times New Roman"/>
+          <w:i/>
+          <w:iCs/>
+          <w:sz w:val="24"/>
+          <w:szCs w:val="24"/>
+        </w:rPr>
+        <w:t>)</w:t>
+        <w:tab/>
+      </w:r>
+      <w:r>
+        <w:rPr>
+          <w:rFonts w:cs="Times New Roman" w:ascii="Times New Roman" w:hAnsi="Times New Roman"/>
+          <w:i/>
+          <w:iCs/>
+          <w:sz w:val="24"/>
+          <w:szCs w:val="24"/>
+        </w:rPr>
+        <w:t>Fall</w:t>
+      </w:r>
+      <w:r>
+        <w:rPr>
+          <w:rFonts w:cs="Times New Roman" w:ascii="Times New Roman" w:hAnsi="Times New Roman"/>
+          <w:bCs/>
+          <w:i/>
+          <w:iCs/>
+          <w:sz w:val="24"/>
+          <w:szCs w:val="24"/>
+        </w:rPr>
+        <w:t xml:space="preserve"> 2023</w:t>
+      </w:r>
+    </w:p>
+    <w:p>
+      <w:pPr>
+        <w:pStyle w:val="Normal"/>
+        <w:tabs>
+          <w:tab w:val="clear" w:pos="720"/>
+          <w:tab w:val="right" w:pos="9360" w:leader="none"/>
+        </w:tabs>
+        <w:spacing w:lineRule="auto" w:line="240" w:before="60" w:after="0"/>
+        <w:rPr>
+          <w:rFonts w:ascii="Times New Roman" w:hAnsi="Times New Roman" w:cs="Times New Roman"/>
+          <w:b/>
+          <w:bCs/>
+          <w:sz w:val="24"/>
+          <w:szCs w:val="24"/>
+        </w:rPr>
+      </w:pPr>
+      <w:r>
+        <w:rPr>
+          <w:rFonts w:cs="Times New Roman" w:ascii="Times New Roman" w:hAnsi="Times New Roman"/>
+          <w:sz w:val="24"/>
+          <w:szCs w:val="24"/>
+        </w:rPr>
+        <w:t xml:space="preserve">Conference fee award, </w:t>
+      </w:r>
+      <w:r>
+        <w:rPr>
+          <w:rFonts w:cs="Times New Roman" w:ascii="Times New Roman" w:hAnsi="Times New Roman"/>
+          <w:b w:val="false"/>
+          <w:i/>
+          <w:iCs/>
+          <w:caps w:val="false"/>
+          <w:smallCaps w:val="false"/>
+          <w:color w:val="000000"/>
+          <w:spacing w:val="0"/>
+          <w:sz w:val="24"/>
+          <w:szCs w:val="24"/>
+        </w:rPr>
+        <w:t xml:space="preserve">Gordon Research Conference </w:t>
+      </w:r>
+      <w:r>
+        <w:rPr>
+          <w:rFonts w:cs="Times New Roman" w:ascii="Times New Roman" w:hAnsi="Times New Roman"/>
+          <w:i/>
+          <w:iCs/>
+          <w:sz w:val="24"/>
+          <w:szCs w:val="24"/>
+        </w:rPr>
+        <w:t>($435)</w:t>
+        <w:tab/>
+      </w:r>
+      <w:r>
+        <w:rPr>
+          <w:rFonts w:cs="Times New Roman" w:ascii="Times New Roman" w:hAnsi="Times New Roman"/>
+          <w:bCs/>
+          <w:i/>
+          <w:iCs/>
+          <w:sz w:val="24"/>
+          <w:szCs w:val="24"/>
+        </w:rPr>
+        <w:t>Spring 2023</w:t>
+      </w:r>
+    </w:p>
+    <w:p>
+      <w:pPr>
+        <w:pStyle w:val="Normal"/>
+        <w:tabs>
+          <w:tab w:val="clear" w:pos="720"/>
+          <w:tab w:val="right" w:pos="9360" w:leader="none"/>
+        </w:tabs>
+        <w:spacing w:lineRule="auto" w:line="240" w:before="60" w:after="0"/>
+        <w:rPr>
+          <w:b w:val="false"/>
+          <w:bCs w:val="false"/>
+        </w:rPr>
+      </w:pPr>
+      <w:r>
+        <w:rPr>
+          <w:rFonts w:cs="Times New Roman" w:ascii="Times New Roman" w:hAnsi="Times New Roman"/>
+          <w:b w:val="false"/>
+          <w:bCs w:val="false"/>
+          <w:i w:val="false"/>
+          <w:iCs w:val="false"/>
+          <w:sz w:val="24"/>
+          <w:szCs w:val="24"/>
+        </w:rPr>
+        <w:t>Grinter Fellowship</w:t>
+      </w:r>
+      <w:r>
+        <w:rPr>
+          <w:rFonts w:cs="Times New Roman" w:ascii="Times New Roman" w:hAnsi="Times New Roman"/>
+          <w:b w:val="false"/>
+          <w:bCs w:val="false"/>
+          <w:i/>
+          <w:iCs/>
+          <w:sz w:val="24"/>
+          <w:szCs w:val="24"/>
+        </w:rPr>
+        <w:t>, University of Florida ($4000)</w:t>
+        <w:tab/>
+        <w:t>Fall 2022-Spring 2023</w:t>
+      </w:r>
+    </w:p>
+    <w:p>
+      <w:pPr>
+        <w:pStyle w:val="Normal"/>
+        <w:tabs>
+          <w:tab w:val="clear" w:pos="720"/>
+          <w:tab w:val="right" w:pos="9360" w:leader="none"/>
+        </w:tabs>
+        <w:spacing w:lineRule="auto" w:line="240" w:before="60" w:after="0"/>
+        <w:rPr>
+          <w:rFonts w:ascii="Times New Roman" w:hAnsi="Times New Roman" w:cs="Times New Roman"/>
+          <w:b/>
+          <w:bCs/>
+          <w:sz w:val="24"/>
+          <w:szCs w:val="24"/>
+        </w:rPr>
+      </w:pPr>
+      <w:r>
+        <w:rPr>
+          <w:rFonts w:cs="Times New Roman" w:ascii="Times New Roman" w:hAnsi="Times New Roman"/>
+          <w:sz w:val="24"/>
+          <w:szCs w:val="24"/>
+        </w:rPr>
+        <w:t xml:space="preserve">Fall 2021 Research &amp; Conference Funding, </w:t>
+      </w:r>
+      <w:r>
+        <w:rPr>
+          <w:rFonts w:cs="Times New Roman" w:ascii="Times New Roman" w:hAnsi="Times New Roman"/>
+          <w:i/>
+          <w:iCs/>
+          <w:sz w:val="24"/>
+          <w:szCs w:val="24"/>
+        </w:rPr>
+        <w:t xml:space="preserve">University of Alabama </w:t>
+      </w:r>
+      <w:r>
+        <w:rPr>
+          <w:rFonts w:cs="Times New Roman" w:ascii="Times New Roman" w:hAnsi="Times New Roman"/>
+          <w:sz w:val="24"/>
+          <w:szCs w:val="24"/>
+        </w:rPr>
+        <w:t>($655)</w:t>
+        <w:tab/>
+      </w:r>
+      <w:r>
+        <w:rPr>
+          <w:rFonts w:cs="Times New Roman" w:ascii="Times New Roman" w:hAnsi="Times New Roman"/>
+          <w:bCs/>
+          <w:i/>
+          <w:iCs/>
+          <w:sz w:val="24"/>
+          <w:szCs w:val="24"/>
+        </w:rPr>
+        <w:t>Fall 2021</w:t>
+      </w:r>
+    </w:p>
+    <w:p>
+      <w:pPr>
+        <w:pStyle w:val="Normal"/>
+        <w:tabs>
+          <w:tab w:val="clear" w:pos="720"/>
+          <w:tab w:val="right" w:pos="9360" w:leader="none"/>
+        </w:tabs>
+        <w:spacing w:lineRule="auto" w:line="240" w:before="60" w:after="0"/>
+        <w:rPr>
+          <w:rFonts w:ascii="Times New Roman" w:hAnsi="Times New Roman" w:cs="Times New Roman"/>
+          <w:b/>
+          <w:sz w:val="24"/>
+          <w:szCs w:val="24"/>
+        </w:rPr>
+      </w:pPr>
+      <w:r>
+        <w:rPr>
+          <w:rFonts w:cs="Times New Roman" w:ascii="Times New Roman" w:hAnsi="Times New Roman"/>
+          <w:sz w:val="24"/>
+          <w:szCs w:val="24"/>
+        </w:rPr>
+        <w:t xml:space="preserve">Tanglewood Research Award, </w:t>
+      </w:r>
+      <w:r>
+        <w:rPr>
+          <w:rFonts w:cs="Times New Roman" w:ascii="Times New Roman" w:hAnsi="Times New Roman"/>
+          <w:i/>
+          <w:iCs/>
+          <w:sz w:val="24"/>
+          <w:szCs w:val="24"/>
+        </w:rPr>
+        <w:t xml:space="preserve">University of Alabama </w:t>
+      </w:r>
+      <w:r>
+        <w:rPr>
+          <w:rFonts w:cs="Times New Roman" w:ascii="Times New Roman" w:hAnsi="Times New Roman"/>
+          <w:sz w:val="24"/>
+          <w:szCs w:val="24"/>
+        </w:rPr>
+        <w:t>($2000)</w:t>
+        <w:tab/>
+      </w:r>
+      <w:r>
+        <w:rPr>
+          <w:rFonts w:cs="Times New Roman" w:ascii="Times New Roman" w:hAnsi="Times New Roman"/>
+          <w:bCs/>
+          <w:i/>
+          <w:iCs/>
+          <w:sz w:val="24"/>
+          <w:szCs w:val="24"/>
+        </w:rPr>
+        <w:t>Summer 2021</w:t>
+      </w:r>
+    </w:p>
+    <w:p>
+      <w:pPr>
+        <w:pStyle w:val="Normal"/>
+        <w:tabs>
+          <w:tab w:val="clear" w:pos="720"/>
+          <w:tab w:val="right" w:pos="9360" w:leader="none"/>
+        </w:tabs>
+        <w:spacing w:lineRule="auto" w:line="240" w:before="60" w:after="0"/>
+        <w:rPr>
+          <w:rFonts w:ascii="Times New Roman" w:hAnsi="Times New Roman" w:cs="Times New Roman"/>
+          <w:b/>
+          <w:sz w:val="24"/>
+          <w:szCs w:val="24"/>
+        </w:rPr>
+      </w:pPr>
+      <w:r>
+        <w:rPr>
+          <w:rFonts w:cs="Times New Roman" w:ascii="Times New Roman" w:hAnsi="Times New Roman"/>
+          <w:sz w:val="24"/>
+          <w:szCs w:val="24"/>
+        </w:rPr>
+        <w:t xml:space="preserve">Tanglewood Fellowship, </w:t>
+      </w:r>
+      <w:r>
+        <w:rPr>
+          <w:rFonts w:cs="Times New Roman" w:ascii="Times New Roman" w:hAnsi="Times New Roman"/>
+          <w:i/>
+          <w:iCs/>
+          <w:sz w:val="24"/>
+          <w:szCs w:val="24"/>
+        </w:rPr>
+        <w:t xml:space="preserve">University of Alabama </w:t>
+      </w:r>
+      <w:r>
+        <w:rPr>
+          <w:rFonts w:cs="Times New Roman" w:ascii="Times New Roman" w:hAnsi="Times New Roman"/>
+          <w:sz w:val="24"/>
+          <w:szCs w:val="24"/>
+        </w:rPr>
+        <w:t>($4941)</w:t>
+        <w:tab/>
+      </w:r>
+      <w:r>
+        <w:rPr>
+          <w:rFonts w:cs="Times New Roman" w:ascii="Times New Roman" w:hAnsi="Times New Roman"/>
+          <w:bCs/>
+          <w:i/>
+          <w:iCs/>
+          <w:sz w:val="24"/>
+          <w:szCs w:val="24"/>
+        </w:rPr>
+        <w:t>Summer 2021</w:t>
+      </w:r>
+    </w:p>
+    <w:p>
+      <w:pPr>
+        <w:pStyle w:val="Normal"/>
+        <w:tabs>
+          <w:tab w:val="clear" w:pos="720"/>
+          <w:tab w:val="right" w:pos="9360" w:leader="none"/>
+        </w:tabs>
+        <w:spacing w:lineRule="auto" w:line="240" w:before="60" w:after="120"/>
+        <w:rPr>
+          <w:rFonts w:ascii="Times New Roman" w:hAnsi="Times New Roman" w:cs="Times New Roman"/>
+          <w:bCs/>
+          <w:i/>
+          <w:i/>
+          <w:iCs/>
+          <w:sz w:val="24"/>
+          <w:szCs w:val="24"/>
+        </w:rPr>
+      </w:pPr>
+      <w:r>
+        <w:rPr>
+          <w:rFonts w:cs="Times New Roman" w:ascii="Times New Roman" w:hAnsi="Times New Roman"/>
+          <w:sz w:val="24"/>
+          <w:szCs w:val="24"/>
+        </w:rPr>
+        <w:t xml:space="preserve">Entomology society of America conference fees, </w:t>
+      </w:r>
+      <w:r>
+        <w:rPr>
+          <w:rFonts w:cs="Times New Roman" w:ascii="Times New Roman" w:hAnsi="Times New Roman"/>
+          <w:i/>
+          <w:iCs/>
+          <w:sz w:val="24"/>
+          <w:szCs w:val="24"/>
+        </w:rPr>
+        <w:t xml:space="preserve">University of Alabama </w:t>
+      </w:r>
+      <w:r>
+        <w:rPr>
+          <w:rFonts w:cs="Times New Roman" w:ascii="Times New Roman" w:hAnsi="Times New Roman"/>
+          <w:sz w:val="24"/>
+          <w:szCs w:val="24"/>
+        </w:rPr>
+        <w:t>($47)</w:t>
+        <w:tab/>
+      </w:r>
+      <w:r>
+        <w:rPr>
+          <w:rFonts w:cs="Times New Roman" w:ascii="Times New Roman" w:hAnsi="Times New Roman"/>
+          <w:bCs/>
+          <w:i/>
+          <w:iCs/>
+          <w:sz w:val="24"/>
+          <w:szCs w:val="24"/>
+        </w:rPr>
+        <w:t>Fall 2020</w:t>
       </w:r>
     </w:p>
     <w:p>
@@ -1084,19 +1592,18 @@
         <w:rPr>
           <w:rFonts w:ascii="Times New Roman" w:hAnsi="Times New Roman" w:cs="Times New Roman"/>
           <w:b/>
-          <w:b/>
-          <w:sz w:val="24"/>
-          <w:szCs w:val="24"/>
-        </w:rPr>
-      </w:pPr>
-      <w:r>
-        <w:rPr>
-          <w:rFonts w:cs="Times New Roman" w:ascii="Times New Roman" w:hAnsi="Times New Roman"/>
-          <w:b/>
-          <w:sz w:val="24"/>
-          <w:szCs w:val="24"/>
-        </w:rPr>
-        <w:t>Grants and Fellowships</w:t>
+          <w:sz w:val="24"/>
+          <w:szCs w:val="24"/>
+        </w:rPr>
+      </w:pPr>
+      <w:r>
+        <w:rPr>
+          <w:rFonts w:cs="Times New Roman" w:ascii="Times New Roman" w:hAnsi="Times New Roman"/>
+          <w:b/>
+          <w:sz w:val="24"/>
+          <w:szCs w:val="24"/>
+        </w:rPr>
+        <w:t>Research Experience</w:t>
       </w:r>
     </w:p>
     <w:p>
@@ -1106,441 +1613,22 @@
           <w:tab w:val="clear" w:pos="720"/>
           <w:tab w:val="right" w:pos="9360" w:leader="none"/>
         </w:tabs>
-        <w:spacing w:lineRule="auto" w:line="240" w:before="60" w:after="0"/>
-        <w:rPr>
-          <w:rFonts w:ascii="Times New Roman" w:hAnsi="Times New Roman" w:cs="Times New Roman"/>
-          <w:b/>
-          <w:b/>
-          <w:bCs/>
-          <w:sz w:val="24"/>
-          <w:szCs w:val="24"/>
-        </w:rPr>
-      </w:pPr>
-      <w:r>
-        <w:rPr>
-          <w:rFonts w:cs="Times New Roman" w:ascii="Times New Roman" w:hAnsi="Times New Roman"/>
-          <w:sz w:val="24"/>
-          <w:szCs w:val="24"/>
-        </w:rPr>
-        <w:t>Conference fee award,</w:t>
-      </w:r>
-      <w:r>
-        <w:rPr>
-          <w:rFonts w:cs="Times New Roman" w:ascii="Times New Roman" w:hAnsi="Times New Roman"/>
-          <w:sz w:val="24"/>
-          <w:szCs w:val="24"/>
-        </w:rPr>
-        <w:t xml:space="preserve"> </w:t>
-      </w:r>
-      <w:r>
-        <w:rPr>
-          <w:rFonts w:cs="Times New Roman" w:ascii="Times New Roman" w:hAnsi="Times New Roman"/>
-          <w:b w:val="false"/>
-          <w:i/>
-          <w:iCs/>
-          <w:caps w:val="false"/>
-          <w:smallCaps w:val="false"/>
-          <w:color w:val="000000"/>
-          <w:spacing w:val="0"/>
-          <w:sz w:val="24"/>
-          <w:szCs w:val="24"/>
-        </w:rPr>
-        <w:t xml:space="preserve">Gordon Research Conference </w:t>
-      </w:r>
-      <w:r>
-        <w:rPr>
-          <w:rFonts w:cs="Times New Roman" w:ascii="Times New Roman" w:hAnsi="Times New Roman"/>
-          <w:i/>
-          <w:iCs/>
-          <w:sz w:val="24"/>
-          <w:szCs w:val="24"/>
-        </w:rPr>
-        <w:t>($</w:t>
-      </w:r>
-      <w:r>
-        <w:rPr>
-          <w:rFonts w:cs="Times New Roman" w:ascii="Times New Roman" w:hAnsi="Times New Roman"/>
-          <w:i/>
-          <w:iCs/>
-          <w:sz w:val="24"/>
-          <w:szCs w:val="24"/>
-        </w:rPr>
-        <w:t>435</w:t>
-      </w:r>
-      <w:r>
-        <w:rPr>
-          <w:rFonts w:cs="Times New Roman" w:ascii="Times New Roman" w:hAnsi="Times New Roman"/>
-          <w:i/>
-          <w:iCs/>
-          <w:sz w:val="24"/>
-          <w:szCs w:val="24"/>
-        </w:rPr>
-        <w:t>)</w:t>
+        <w:spacing w:lineRule="auto" w:line="240" w:before="60" w:after="60"/>
+        <w:rPr>
+          <w:rFonts w:ascii="Times New Roman" w:hAnsi="Times New Roman" w:cs="Times New Roman"/>
+          <w:b/>
+          <w:sz w:val="24"/>
+          <w:szCs w:val="24"/>
+        </w:rPr>
+      </w:pPr>
+      <w:r>
+        <w:rPr>
+          <w:rFonts w:cs="Times New Roman" w:ascii="Times New Roman" w:hAnsi="Times New Roman"/>
+          <w:sz w:val="24"/>
+          <w:szCs w:val="24"/>
+        </w:rPr>
+        <w:t>Plant-herbivore-pollinator interactions- University of Florida</w:t>
         <w:tab/>
-      </w:r>
-      <w:r>
-        <w:rPr>
-          <w:rFonts w:cs="Times New Roman" w:ascii="Times New Roman" w:hAnsi="Times New Roman"/>
-          <w:bCs/>
-          <w:i/>
-          <w:iCs/>
-          <w:sz w:val="24"/>
-          <w:szCs w:val="24"/>
-        </w:rPr>
-        <w:t>Spring 2023</w:t>
-      </w:r>
-    </w:p>
-    <w:p>
-      <w:pPr>
-        <w:pStyle w:val="Normal"/>
-        <w:tabs>
-          <w:tab w:val="clear" w:pos="720"/>
-          <w:tab w:val="right" w:pos="9360" w:leader="none"/>
-        </w:tabs>
-        <w:spacing w:lineRule="auto" w:line="240" w:before="60" w:after="0"/>
-        <w:rPr>
-          <w:b w:val="false"/>
-          <w:b w:val="false"/>
-          <w:bCs w:val="false"/>
-        </w:rPr>
-      </w:pPr>
-      <w:r>
-        <w:rPr>
-          <w:rFonts w:cs="Times New Roman" w:ascii="Times New Roman" w:hAnsi="Times New Roman"/>
-          <w:b w:val="false"/>
-          <w:bCs w:val="false"/>
-          <w:i w:val="false"/>
-          <w:iCs w:val="false"/>
-          <w:sz w:val="24"/>
-          <w:szCs w:val="24"/>
-        </w:rPr>
-        <w:t>Grinter Fellowship</w:t>
-      </w:r>
-      <w:r>
-        <w:rPr>
-          <w:rFonts w:cs="Times New Roman" w:ascii="Times New Roman" w:hAnsi="Times New Roman"/>
-          <w:b w:val="false"/>
-          <w:bCs w:val="false"/>
-          <w:i/>
-          <w:iCs/>
-          <w:sz w:val="24"/>
-          <w:szCs w:val="24"/>
-        </w:rPr>
-        <w:t>, University of Florida ($4000)</w:t>
-        <w:tab/>
-        <w:t>Fall 2022-Spring 2023</w:t>
-      </w:r>
-    </w:p>
-    <w:p>
-      <w:pPr>
-        <w:pStyle w:val="Normal"/>
-        <w:tabs>
-          <w:tab w:val="clear" w:pos="720"/>
-          <w:tab w:val="right" w:pos="9360" w:leader="none"/>
-        </w:tabs>
-        <w:spacing w:lineRule="auto" w:line="240" w:before="60" w:after="0"/>
-        <w:rPr>
-          <w:rFonts w:ascii="Times New Roman" w:hAnsi="Times New Roman" w:cs="Times New Roman"/>
-          <w:b/>
-          <w:b/>
-          <w:bCs/>
-          <w:sz w:val="24"/>
-          <w:szCs w:val="24"/>
-        </w:rPr>
-      </w:pPr>
-      <w:r>
-        <w:rPr>
-          <w:rFonts w:cs="Times New Roman" w:ascii="Times New Roman" w:hAnsi="Times New Roman"/>
-          <w:sz w:val="24"/>
-          <w:szCs w:val="24"/>
-        </w:rPr>
-        <w:t xml:space="preserve">Fall 2021 Research &amp; Conference Funding, </w:t>
-      </w:r>
-      <w:r>
-        <w:rPr>
-          <w:rFonts w:cs="Times New Roman" w:ascii="Times New Roman" w:hAnsi="Times New Roman"/>
-          <w:i/>
-          <w:iCs/>
-          <w:sz w:val="24"/>
-          <w:szCs w:val="24"/>
-        </w:rPr>
-        <w:t xml:space="preserve">University of Alabama </w:t>
-      </w:r>
-      <w:r>
-        <w:rPr>
-          <w:rFonts w:cs="Times New Roman" w:ascii="Times New Roman" w:hAnsi="Times New Roman"/>
-          <w:sz w:val="24"/>
-          <w:szCs w:val="24"/>
-        </w:rPr>
-        <w:t>($655)</w:t>
-        <w:tab/>
-      </w:r>
-      <w:r>
-        <w:rPr>
-          <w:rFonts w:cs="Times New Roman" w:ascii="Times New Roman" w:hAnsi="Times New Roman"/>
-          <w:bCs/>
-          <w:i/>
-          <w:iCs/>
-          <w:sz w:val="24"/>
-          <w:szCs w:val="24"/>
-        </w:rPr>
-        <w:t>Fall 2021</w:t>
-      </w:r>
-    </w:p>
-    <w:p>
-      <w:pPr>
-        <w:pStyle w:val="Normal"/>
-        <w:tabs>
-          <w:tab w:val="clear" w:pos="720"/>
-          <w:tab w:val="right" w:pos="9360" w:leader="none"/>
-        </w:tabs>
-        <w:spacing w:lineRule="auto" w:line="240" w:before="60" w:after="0"/>
-        <w:rPr>
-          <w:rFonts w:ascii="Times New Roman" w:hAnsi="Times New Roman" w:cs="Times New Roman"/>
-          <w:b/>
-          <w:b/>
-          <w:sz w:val="24"/>
-          <w:szCs w:val="24"/>
-        </w:rPr>
-      </w:pPr>
-      <w:r>
-        <w:rPr>
-          <w:rFonts w:cs="Times New Roman" w:ascii="Times New Roman" w:hAnsi="Times New Roman"/>
-          <w:sz w:val="24"/>
-          <w:szCs w:val="24"/>
-        </w:rPr>
-        <w:t xml:space="preserve">Tanglewood Research Award, </w:t>
-      </w:r>
-      <w:r>
-        <w:rPr>
-          <w:rFonts w:cs="Times New Roman" w:ascii="Times New Roman" w:hAnsi="Times New Roman"/>
-          <w:i/>
-          <w:iCs/>
-          <w:sz w:val="24"/>
-          <w:szCs w:val="24"/>
-        </w:rPr>
-        <w:t xml:space="preserve">University of Alabama </w:t>
-      </w:r>
-      <w:r>
-        <w:rPr>
-          <w:rFonts w:cs="Times New Roman" w:ascii="Times New Roman" w:hAnsi="Times New Roman"/>
-          <w:sz w:val="24"/>
-          <w:szCs w:val="24"/>
-        </w:rPr>
-        <w:t>($2000)</w:t>
-        <w:tab/>
-      </w:r>
-      <w:r>
-        <w:rPr>
-          <w:rFonts w:cs="Times New Roman" w:ascii="Times New Roman" w:hAnsi="Times New Roman"/>
-          <w:bCs/>
-          <w:i/>
-          <w:iCs/>
-          <w:sz w:val="24"/>
-          <w:szCs w:val="24"/>
-        </w:rPr>
-        <w:t>Summer 2021</w:t>
-      </w:r>
-    </w:p>
-    <w:p>
-      <w:pPr>
-        <w:pStyle w:val="Normal"/>
-        <w:tabs>
-          <w:tab w:val="clear" w:pos="720"/>
-          <w:tab w:val="right" w:pos="9360" w:leader="none"/>
-        </w:tabs>
-        <w:spacing w:lineRule="auto" w:line="240" w:before="60" w:after="0"/>
-        <w:rPr>
-          <w:rFonts w:ascii="Times New Roman" w:hAnsi="Times New Roman" w:cs="Times New Roman"/>
-          <w:b/>
-          <w:b/>
-          <w:sz w:val="24"/>
-          <w:szCs w:val="24"/>
-        </w:rPr>
-      </w:pPr>
-      <w:r>
-        <w:rPr>
-          <w:rFonts w:cs="Times New Roman" w:ascii="Times New Roman" w:hAnsi="Times New Roman"/>
-          <w:sz w:val="24"/>
-          <w:szCs w:val="24"/>
-        </w:rPr>
-        <w:t xml:space="preserve">Tanglewood Fellowship, </w:t>
-      </w:r>
-      <w:r>
-        <w:rPr>
-          <w:rFonts w:cs="Times New Roman" w:ascii="Times New Roman" w:hAnsi="Times New Roman"/>
-          <w:i/>
-          <w:iCs/>
-          <w:sz w:val="24"/>
-          <w:szCs w:val="24"/>
-        </w:rPr>
-        <w:t xml:space="preserve">University of Alabama </w:t>
-      </w:r>
-      <w:r>
-        <w:rPr>
-          <w:rFonts w:cs="Times New Roman" w:ascii="Times New Roman" w:hAnsi="Times New Roman"/>
-          <w:sz w:val="24"/>
-          <w:szCs w:val="24"/>
-        </w:rPr>
-        <w:t>($4941)</w:t>
-        <w:tab/>
-      </w:r>
-      <w:r>
-        <w:rPr>
-          <w:rFonts w:cs="Times New Roman" w:ascii="Times New Roman" w:hAnsi="Times New Roman"/>
-          <w:bCs/>
-          <w:i/>
-          <w:iCs/>
-          <w:sz w:val="24"/>
-          <w:szCs w:val="24"/>
-        </w:rPr>
-        <w:t>Summer 2021</w:t>
-      </w:r>
-    </w:p>
-    <w:p>
-      <w:pPr>
-        <w:pStyle w:val="Normal"/>
-        <w:tabs>
-          <w:tab w:val="clear" w:pos="720"/>
-          <w:tab w:val="right" w:pos="9360" w:leader="none"/>
-        </w:tabs>
-        <w:spacing w:lineRule="auto" w:line="240" w:before="60" w:after="120"/>
-        <w:rPr>
-          <w:rFonts w:ascii="Times New Roman" w:hAnsi="Times New Roman" w:cs="Times New Roman"/>
-          <w:bCs/>
-          <w:i/>
-          <w:i/>
-          <w:iCs/>
-          <w:sz w:val="24"/>
-          <w:szCs w:val="24"/>
-        </w:rPr>
-      </w:pPr>
-      <w:r>
-        <w:rPr>
-          <w:rFonts w:cs="Times New Roman" w:ascii="Times New Roman" w:hAnsi="Times New Roman"/>
-          <w:sz w:val="24"/>
-          <w:szCs w:val="24"/>
-        </w:rPr>
-        <w:t xml:space="preserve">Entomology society of America conference fees, </w:t>
-      </w:r>
-      <w:r>
-        <w:rPr>
-          <w:rFonts w:cs="Times New Roman" w:ascii="Times New Roman" w:hAnsi="Times New Roman"/>
-          <w:i/>
-          <w:iCs/>
-          <w:sz w:val="24"/>
-          <w:szCs w:val="24"/>
-        </w:rPr>
-        <w:t xml:space="preserve">University of Alabama </w:t>
-      </w:r>
-      <w:r>
-        <w:rPr>
-          <w:rFonts w:cs="Times New Roman" w:ascii="Times New Roman" w:hAnsi="Times New Roman"/>
-          <w:sz w:val="24"/>
-          <w:szCs w:val="24"/>
-        </w:rPr>
-        <w:t>($47)</w:t>
-        <w:tab/>
-      </w:r>
-      <w:r>
-        <w:rPr>
-          <w:rFonts w:cs="Times New Roman" w:ascii="Times New Roman" w:hAnsi="Times New Roman"/>
-          <w:bCs/>
-          <w:i/>
-          <w:iCs/>
-          <w:sz w:val="24"/>
-          <w:szCs w:val="24"/>
-        </w:rPr>
-        <w:t>Fall 2020</w:t>
-      </w:r>
-    </w:p>
-    <w:p>
-      <w:pPr>
-        <w:pStyle w:val="Normal"/>
-        <w:pBdr>
-          <w:bottom w:val="single" w:sz="4" w:space="1" w:color="000000"/>
-        </w:pBdr>
-        <w:spacing w:lineRule="auto" w:line="240" w:before="240" w:after="60"/>
-        <w:rPr>
-          <w:rFonts w:ascii="Times New Roman" w:hAnsi="Times New Roman" w:cs="Times New Roman"/>
-          <w:b/>
-          <w:b/>
-          <w:sz w:val="24"/>
-          <w:szCs w:val="24"/>
-        </w:rPr>
-      </w:pPr>
-      <w:r>
-        <w:rPr>
-          <w:rFonts w:cs="Times New Roman" w:ascii="Times New Roman" w:hAnsi="Times New Roman"/>
-          <w:b/>
-          <w:sz w:val="24"/>
-          <w:szCs w:val="24"/>
-        </w:rPr>
-        <w:t>Research Experience</w:t>
-      </w:r>
-    </w:p>
-    <w:p>
-      <w:pPr>
-        <w:pStyle w:val="Normal"/>
-        <w:tabs>
-          <w:tab w:val="clear" w:pos="720"/>
-          <w:tab w:val="right" w:pos="9360" w:leader="none"/>
-        </w:tabs>
-        <w:spacing w:lineRule="auto" w:line="240" w:before="60" w:after="60"/>
-        <w:rPr>
-          <w:rFonts w:ascii="Times New Roman" w:hAnsi="Times New Roman" w:cs="Times New Roman"/>
-          <w:b/>
-          <w:b/>
-          <w:sz w:val="24"/>
-          <w:szCs w:val="24"/>
-        </w:rPr>
-      </w:pPr>
-      <w:r>
-        <w:rPr>
-          <w:rFonts w:cs="Times New Roman" w:ascii="Times New Roman" w:hAnsi="Times New Roman"/>
-          <w:sz w:val="24"/>
-          <w:szCs w:val="24"/>
-        </w:rPr>
-        <w:t>Plant-</w:t>
-      </w:r>
-      <w:r>
-        <w:rPr>
-          <w:rFonts w:cs="Times New Roman" w:ascii="Times New Roman" w:hAnsi="Times New Roman"/>
-          <w:sz w:val="24"/>
-          <w:szCs w:val="24"/>
-        </w:rPr>
-        <w:t>herbivore-</w:t>
-      </w:r>
-      <w:r>
-        <w:rPr>
-          <w:rFonts w:cs="Times New Roman" w:ascii="Times New Roman" w:hAnsi="Times New Roman"/>
-          <w:sz w:val="24"/>
-          <w:szCs w:val="24"/>
-        </w:rPr>
-        <w:t xml:space="preserve">pollinator interactions- University of </w:t>
-      </w:r>
-      <w:r>
-        <w:rPr>
-          <w:rFonts w:cs="Times New Roman" w:ascii="Times New Roman" w:hAnsi="Times New Roman"/>
-          <w:sz w:val="24"/>
-          <w:szCs w:val="24"/>
-        </w:rPr>
-        <w:t>Florida</w:t>
-      </w:r>
-      <w:r>
-        <w:rPr>
-          <w:rFonts w:cs="Times New Roman" w:ascii="Times New Roman" w:hAnsi="Times New Roman"/>
-          <w:sz w:val="24"/>
-          <w:szCs w:val="24"/>
-        </w:rPr>
-        <w:tab/>
-      </w:r>
-      <w:r>
-        <w:rPr>
-          <w:rFonts w:cs="Times New Roman" w:ascii="Times New Roman" w:hAnsi="Times New Roman"/>
-          <w:sz w:val="24"/>
-          <w:szCs w:val="24"/>
-        </w:rPr>
         <w:t>August</w:t>
       </w:r>
       <w:r>
@@ -1552,40 +1640,7 @@
           <w:sz w:val="24"/>
           <w:szCs w:val="24"/>
         </w:rPr>
-        <w:t xml:space="preserve"> 202</w:t>
-      </w:r>
-      <w:r>
-        <w:rPr>
-          <w:rFonts w:cs="Times New Roman" w:ascii="Times New Roman" w:hAnsi="Times New Roman"/>
-          <w:bCs/>
-          <w:i/>
-          <w:iCs/>
-          <w:sz w:val="24"/>
-          <w:szCs w:val="24"/>
-        </w:rPr>
-        <w:t>2</w:t>
-      </w:r>
-      <w:r>
-        <w:rPr>
-          <w:rFonts w:cs="Times New Roman" w:ascii="Times New Roman" w:hAnsi="Times New Roman"/>
-          <w:bCs/>
-          <w:i/>
-          <w:iCs/>
-          <w:sz w:val="24"/>
-          <w:szCs w:val="24"/>
-        </w:rPr>
-        <w:t>-</w:t>
-      </w:r>
-      <w:r>
-        <w:rPr>
-          <w:rFonts w:cs="Times New Roman" w:ascii="Times New Roman" w:hAnsi="Times New Roman"/>
-          <w:bCs/>
-          <w:i/>
-          <w:iCs/>
-          <w:sz w:val="24"/>
-          <w:szCs w:val="24"/>
-        </w:rPr>
-        <w:t>present</w:t>
+        <w:t xml:space="preserve"> 2022-present</w:t>
       </w:r>
     </w:p>
     <w:p>
@@ -1605,15 +1660,7 @@
       </w:pPr>
       <w:r>
         <w:rPr/>
-        <w:t>Quantified</w:t>
-      </w:r>
-      <w:r>
-        <w:rPr/>
-        <w:t xml:space="preserve"> </w:t>
-      </w:r>
-      <w:r>
-        <w:rPr/>
-        <w:t>herbivore defense traits variance and correlation in plants across a latitudinal gradient and resource availability</w:t>
+        <w:t>Quantified herbivore defense traits variance and correlation in plants across a latitudinal gradient and resource availability</w:t>
       </w:r>
     </w:p>
     <w:p>
@@ -1627,7 +1674,6 @@
         <w:rPr>
           <w:rFonts w:ascii="Times New Roman" w:hAnsi="Times New Roman" w:cs="Times New Roman"/>
           <w:b/>
-          <w:b/>
           <w:sz w:val="24"/>
           <w:szCs w:val="24"/>
         </w:rPr>
@@ -1650,18 +1696,7 @@
           <w:sz w:val="24"/>
           <w:szCs w:val="24"/>
         </w:rPr>
-        <w:t>January 2020-</w:t>
-      </w:r>
-      <w:r>
-        <w:rPr>
-          <w:rFonts w:cs="Times New Roman" w:ascii="Times New Roman" w:hAnsi="Times New Roman"/>
-          <w:bCs/>
-          <w:i/>
-          <w:iCs/>
-          <w:sz w:val="24"/>
-          <w:szCs w:val="24"/>
-        </w:rPr>
-        <w:t>August 2022</w:t>
+        <w:t>January 2020-August 2022</w:t>
       </w:r>
     </w:p>
     <w:p>
@@ -1793,7 +1828,6 @@
         <w:rPr>
           <w:rFonts w:ascii="Times New Roman" w:hAnsi="Times New Roman" w:cs="Times New Roman"/>
           <w:b/>
-          <w:b/>
           <w:sz w:val="24"/>
           <w:szCs w:val="24"/>
         </w:rPr>
@@ -1818,7 +1852,6 @@
         <w:spacing w:lineRule="auto" w:line="240" w:before="60" w:after="60"/>
         <w:rPr>
           <w:rFonts w:ascii="Times New Roman" w:hAnsi="Times New Roman" w:cs="Times New Roman"/>
-          <w:b/>
           <w:b/>
           <w:sz w:val="24"/>
           <w:szCs w:val="24"/>
@@ -1843,7 +1876,6 @@
         <w:rPr>
           <w:rFonts w:ascii="Times New Roman" w:hAnsi="Times New Roman" w:cs="Times New Roman"/>
           <w:b/>
-          <w:b/>
           <w:sz w:val="24"/>
           <w:szCs w:val="24"/>
         </w:rPr>
@@ -1869,7 +1901,6 @@
         <w:rPr>
           <w:rFonts w:ascii="Times New Roman" w:hAnsi="Times New Roman" w:cs="Times New Roman"/>
           <w:b/>
-          <w:b/>
           <w:sz w:val="24"/>
           <w:szCs w:val="24"/>
         </w:rPr>
@@ -1920,7 +1951,7 @@
           <w:tab w:val="right" w:pos="9360" w:leader="none"/>
         </w:tabs>
         <w:spacing w:lineRule="auto" w:line="240" w:before="60" w:after="60"/>
-        <w:ind w:left="720" w:hanging="0"/>
+        <w:ind w:hanging="0" w:left="720"/>
         <w:rPr>
           <w:rFonts w:ascii="Times New Roman" w:hAnsi="Times New Roman" w:cs="Times New Roman"/>
           <w:sz w:val="24"/>
@@ -2000,7 +2031,7 @@
           <w:tab w:val="right" w:pos="9360" w:leader="none"/>
         </w:tabs>
         <w:spacing w:lineRule="auto" w:line="240" w:before="60" w:after="60"/>
-        <w:ind w:left="720" w:hanging="0"/>
+        <w:ind w:hanging="0" w:left="720"/>
         <w:rPr>
           <w:rFonts w:ascii="Times New Roman" w:hAnsi="Times New Roman" w:cs="Times New Roman"/>
           <w:sz w:val="24"/>
@@ -2026,7 +2057,6 @@
         <w:spacing w:lineRule="auto" w:line="240" w:before="60" w:after="60"/>
         <w:rPr>
           <w:rFonts w:ascii="Times New Roman" w:hAnsi="Times New Roman" w:cs="Times New Roman"/>
-          <w:b/>
           <w:b/>
           <w:sz w:val="24"/>
           <w:szCs w:val="24"/>
@@ -2099,7 +2129,6 @@
         <w:spacing w:lineRule="auto" w:line="240" w:before="240" w:after="60"/>
         <w:rPr>
           <w:rFonts w:ascii="Times New Roman" w:hAnsi="Times New Roman" w:cs="Times New Roman"/>
-          <w:b/>
           <w:b/>
           <w:sz w:val="24"/>
           <w:szCs w:val="24"/>
@@ -2466,7 +2495,6 @@
         <w:rPr>
           <w:rFonts w:ascii="Times New Roman" w:hAnsi="Times New Roman" w:cs="Times New Roman"/>
           <w:b/>
-          <w:b/>
           <w:sz w:val="24"/>
           <w:szCs w:val="24"/>
         </w:rPr>
@@ -2527,7 +2555,6 @@
         <w:rPr>
           <w:rFonts w:ascii="Times New Roman" w:hAnsi="Times New Roman" w:cs="Times New Roman"/>
           <w:b/>
-          <w:b/>
           <w:bCs/>
           <w:sz w:val="24"/>
           <w:szCs w:val="24"/>
@@ -2565,7 +2592,6 @@
         <w:rPr>
           <w:rFonts w:ascii="Times New Roman" w:hAnsi="Times New Roman" w:cs="Times New Roman"/>
           <w:b/>
-          <w:b/>
           <w:sz w:val="24"/>
           <w:szCs w:val="24"/>
         </w:rPr>
@@ -2610,7 +2636,6 @@
         <w:rPr>
           <w:rFonts w:ascii="Times New Roman" w:hAnsi="Times New Roman" w:cs="Times New Roman"/>
           <w:b/>
-          <w:b/>
           <w:sz w:val="24"/>
           <w:szCs w:val="24"/>
         </w:rPr>
@@ -2646,7 +2671,6 @@
         <w:spacing w:lineRule="auto" w:line="240" w:before="60" w:after="120"/>
         <w:rPr>
           <w:rFonts w:ascii="Times New Roman" w:hAnsi="Times New Roman" w:cs="Times New Roman"/>
-          <w:b/>
           <w:b/>
           <w:sz w:val="24"/>
           <w:szCs w:val="24"/>
@@ -2687,7 +2711,6 @@
         <w:rPr>
           <w:rFonts w:ascii="Times New Roman" w:hAnsi="Times New Roman" w:cs="Times New Roman"/>
           <w:b/>
-          <w:b/>
           <w:sz w:val="24"/>
           <w:szCs w:val="24"/>
         </w:rPr>
@@ -2857,7 +2880,6 @@
         <w:rPr>
           <w:rFonts w:ascii="Times New Roman" w:hAnsi="Times New Roman" w:cs="Times New Roman"/>
           <w:b/>
-          <w:b/>
           <w:sz w:val="24"/>
           <w:szCs w:val="24"/>
         </w:rPr>
@@ -2894,7 +2916,6 @@
         <w:rPr>
           <w:rFonts w:ascii="Times New Roman" w:hAnsi="Times New Roman" w:cs="Times New Roman"/>
           <w:b/>
-          <w:b/>
           <w:sz w:val="24"/>
           <w:szCs w:val="24"/>
         </w:rPr>
@@ -2930,7 +2951,6 @@
         <w:spacing w:lineRule="auto" w:line="240" w:before="60" w:after="120"/>
         <w:rPr>
           <w:rFonts w:ascii="Times New Roman" w:hAnsi="Times New Roman" w:cs="Times New Roman"/>
-          <w:b/>
           <w:b/>
           <w:sz w:val="24"/>
           <w:szCs w:val="24"/>
@@ -2967,7 +2987,6 @@
         <w:rPr>
           <w:rFonts w:ascii="Times New Roman" w:hAnsi="Times New Roman" w:cs="Times New Roman"/>
           <w:b/>
-          <w:b/>
           <w:sz w:val="24"/>
           <w:szCs w:val="24"/>
         </w:rPr>
@@ -2993,7 +3012,6 @@
         <w:rPr>
           <w:rFonts w:ascii="Times New Roman" w:hAnsi="Times New Roman" w:cs="Times New Roman"/>
           <w:b/>
-          <w:b/>
           <w:sz w:val="24"/>
           <w:szCs w:val="24"/>
         </w:rPr>
@@ -3155,7 +3173,6 @@
         <w:spacing w:lineRule="auto" w:line="240" w:before="60" w:after="120"/>
         <w:rPr>
           <w:rFonts w:ascii="Times New Roman" w:hAnsi="Times New Roman" w:cs="Times New Roman"/>
-          <w:b/>
           <w:b/>
           <w:sz w:val="24"/>
           <w:szCs w:val="24"/>
@@ -3199,7 +3216,6 @@
         <w:spacing w:lineRule="auto" w:line="240" w:before="240" w:after="60"/>
         <w:rPr>
           <w:rFonts w:ascii="Times New Roman" w:hAnsi="Times New Roman" w:cs="Times New Roman"/>
-          <w:b/>
           <w:b/>
           <w:sz w:val="24"/>
           <w:szCs w:val="24"/>
@@ -3227,7 +3243,6 @@
         <w:rPr>
           <w:rFonts w:ascii="Times New Roman" w:hAnsi="Times New Roman" w:eastAsia="Times New Roman" w:cs="Times New Roman"/>
           <w:b/>
-          <w:b/>
           <w:bCs/>
           <w:color w:val="000000"/>
           <w:sz w:val="24"/>
@@ -3250,7 +3265,7 @@
       <w:pPr>
         <w:pStyle w:val="Normal"/>
         <w:spacing w:lineRule="auto" w:line="240" w:before="0" w:after="60"/>
-        <w:ind w:left="720" w:hanging="0"/>
+        <w:ind w:hanging="0" w:left="720"/>
         <w:rPr>
           <w:rFonts w:ascii="Times New Roman" w:hAnsi="Times New Roman" w:eastAsia="Times New Roman" w:cs="Times New Roman"/>
           <w:sz w:val="24"/>
@@ -3273,7 +3288,7 @@
       <w:pPr>
         <w:pStyle w:val="Normal"/>
         <w:spacing w:lineRule="auto" w:line="240" w:before="0" w:after="60"/>
-        <w:ind w:left="720" w:hanging="0"/>
+        <w:ind w:hanging="0" w:left="720"/>
         <w:rPr>
           <w:rFonts w:ascii="Times New Roman" w:hAnsi="Times New Roman" w:eastAsia="Times New Roman" w:cs="Times New Roman"/>
           <w:sz w:val="24"/>
@@ -3326,7 +3341,7 @@
       <w:pPr>
         <w:pStyle w:val="Normal"/>
         <w:spacing w:lineRule="auto" w:line="240" w:before="0" w:after="60"/>
-        <w:ind w:left="720" w:hanging="0"/>
+        <w:ind w:hanging="0" w:left="720"/>
         <w:textAlignment w:val="baseline"/>
         <w:rPr>
           <w:rFonts w:ascii="Times New Roman" w:hAnsi="Times New Roman" w:eastAsia="Times New Roman" w:cs="Times New Roman"/>
@@ -3367,7 +3382,6 @@
         <w:rPr>
           <w:rFonts w:ascii="Times New Roman" w:hAnsi="Times New Roman" w:eastAsia="Times New Roman" w:cs="Times New Roman"/>
           <w:b/>
-          <w:b/>
           <w:bCs/>
           <w:color w:val="000000"/>
           <w:sz w:val="24"/>
@@ -3390,7 +3404,7 @@
       <w:pPr>
         <w:pStyle w:val="Normal"/>
         <w:spacing w:lineRule="auto" w:line="240" w:before="0" w:after="60"/>
-        <w:ind w:left="720" w:hanging="0"/>
+        <w:ind w:hanging="0" w:left="720"/>
         <w:rPr>
           <w:rFonts w:ascii="Times New Roman" w:hAnsi="Times New Roman" w:eastAsia="Times New Roman" w:cs="Times New Roman"/>
           <w:sz w:val="24"/>
@@ -3413,7 +3427,7 @@
       <w:pPr>
         <w:pStyle w:val="Normal"/>
         <w:spacing w:lineRule="auto" w:line="240" w:before="0" w:after="60"/>
-        <w:ind w:left="720" w:hanging="0"/>
+        <w:ind w:hanging="0" w:left="720"/>
         <w:rPr>
           <w:rFonts w:ascii="Times New Roman" w:hAnsi="Times New Roman" w:eastAsia="Times New Roman" w:cs="Times New Roman"/>
           <w:sz w:val="24"/>
@@ -3466,7 +3480,7 @@
       <w:pPr>
         <w:pStyle w:val="Normal"/>
         <w:spacing w:lineRule="auto" w:line="240" w:before="0" w:after="60"/>
-        <w:ind w:left="720" w:hanging="0"/>
+        <w:ind w:hanging="0" w:left="720"/>
         <w:rPr>
           <w:rFonts w:ascii="Times New Roman" w:hAnsi="Times New Roman" w:eastAsia="Times New Roman" w:cs="Times New Roman"/>
           <w:sz w:val="24"/>
@@ -3514,7 +3528,6 @@
         <w:rPr>
           <w:rFonts w:ascii="Times New Roman" w:hAnsi="Times New Roman" w:eastAsia="Times New Roman" w:cs="Times New Roman"/>
           <w:b/>
-          <w:b/>
           <w:bCs/>
           <w:color w:val="000000"/>
           <w:sz w:val="24"/>
@@ -3538,7 +3551,7 @@
       <w:pPr>
         <w:pStyle w:val="Normal"/>
         <w:spacing w:lineRule="auto" w:line="240" w:before="0" w:after="60"/>
-        <w:ind w:left="720" w:hanging="0"/>
+        <w:ind w:hanging="0" w:left="720"/>
         <w:rPr>
           <w:rFonts w:ascii="Times New Roman" w:hAnsi="Times New Roman" w:eastAsia="Times New Roman" w:cs="Times New Roman"/>
           <w:sz w:val="24"/>
@@ -3561,7 +3574,7 @@
       <w:pPr>
         <w:pStyle w:val="Normal"/>
         <w:spacing w:lineRule="auto" w:line="240" w:before="0" w:after="60"/>
-        <w:ind w:left="720" w:hanging="0"/>
+        <w:ind w:hanging="0" w:left="720"/>
         <w:rPr>
           <w:rFonts w:ascii="Times New Roman" w:hAnsi="Times New Roman" w:eastAsia="Times New Roman" w:cs="Times New Roman"/>
           <w:sz w:val="24"/>
@@ -3603,7 +3616,7 @@
       <w:pPr>
         <w:pStyle w:val="Normal"/>
         <w:spacing w:lineRule="auto" w:line="240" w:before="0" w:after="60"/>
-        <w:ind w:left="720" w:hanging="0"/>
+        <w:ind w:hanging="0" w:left="720"/>
         <w:rPr>
           <w:rFonts w:ascii="Times New Roman" w:hAnsi="Times New Roman" w:eastAsia="Times New Roman" w:cs="Times New Roman"/>
           <w:sz w:val="24"/>
@@ -4772,7 +4785,7 @@
     <w:qFormat/>
     <w:rsid w:val="00ad2120"/>
     <w:rPr>
-      <w:color w:val="0563C1" w:themeColor="hyperlink"/>
+      <w:color w:themeColor="hyperlink" w:val="0563C1"/>
       <w:u w:val="single"/>
     </w:rPr>
   </w:style>
@@ -4862,7 +4875,7 @@
       <w:szCs w:val="20"/>
     </w:rPr>
   </w:style>
-  <w:style w:type="character" w:styleId="Appletabspan" w:customStyle="1">
+  <w:style w:type="character" w:styleId="Apple-tab-span" w:customStyle="1">
     <w:name w:val="apple-tab-span"/>
     <w:basedOn w:val="DefaultParagraphFont"/>
     <w:qFormat/>
@@ -4872,7 +4885,7 @@
   <w:style w:type="paragraph" w:styleId="Heading" w:customStyle="1">
     <w:name w:val="Heading"/>
     <w:basedOn w:val="Normal"/>
-    <w:next w:val="TextBody"/>
+    <w:next w:val="BodyText"/>
     <w:qFormat/>
     <w:pPr>
       <w:keepNext w:val="true"/>
@@ -4884,7 +4897,7 @@
       <w:szCs w:val="28"/>
     </w:rPr>
   </w:style>
-  <w:style w:type="paragraph" w:styleId="TextBody">
+  <w:style w:type="paragraph" w:styleId="BodyText">
     <w:name w:val="Body Text"/>
     <w:basedOn w:val="Normal"/>
     <w:pPr>
@@ -4894,7 +4907,7 @@
   </w:style>
   <w:style w:type="paragraph" w:styleId="List">
     <w:name w:val="List"/>
-    <w:basedOn w:val="TextBody"/>
+    <w:basedOn w:val="BodyText"/>
     <w:pPr/>
     <w:rPr>
       <w:rFonts w:cs="Lohit Devanagari"/>
@@ -4928,7 +4941,7 @@
     </w:rPr>
   </w:style>
   <w:style w:type="paragraph" w:styleId="Caption1">
-    <w:name w:val="caption"/>
+    <w:name w:val="caption1"/>
     <w:basedOn w:val="Normal"/>
     <w:qFormat/>
     <w:pPr>
@@ -5073,6 +5086,7 @@
     <w:qFormat/>
     <w:pPr>
       <w:widowControl/>
+      <w:suppressAutoHyphens w:val="true"/>
       <w:bidi w:val="0"/>
       <w:spacing w:lineRule="atLeast" w:line="200" w:before="0" w:after="0"/>
       <w:jc w:val="left"/>
@@ -5230,6 +5244,7 @@
     <w:qFormat/>
     <w:pPr>
       <w:widowControl/>
+      <w:suppressAutoHyphens w:val="true"/>
       <w:bidi w:val="0"/>
       <w:spacing w:before="0" w:after="0"/>
       <w:jc w:val="left"/>
@@ -5407,6 +5422,7 @@
     <w:qFormat/>
     <w:pPr>
       <w:widowControl/>
+      <w:suppressAutoHyphens w:val="true"/>
       <w:bidi w:val="0"/>
       <w:spacing w:before="283" w:after="0"/>
       <w:jc w:val="left"/>
@@ -5618,6 +5634,7 @@
     <w:qFormat/>
     <w:pPr>
       <w:widowControl/>
+      <w:suppressAutoHyphens w:val="true"/>
       <w:bidi w:val="0"/>
       <w:spacing w:before="0" w:after="0"/>
       <w:jc w:val="center"/>
@@ -5645,6 +5662,7 @@
     <w:qFormat/>
     <w:pPr>
       <w:widowControl/>
+      <w:suppressAutoHyphens w:val="true"/>
       <w:bidi w:val="0"/>
       <w:spacing w:before="0" w:after="0"/>
       <w:jc w:val="center"/>
@@ -5671,9 +5689,10 @@
     <w:qFormat/>
     <w:pPr>
       <w:widowControl/>
+      <w:suppressAutoHyphens w:val="true"/>
       <w:bidi w:val="0"/>
       <w:spacing w:before="0" w:after="0"/>
-      <w:ind w:left="340" w:hanging="340"/>
+      <w:ind w:hanging="340" w:left="340"/>
       <w:jc w:val="left"/>
     </w:pPr>
     <w:rPr>
@@ -5698,6 +5717,7 @@
     <w:qFormat/>
     <w:pPr>
       <w:widowControl/>
+      <w:suppressAutoHyphens w:val="true"/>
       <w:bidi w:val="0"/>
       <w:spacing w:before="0" w:after="0"/>
       <w:jc w:val="left"/>
@@ -5716,6 +5736,7 @@
     <w:qFormat/>
     <w:pPr>
       <w:widowControl/>
+      <w:suppressAutoHyphens w:val="true"/>
       <w:bidi w:val="0"/>
       <w:spacing w:before="0" w:after="0"/>
       <w:jc w:val="left"/>
@@ -5734,6 +5755,7 @@
     <w:qFormat/>
     <w:pPr>
       <w:widowControl/>
+      <w:suppressAutoHyphens w:val="true"/>
       <w:bidi w:val="0"/>
       <w:spacing w:lineRule="atLeast" w:line="200" w:before="0" w:after="0"/>
       <w:jc w:val="left"/>
@@ -6214,6 +6236,7 @@
     <w:qFormat/>
     <w:pPr>
       <w:widowControl/>
+      <w:suppressAutoHyphens w:val="true"/>
       <w:bidi w:val="0"/>
       <w:spacing w:before="0" w:after="0"/>
       <w:jc w:val="left"/>
@@ -6232,6 +6255,7 @@
     <w:qFormat/>
     <w:pPr>
       <w:widowControl/>
+      <w:suppressAutoHyphens w:val="true"/>
       <w:bidi w:val="0"/>
       <w:spacing w:before="0" w:after="0"/>
       <w:jc w:val="left"/>
@@ -6250,9 +6274,10 @@
     <w:qFormat/>
     <w:pPr>
       <w:widowControl/>
+      <w:suppressAutoHyphens w:val="true"/>
       <w:bidi w:val="0"/>
       <w:spacing w:before="0" w:after="0"/>
-      <w:ind w:left="340" w:hanging="340"/>
+      <w:ind w:hanging="340" w:left="340"/>
       <w:jc w:val="left"/>
     </w:pPr>
     <w:rPr>
@@ -6277,6 +6302,7 @@
     <w:qFormat/>
     <w:pPr>
       <w:widowControl/>
+      <w:suppressAutoHyphens w:val="true"/>
       <w:bidi w:val="0"/>
       <w:spacing w:before="283" w:after="0"/>
       <w:jc w:val="left"/>
@@ -6508,195 +6534,97 @@
 </file>
 
 <file path=word/theme/theme1.xml><?xml version="1.0" encoding="utf-8"?>
-<a:theme xmlns:a="http://schemas.openxmlformats.org/drawingml/2006/main" name="Office Theme">
+<a:theme xmlns:a="http://schemas.openxmlformats.org/drawingml/2006/main" xmlns:r="http://schemas.openxmlformats.org/officeDocument/2006/relationships" name="Office Theme">
   <a:themeElements>
     <a:clrScheme name="Office">
       <a:dk1>
-        <a:sysClr val="windowText" lastClr="000000"/>
+        <a:srgbClr val="000000"/>
       </a:dk1>
       <a:lt1>
-        <a:sysClr val="window" lastClr="FFFFFF"/>
+        <a:srgbClr val="ffffff"/>
       </a:lt1>
       <a:dk2>
-        <a:srgbClr val="44546A"/>
+        <a:srgbClr val="44546a"/>
       </a:dk2>
       <a:lt2>
-        <a:srgbClr val="E7E6E6"/>
+        <a:srgbClr val="e7e6e6"/>
       </a:lt2>
       <a:accent1>
-        <a:srgbClr val="4472C4"/>
+        <a:srgbClr val="4472c4"/>
       </a:accent1>
       <a:accent2>
-        <a:srgbClr val="ED7D31"/>
+        <a:srgbClr val="ed7d31"/>
       </a:accent2>
       <a:accent3>
-        <a:srgbClr val="A5A5A5"/>
+        <a:srgbClr val="a5a5a5"/>
       </a:accent3>
       <a:accent4>
-        <a:srgbClr val="FFC000"/>
+        <a:srgbClr val="ffc000"/>
       </a:accent4>
       <a:accent5>
-        <a:srgbClr val="5B9BD5"/>
+        <a:srgbClr val="5b9bd5"/>
       </a:accent5>
       <a:accent6>
-        <a:srgbClr val="70AD47"/>
+        <a:srgbClr val="70ad47"/>
       </a:accent6>
       <a:hlink>
-        <a:srgbClr val="0563C1"/>
+        <a:srgbClr val="0563c1"/>
       </a:hlink>
       <a:folHlink>
-        <a:srgbClr val="954F72"/>
+        <a:srgbClr val="954f72"/>
       </a:folHlink>
     </a:clrScheme>
     <a:fontScheme name="Office">
       <a:majorFont>
-        <a:latin typeface="Calibri Light" panose="020F0302020204030204"/>
+        <a:latin typeface="Calibri Light" panose="020F0302020204030204" pitchFamily="0" charset="1"/>
         <a:ea typeface=""/>
         <a:cs typeface=""/>
-        <a:font script="Jpan" typeface="游ゴシック Light"/>
-        <a:font script="Hang" typeface="맑은 고딕"/>
-        <a:font script="Hans" typeface="等线 Light"/>
-        <a:font script="Hant" typeface="新細明體"/>
-        <a:font script="Arab" typeface="Times New Roman"/>
-        <a:font script="Hebr" typeface="Times New Roman"/>
-        <a:font script="Thai" typeface="Angsana New"/>
-        <a:font script="Ethi" typeface="Nyala"/>
-        <a:font script="Beng" typeface="Vrinda"/>
-        <a:font script="Gujr" typeface="Shruti"/>
-        <a:font script="Khmr" typeface="MoolBoran"/>
-        <a:font script="Knda" typeface="Tunga"/>
-        <a:font script="Guru" typeface="Raavi"/>
-        <a:font script="Cans" typeface="Euphemia"/>
-        <a:font script="Cher" typeface="Plantagenet Cherokee"/>
-        <a:font script="Yiii" typeface="Microsoft Yi Baiti"/>
-        <a:font script="Tibt" typeface="Microsoft Himalaya"/>
-        <a:font script="Thaa" typeface="MV Boli"/>
-        <a:font script="Deva" typeface="Mangal"/>
-        <a:font script="Telu" typeface="Gautami"/>
-        <a:font script="Taml" typeface="Latha"/>
-        <a:font script="Syrc" typeface="Estrangelo Edessa"/>
-        <a:font script="Orya" typeface="Kalinga"/>
-        <a:font script="Mlym" typeface="Kartika"/>
-        <a:font script="Laoo" typeface="DokChampa"/>
-        <a:font script="Sinh" typeface="Iskoola Pota"/>
-        <a:font script="Mong" typeface="Mongolian Baiti"/>
-        <a:font script="Viet" typeface="Times New Roman"/>
-        <a:font script="Uigh" typeface="Microsoft Uighur"/>
-        <a:font script="Geor" typeface="Sylfaen"/>
-        <a:font script="Armn" typeface="Arial"/>
-        <a:font script="Bugi" typeface="Leelawadee UI"/>
-        <a:font script="Bopo" typeface="Microsoft JhengHei"/>
-        <a:font script="Java" typeface="Javanese Text"/>
-        <a:font script="Lisu" typeface="Segoe UI"/>
-        <a:font script="Mymr" typeface="Myanmar Text"/>
-        <a:font script="Nkoo" typeface="Ebrima"/>
-        <a:font script="Olck" typeface="Nirmala UI"/>
-        <a:font script="Osma" typeface="Ebrima"/>
-        <a:font script="Phag" typeface="Phagspa"/>
-        <a:font script="Syrn" typeface="Estrangelo Edessa"/>
-        <a:font script="Syrj" typeface="Estrangelo Edessa"/>
-        <a:font script="Syre" typeface="Estrangelo Edessa"/>
-        <a:font script="Sora" typeface="Nirmala UI"/>
-        <a:font script="Tale" typeface="Microsoft Tai Le"/>
-        <a:font script="Talu" typeface="Microsoft New Tai Lue"/>
-        <a:font script="Tfng" typeface="Ebrima"/>
       </a:majorFont>
       <a:minorFont>
-        <a:latin typeface="Calibri" panose="020F0502020204030204"/>
+        <a:latin typeface="Calibri" panose="020F0502020204030204" pitchFamily="0" charset="1"/>
         <a:ea typeface=""/>
         <a:cs typeface=""/>
-        <a:font script="Jpan" typeface="游明朝"/>
-        <a:font script="Hang" typeface="맑은 고딕"/>
-        <a:font script="Hans" typeface="等线"/>
-        <a:font script="Hant" typeface="新細明體"/>
-        <a:font script="Arab" typeface="Arial"/>
-        <a:font script="Hebr" typeface="Arial"/>
-        <a:font script="Thai" typeface="Cordia New"/>
-        <a:font script="Ethi" typeface="Nyala"/>
-        <a:font script="Beng" typeface="Vrinda"/>
-        <a:font script="Gujr" typeface="Shruti"/>
-        <a:font script="Khmr" typeface="DaunPenh"/>
-        <a:font script="Knda" typeface="Tunga"/>
-        <a:font script="Guru" typeface="Raavi"/>
-        <a:font script="Cans" typeface="Euphemia"/>
-        <a:font script="Cher" typeface="Plantagenet Cherokee"/>
-        <a:font script="Yiii" typeface="Microsoft Yi Baiti"/>
-        <a:font script="Tibt" typeface="Microsoft Himalaya"/>
-        <a:font script="Thaa" typeface="MV Boli"/>
-        <a:font script="Deva" typeface="Mangal"/>
-        <a:font script="Telu" typeface="Gautami"/>
-        <a:font script="Taml" typeface="Latha"/>
-        <a:font script="Syrc" typeface="Estrangelo Edessa"/>
-        <a:font script="Orya" typeface="Kalinga"/>
-        <a:font script="Mlym" typeface="Kartika"/>
-        <a:font script="Laoo" typeface="DokChampa"/>
-        <a:font script="Sinh" typeface="Iskoola Pota"/>
-        <a:font script="Mong" typeface="Mongolian Baiti"/>
-        <a:font script="Viet" typeface="Arial"/>
-        <a:font script="Uigh" typeface="Microsoft Uighur"/>
-        <a:font script="Geor" typeface="Sylfaen"/>
-        <a:font script="Armn" typeface="Arial"/>
-        <a:font script="Bugi" typeface="Leelawadee UI"/>
-        <a:font script="Bopo" typeface="Microsoft JhengHei"/>
-        <a:font script="Java" typeface="Javanese Text"/>
-        <a:font script="Lisu" typeface="Segoe UI"/>
-        <a:font script="Mymr" typeface="Myanmar Text"/>
-        <a:font script="Nkoo" typeface="Ebrima"/>
-        <a:font script="Olck" typeface="Nirmala UI"/>
-        <a:font script="Osma" typeface="Ebrima"/>
-        <a:font script="Phag" typeface="Phagspa"/>
-        <a:font script="Syrn" typeface="Estrangelo Edessa"/>
-        <a:font script="Syrj" typeface="Estrangelo Edessa"/>
-        <a:font script="Syre" typeface="Estrangelo Edessa"/>
-        <a:font script="Sora" typeface="Nirmala UI"/>
-        <a:font script="Tale" typeface="Microsoft Tai Le"/>
-        <a:font script="Talu" typeface="Microsoft New Tai Lue"/>
-        <a:font script="Tfng" typeface="Ebrima"/>
       </a:minorFont>
     </a:fontScheme>
-    <a:fmtScheme name="Office">
+    <a:fmtScheme>
       <a:fillStyleLst>
         <a:solidFill>
           <a:schemeClr val="phClr"/>
         </a:solidFill>
-        <a:gradFill rotWithShape="1">
+        <a:gradFill>
           <a:gsLst>
             <a:gs pos="0">
               <a:schemeClr val="phClr">
                 <a:lumMod val="110000"/>
-                <a:satMod val="105000"/>
                 <a:tint val="67000"/>
               </a:schemeClr>
             </a:gs>
             <a:gs pos="50000">
               <a:schemeClr val="phClr">
                 <a:lumMod val="105000"/>
-                <a:satMod val="103000"/>
                 <a:tint val="73000"/>
               </a:schemeClr>
             </a:gs>
             <a:gs pos="100000">
               <a:schemeClr val="phClr">
                 <a:lumMod val="105000"/>
-                <a:satMod val="109000"/>
                 <a:tint val="81000"/>
               </a:schemeClr>
             </a:gs>
           </a:gsLst>
           <a:lin ang="5400000" scaled="0"/>
+          <a:tileRect l="0" t="0" r="0" b="0"/>
         </a:gradFill>
-        <a:gradFill rotWithShape="1">
+        <a:gradFill>
           <a:gsLst>
             <a:gs pos="0">
               <a:schemeClr val="phClr">
-                <a:satMod val="103000"/>
                 <a:lumMod val="102000"/>
                 <a:tint val="94000"/>
               </a:schemeClr>
             </a:gs>
             <a:gs pos="50000">
               <a:schemeClr val="phClr">
-                <a:satMod val="110000"/>
                 <a:lumMod val="100000"/>
                 <a:shade val="100000"/>
               </a:schemeClr>
@@ -6704,33 +6632,24 @@
             <a:gs pos="100000">
               <a:schemeClr val="phClr">
                 <a:lumMod val="99000"/>
-                <a:satMod val="120000"/>
                 <a:shade val="78000"/>
               </a:schemeClr>
             </a:gs>
           </a:gsLst>
           <a:lin ang="5400000" scaled="0"/>
+          <a:tileRect l="0" t="0" r="0" b="0"/>
         </a:gradFill>
       </a:fillStyleLst>
       <a:lnStyleLst>
         <a:ln w="6350" cap="flat" cmpd="sng" algn="ctr">
-          <a:solidFill>
-            <a:schemeClr val="phClr"/>
-          </a:solidFill>
           <a:prstDash val="solid"/>
           <a:miter lim="800000"/>
         </a:ln>
         <a:ln w="12700" cap="flat" cmpd="sng" algn="ctr">
-          <a:solidFill>
-            <a:schemeClr val="phClr"/>
-          </a:solidFill>
           <a:prstDash val="solid"/>
           <a:miter lim="800000"/>
         </a:ln>
         <a:ln w="19050" cap="flat" cmpd="sng" algn="ctr">
-          <a:solidFill>
-            <a:schemeClr val="phClr"/>
-          </a:solidFill>
           <a:prstDash val="solid"/>
           <a:miter lim="800000"/>
         </a:ln>
@@ -6743,13 +6662,7 @@
           <a:effectLst/>
         </a:effectStyle>
         <a:effectStyle>
-          <a:effectLst>
-            <a:outerShdw blurRad="57150" dist="19050" dir="5400000" algn="ctr" rotWithShape="0">
-              <a:srgbClr val="000000">
-                <a:alpha val="63000"/>
-              </a:srgbClr>
-            </a:outerShdw>
-          </a:effectLst>
+          <a:effectLst/>
         </a:effectStyle>
       </a:effectStyleLst>
       <a:bgFillStyleLst>
@@ -6759,15 +6672,13 @@
         <a:solidFill>
           <a:schemeClr val="phClr">
             <a:tint val="95000"/>
-            <a:satMod val="170000"/>
           </a:schemeClr>
         </a:solidFill>
-        <a:gradFill rotWithShape="1">
+        <a:gradFill>
           <a:gsLst>
             <a:gs pos="0">
               <a:schemeClr val="phClr">
                 <a:tint val="93000"/>
-                <a:satMod val="150000"/>
                 <a:shade val="98000"/>
                 <a:lumMod val="102000"/>
               </a:schemeClr>
@@ -6775,7 +6686,6 @@
             <a:gs pos="50000">
               <a:schemeClr val="phClr">
                 <a:tint val="98000"/>
-                <a:satMod val="130000"/>
                 <a:shade val="90000"/>
                 <a:lumMod val="103000"/>
               </a:schemeClr>
@@ -6783,22 +6693,15 @@
             <a:gs pos="100000">
               <a:schemeClr val="phClr">
                 <a:shade val="63000"/>
-                <a:satMod val="120000"/>
               </a:schemeClr>
             </a:gs>
           </a:gsLst>
           <a:lin ang="5400000" scaled="0"/>
+          <a:tileRect l="0" t="0" r="0" b="0"/>
         </a:gradFill>
       </a:bgFillStyleLst>
     </a:fmtScheme>
   </a:themeElements>
-  <a:objectDefaults/>
-  <a:extraClrSchemeLst/>
-  <a:extLst>
-    <a:ext uri="{05A4C25C-085E-4340-85A3-A5531E510DB2}">
-      <thm15:themeFamily xmlns:thm15="http://schemas.microsoft.com/office/thememl/2012/main" name="Office Theme" id="{62F939B6-93AF-4DB8-9C6B-D6C7DFDC589F}" vid="{4A3C46E8-61CC-4603-A589-7422A47A8E4A}"/>
-    </a:ext>
-  </a:extLst>
 </a:theme>
 </file>
 

--- a/Herschberger_CV.docx
+++ b/Herschberger_CV.docx
@@ -609,27 +609,16 @@
           <w:sz w:val="24"/>
           <w:szCs w:val="24"/>
         </w:rPr>
-        <w:t xml:space="preserve"> </w:t>
-      </w:r>
-      <w:r>
-        <w:rPr>
-          <w:rFonts w:cs="Times New Roman" w:ascii="Times New Roman" w:hAnsi="Times New Roman"/>
-          <w:bCs/>
+        <w:t xml:space="preserve"> Ecological Society of America</w:t>
+      </w:r>
+      <w:r>
+        <w:rPr>
+          <w:rFonts w:cs="Times New Roman" w:ascii="Times New Roman" w:hAnsi="Times New Roman"/>
           <w:i w:val="false"/>
           <w:iCs w:val="false"/>
           <w:sz w:val="24"/>
           <w:szCs w:val="24"/>
         </w:rPr>
-        <w:t>Ecological Society of America</w:t>
-      </w:r>
-      <w:r>
-        <w:rPr>
-          <w:rFonts w:cs="Times New Roman" w:ascii="Times New Roman" w:hAnsi="Times New Roman"/>
-          <w:i w:val="false"/>
-          <w:iCs w:val="false"/>
-          <w:sz w:val="24"/>
-          <w:szCs w:val="24"/>
-        </w:rPr>
         <w:t xml:space="preserve"> </w:t>
       </w:r>
       <w:r>
@@ -638,23 +627,7 @@
           <w:sz w:val="24"/>
           <w:szCs w:val="24"/>
         </w:rPr>
-        <w:t xml:space="preserve">Conference, </w:t>
-      </w:r>
-      <w:r>
-        <w:rPr>
-          <w:rFonts w:cs="Times New Roman" w:ascii="Times New Roman" w:hAnsi="Times New Roman"/>
-          <w:sz w:val="24"/>
-          <w:szCs w:val="24"/>
-        </w:rPr>
-        <w:t>Portland, OR</w:t>
-      </w:r>
-      <w:r>
-        <w:rPr>
-          <w:rFonts w:cs="Times New Roman" w:ascii="Times New Roman" w:hAnsi="Times New Roman"/>
-          <w:sz w:val="24"/>
-          <w:szCs w:val="24"/>
-        </w:rPr>
-        <w:t>.</w:t>
+        <w:t>Conference, Portland, OR.</w:t>
       </w:r>
     </w:p>
     <w:p>
@@ -1165,15 +1138,7 @@
           <w:sz w:val="24"/>
           <w:szCs w:val="24"/>
         </w:rPr>
-        <w:t>Travel grant</w:t>
-      </w:r>
-      <w:r>
-        <w:rPr>
-          <w:rFonts w:cs="Times New Roman" w:ascii="Times New Roman" w:hAnsi="Times New Roman"/>
-          <w:sz w:val="24"/>
-          <w:szCs w:val="24"/>
-        </w:rPr>
-        <w:t xml:space="preserve"> award, </w:t>
+        <w:t xml:space="preserve">Travel grant award, </w:t>
       </w:r>
       <w:r>
         <w:rPr>
@@ -1215,37 +1180,8 @@
           <w:sz w:val="24"/>
           <w:szCs w:val="24"/>
         </w:rPr>
-        <w:t>($</w:t>
-      </w:r>
-      <w:r>
-        <w:rPr>
-          <w:rFonts w:cs="Times New Roman" w:ascii="Times New Roman" w:hAnsi="Times New Roman"/>
-          <w:i/>
-          <w:iCs/>
-          <w:sz w:val="24"/>
-          <w:szCs w:val="24"/>
-        </w:rPr>
-        <w:t>350</w:t>
-      </w:r>
-      <w:r>
-        <w:rPr>
-          <w:rFonts w:cs="Times New Roman" w:ascii="Times New Roman" w:hAnsi="Times New Roman"/>
-          <w:i/>
-          <w:iCs/>
-          <w:sz w:val="24"/>
-          <w:szCs w:val="24"/>
-        </w:rPr>
-        <w:t>)</w:t>
+        <w:t>($350)</w:t>
         <w:tab/>
-      </w:r>
-      <w:r>
-        <w:rPr>
-          <w:rFonts w:cs="Times New Roman" w:ascii="Times New Roman" w:hAnsi="Times New Roman"/>
-          <w:i/>
-          <w:iCs/>
-          <w:sz w:val="24"/>
-          <w:szCs w:val="24"/>
-        </w:rPr>
         <w:t>Fall</w:t>
       </w:r>
       <w:r>
@@ -1911,6 +1847,152 @@
           <w:sz w:val="24"/>
           <w:szCs w:val="24"/>
         </w:rPr>
+        <w:t>ENY</w:t>
+      </w:r>
+      <w:r>
+        <w:rPr>
+          <w:rFonts w:cs="Times New Roman" w:ascii="Times New Roman" w:hAnsi="Times New Roman"/>
+          <w:sz w:val="24"/>
+          <w:szCs w:val="24"/>
+        </w:rPr>
+        <w:t xml:space="preserve"> </w:t>
+      </w:r>
+      <w:r>
+        <w:rPr>
+          <w:rFonts w:cs="Times New Roman" w:ascii="Times New Roman" w:hAnsi="Times New Roman"/>
+          <w:sz w:val="24"/>
+          <w:szCs w:val="24"/>
+        </w:rPr>
+        <w:t>3005L/5006L</w:t>
+      </w:r>
+      <w:r>
+        <w:rPr>
+          <w:rFonts w:cs="Times New Roman" w:ascii="Times New Roman" w:hAnsi="Times New Roman"/>
+          <w:sz w:val="24"/>
+          <w:szCs w:val="24"/>
+        </w:rPr>
+        <w:t xml:space="preserve">: </w:t>
+      </w:r>
+      <w:r>
+        <w:rPr>
+          <w:rFonts w:cs="Times New Roman" w:ascii="Times New Roman" w:hAnsi="Times New Roman"/>
+          <w:sz w:val="24"/>
+          <w:szCs w:val="24"/>
+        </w:rPr>
+        <w:t>Principles of Entomology</w:t>
+      </w:r>
+      <w:r>
+        <w:rPr>
+          <w:rFonts w:cs="Times New Roman" w:ascii="Times New Roman" w:hAnsi="Times New Roman"/>
+          <w:sz w:val="24"/>
+          <w:szCs w:val="24"/>
+        </w:rPr>
+        <w:t xml:space="preserve"> Lab, </w:t>
+      </w:r>
+      <w:r>
+        <w:rPr>
+          <w:rFonts w:cs="Times New Roman" w:ascii="Times New Roman" w:hAnsi="Times New Roman"/>
+          <w:i/>
+          <w:iCs/>
+          <w:sz w:val="24"/>
+          <w:szCs w:val="24"/>
+        </w:rPr>
+        <w:t xml:space="preserve">University of </w:t>
+      </w:r>
+      <w:r>
+        <w:rPr>
+          <w:rFonts w:cs="Times New Roman" w:ascii="Times New Roman" w:hAnsi="Times New Roman"/>
+          <w:i/>
+          <w:iCs/>
+          <w:sz w:val="24"/>
+          <w:szCs w:val="24"/>
+        </w:rPr>
+        <w:t>Florida</w:t>
+      </w:r>
+      <w:r>
+        <w:rPr>
+          <w:rFonts w:cs="Times New Roman" w:ascii="Times New Roman" w:hAnsi="Times New Roman"/>
+          <w:sz w:val="24"/>
+          <w:szCs w:val="24"/>
+        </w:rPr>
+        <w:tab/>
+      </w:r>
+      <w:r>
+        <w:rPr>
+          <w:rFonts w:cs="Times New Roman" w:ascii="Times New Roman" w:hAnsi="Times New Roman"/>
+          <w:bCs/>
+          <w:i/>
+          <w:iCs/>
+          <w:sz w:val="24"/>
+          <w:szCs w:val="24"/>
+        </w:rPr>
+        <w:t xml:space="preserve">Fall </w:t>
+      </w:r>
+      <w:r>
+        <w:rPr>
+          <w:rFonts w:cs="Times New Roman" w:ascii="Times New Roman" w:hAnsi="Times New Roman"/>
+          <w:bCs/>
+          <w:i/>
+          <w:iCs/>
+          <w:sz w:val="24"/>
+          <w:szCs w:val="24"/>
+        </w:rPr>
+        <w:t>2023</w:t>
+      </w:r>
+    </w:p>
+    <w:p>
+      <w:pPr>
+        <w:pStyle w:val="Normal"/>
+        <w:tabs>
+          <w:tab w:val="clear" w:pos="720"/>
+          <w:tab w:val="right" w:pos="9360" w:leader="none"/>
+        </w:tabs>
+        <w:spacing w:lineRule="auto" w:line="240" w:before="60" w:after="60"/>
+        <w:ind w:hanging="0" w:left="720"/>
+        <w:rPr>
+          <w:rFonts w:ascii="Times New Roman" w:hAnsi="Times New Roman" w:cs="Times New Roman"/>
+          <w:sz w:val="24"/>
+          <w:szCs w:val="24"/>
+        </w:rPr>
+      </w:pPr>
+      <w:r>
+        <w:rPr>
+          <w:rFonts w:cs="Times New Roman" w:ascii="Times New Roman" w:hAnsi="Times New Roman"/>
+          <w:sz w:val="24"/>
+          <w:szCs w:val="24"/>
+        </w:rPr>
+        <w:t>-</w:t>
+      </w:r>
+      <w:r>
+        <w:rPr>
+          <w:rFonts w:cs="Times New Roman" w:ascii="Times New Roman" w:hAnsi="Times New Roman"/>
+          <w:sz w:val="24"/>
+          <w:szCs w:val="24"/>
+        </w:rPr>
+        <w:t>Taught students basic entomological concepts and guided students through various lab activities</w:t>
+      </w:r>
+    </w:p>
+    <w:p>
+      <w:pPr>
+        <w:pStyle w:val="Normal"/>
+        <w:tabs>
+          <w:tab w:val="clear" w:pos="720"/>
+          <w:tab w:val="right" w:pos="9360" w:leader="none"/>
+        </w:tabs>
+        <w:spacing w:lineRule="auto" w:line="240" w:before="60" w:after="60"/>
+        <w:rPr>
+          <w:rFonts w:ascii="Times New Roman" w:hAnsi="Times New Roman" w:cs="Times New Roman"/>
+          <w:b/>
+          <w:sz w:val="24"/>
+          <w:szCs w:val="24"/>
+        </w:rPr>
+      </w:pPr>
+      <w:r>
+        <w:rPr>
+          <w:rFonts w:cs="Times New Roman" w:ascii="Times New Roman" w:hAnsi="Times New Roman"/>
+          <w:sz w:val="24"/>
+          <w:szCs w:val="24"/>
+        </w:rPr>
         <w:t xml:space="preserve">BSC 386: General Ecology Lab, </w:t>
       </w:r>
       <w:r>
@@ -2164,7 +2246,7 @@
           <w:sz w:val="24"/>
           <w:szCs w:val="24"/>
         </w:rPr>
-        <w:t>Research Assistant- University of Florida</w:t>
+        <w:t>Teaching Assistant- University of Florida</w:t>
       </w:r>
       <w:r>
         <w:rPr>
@@ -2178,13 +2260,14 @@
       <w:r>
         <w:rPr>
           <w:rFonts w:cs="Times New Roman" w:ascii="Times New Roman" w:hAnsi="Times New Roman"/>
-          <w:bCs/>
-          <w:i/>
-          <w:iCs/>
-          <w:sz w:val="24"/>
-          <w:szCs w:val="24"/>
-        </w:rPr>
-        <w:t>Fall 2022-Present</w:t>
+          <w:b w:val="false"/>
+          <w:bCs w:val="false"/>
+          <w:i/>
+          <w:iCs/>
+          <w:sz w:val="24"/>
+          <w:szCs w:val="24"/>
+        </w:rPr>
+        <w:t>Fall 2023-Present</w:t>
       </w:r>
     </w:p>
     <w:p>
@@ -2203,8 +2286,71 @@
         <w:rPr/>
       </w:pPr>
       <w:r>
-        <w:rPr/>
-        <w:t xml:space="preserve">Modified and conducted chemical analysis protocols investigating plant chemical defenses </w:t>
+        <w:rPr>
+          <w:rFonts w:cs="Times New Roman"/>
+          <w:sz w:val="24"/>
+          <w:szCs w:val="24"/>
+        </w:rPr>
+        <w:t xml:space="preserve">Taught the students general </w:t>
+      </w:r>
+      <w:r>
+        <w:rPr>
+          <w:rFonts w:cs="Times New Roman"/>
+          <w:sz w:val="24"/>
+          <w:szCs w:val="24"/>
+        </w:rPr>
+        <w:t>entomo</w:t>
+      </w:r>
+      <w:r>
+        <w:rPr>
+          <w:rFonts w:cs="Times New Roman"/>
+          <w:sz w:val="24"/>
+          <w:szCs w:val="24"/>
+        </w:rPr>
+        <w:t xml:space="preserve">logical concepts, and assisted them in performing different experiments in a laboratory setting </w:t>
+      </w:r>
+    </w:p>
+    <w:p>
+      <w:pPr>
+        <w:pStyle w:val="Normal"/>
+        <w:tabs>
+          <w:tab w:val="clear" w:pos="720"/>
+          <w:tab w:val="right" w:pos="9360" w:leader="none"/>
+        </w:tabs>
+        <w:spacing w:lineRule="auto" w:line="240" w:before="60" w:after="60"/>
+        <w:rPr>
+          <w:rFonts w:ascii="Times New Roman" w:hAnsi="Times New Roman" w:cs="Times New Roman"/>
+          <w:sz w:val="24"/>
+          <w:szCs w:val="24"/>
+        </w:rPr>
+      </w:pPr>
+      <w:r>
+        <w:rPr>
+          <w:rFonts w:cs="Times New Roman" w:ascii="Times New Roman" w:hAnsi="Times New Roman"/>
+          <w:sz w:val="24"/>
+          <w:szCs w:val="24"/>
+        </w:rPr>
+        <w:t>Research Assistant- University of Florida</w:t>
+      </w:r>
+      <w:r>
+        <w:rPr>
+          <w:rFonts w:cs="Times New Roman" w:ascii="Times New Roman" w:hAnsi="Times New Roman"/>
+          <w:b/>
+          <w:sz w:val="24"/>
+          <w:szCs w:val="24"/>
+        </w:rPr>
+        <w:tab/>
+      </w:r>
+      <w:r>
+        <w:rPr>
+          <w:rFonts w:cs="Times New Roman" w:ascii="Times New Roman" w:hAnsi="Times New Roman"/>
+          <w:bCs/>
+          <w:i/>
+          <w:iCs/>
+          <w:sz w:val="24"/>
+          <w:szCs w:val="24"/>
+        </w:rPr>
+        <w:t>Fall 2022-Present</w:t>
       </w:r>
     </w:p>
     <w:p>
@@ -2224,17 +2370,37 @@
       </w:pPr>
       <w:r>
         <w:rPr/>
-        <w:t>Managed undergraduate students on multiple research projects</w:t>
-      </w:r>
-    </w:p>
-    <w:p>
-      <w:pPr>
-        <w:pStyle w:val="Normal"/>
+        <w:t xml:space="preserve">Modified and conducted chemical analysis protocols investigating plant chemical defenses </w:t>
+      </w:r>
+    </w:p>
+    <w:p>
+      <w:pPr>
+        <w:pStyle w:val="ListParagraph"/>
+        <w:numPr>
+          <w:ilvl w:val="0"/>
+          <w:numId w:val="3"/>
+        </w:numPr>
         <w:tabs>
           <w:tab w:val="clear" w:pos="720"/>
           <w:tab w:val="right" w:pos="9360" w:leader="none"/>
         </w:tabs>
         <w:spacing w:lineRule="auto" w:line="240" w:before="60" w:after="60"/>
+        <w:contextualSpacing/>
+        <w:rPr/>
+      </w:pPr>
+      <w:r>
+        <w:rPr/>
+        <w:t>Managed undergraduate students on multiple research projects</w:t>
+      </w:r>
+    </w:p>
+    <w:p>
+      <w:pPr>
+        <w:pStyle w:val="Normal"/>
+        <w:tabs>
+          <w:tab w:val="clear" w:pos="720"/>
+          <w:tab w:val="right" w:pos="9360" w:leader="none"/>
+        </w:tabs>
+        <w:spacing w:lineRule="auto" w:line="240" w:before="60" w:after="60"/>
         <w:rPr>
           <w:rFonts w:ascii="Times New Roman" w:hAnsi="Times New Roman" w:cs="Times New Roman"/>
           <w:sz w:val="24"/>
@@ -2267,7 +2433,18 @@
           <w:sz w:val="24"/>
           <w:szCs w:val="24"/>
         </w:rPr>
-        <w:t>Spring 2020-Present</w:t>
+        <w:t>Spring 2020-</w:t>
+      </w:r>
+      <w:r>
+        <w:rPr>
+          <w:rFonts w:cs="Times New Roman" w:ascii="Times New Roman" w:hAnsi="Times New Roman"/>
+          <w:bCs/>
+          <w:i/>
+          <w:iCs/>
+          <w:sz w:val="24"/>
+          <w:szCs w:val="24"/>
+        </w:rPr>
+        <w:t>Summer 2022</w:t>
       </w:r>
     </w:p>
     <w:p>
